--- a/SECURE EMAIL SYSTEM.docx
+++ b/SECURE EMAIL SYSTEM.docx
@@ -1,6 +1,6 @@
 
 <file path=word/document.xml><?xml version="1.0" encoding="utf-8"?>
-<w:document xmlns:wpc="http://schemas.microsoft.com/office/word/2010/wordprocessingCanvas" xmlns:cx="http://schemas.microsoft.com/office/drawing/2014/chartex" xmlns:cx1="http://schemas.microsoft.com/office/drawing/2015/9/8/chartex" xmlns:mc="http://schemas.openxmlformats.org/markup-compatibility/2006" xmlns:o="urn:schemas-microsoft-com:office:office" xmlns:r="http://schemas.openxmlformats.org/officeDocument/2006/relationships" xmlns:m="http://schemas.openxmlformats.org/officeDocument/2006/math" xmlns:v="urn:schemas-microsoft-com:vml" xmlns:wp14="http://schemas.microsoft.com/office/word/2010/wordprocessingDrawing" xmlns:wp="http://schemas.openxmlformats.org/drawingml/2006/wordprocessingDrawing" xmlns:w10="urn:schemas-microsoft-com:office:word" xmlns:w="http://schemas.openxmlformats.org/wordprocessingml/2006/main" xmlns:w14="http://schemas.microsoft.com/office/word/2010/wordml" xmlns:w15="http://schemas.microsoft.com/office/word/2012/wordml" xmlns:w16se="http://schemas.microsoft.com/office/word/2015/wordml/symex" xmlns:wpg="http://schemas.microsoft.com/office/word/2010/wordprocessingGroup" xmlns:wpi="http://schemas.microsoft.com/office/word/2010/wordprocessingInk" xmlns:wne="http://schemas.microsoft.com/office/word/2006/wordml" xmlns:wps="http://schemas.microsoft.com/office/word/2010/wordprocessingShape" mc:Ignorable="w14 w15 w16se wp14">
+<w:document xmlns:wpc="http://schemas.microsoft.com/office/word/2010/wordprocessingCanvas" xmlns:cx="http://schemas.microsoft.com/office/drawing/2014/chartex" xmlns:cx1="http://schemas.microsoft.com/office/drawing/2015/9/8/chartex" xmlns:cx2="http://schemas.microsoft.com/office/drawing/2015/10/21/chartex" xmlns:cx3="http://schemas.microsoft.com/office/drawing/2016/5/9/chartex" xmlns:cx4="http://schemas.microsoft.com/office/drawing/2016/5/10/chartex" xmlns:cx5="http://schemas.microsoft.com/office/drawing/2016/5/11/chartex" xmlns:cx6="http://schemas.microsoft.com/office/drawing/2016/5/12/chartex" xmlns:cx7="http://schemas.microsoft.com/office/drawing/2016/5/13/chartex" xmlns:cx8="http://schemas.microsoft.com/office/drawing/2016/5/14/chartex" xmlns:mc="http://schemas.openxmlformats.org/markup-compatibility/2006" xmlns:aink="http://schemas.microsoft.com/office/drawing/2016/ink" xmlns:am3d="http://schemas.microsoft.com/office/drawing/2017/model3d" xmlns:o="urn:schemas-microsoft-com:office:office" xmlns:oel="http://schemas.microsoft.com/office/2019/extlst" xmlns:r="http://schemas.openxmlformats.org/officeDocument/2006/relationships" xmlns:m="http://schemas.openxmlformats.org/officeDocument/2006/math" xmlns:v="urn:schemas-microsoft-com:vml" xmlns:wp14="http://schemas.microsoft.com/office/word/2010/wordprocessingDrawing" xmlns:wp="http://schemas.openxmlformats.org/drawingml/2006/wordprocessingDrawing" xmlns:w10="urn:schemas-microsoft-com:office:word" xmlns:w="http://schemas.openxmlformats.org/wordprocessingml/2006/main" xmlns:w14="http://schemas.microsoft.com/office/word/2010/wordml" xmlns:w15="http://schemas.microsoft.com/office/word/2012/wordml" xmlns:w16cex="http://schemas.microsoft.com/office/word/2018/wordml/cex" xmlns:w16cid="http://schemas.microsoft.com/office/word/2016/wordml/cid" xmlns:w16="http://schemas.microsoft.com/office/word/2018/wordml" xmlns:w16du="http://schemas.microsoft.com/office/word/2023/wordml/word16du" xmlns:w16sdtdh="http://schemas.microsoft.com/office/word/2020/wordml/sdtdatahash" xmlns:w16sdtfl="http://schemas.microsoft.com/office/word/2024/wordml/sdtformatlock" xmlns:w16se="http://schemas.microsoft.com/office/word/2015/wordml/symex" xmlns:wpg="http://schemas.microsoft.com/office/word/2010/wordprocessingGroup" xmlns:wpi="http://schemas.microsoft.com/office/word/2010/wordprocessingInk" xmlns:wne="http://schemas.microsoft.com/office/word/2006/wordml" xmlns:wps="http://schemas.microsoft.com/office/word/2010/wordprocessingShape" mc:Ignorable="w14 w15 w16se w16cid w16 w16cex w16sdtdh w16sdtfl w16du wp14">
   <w:body>
     <w:p>
       <w:pPr>
@@ -179,6 +179,14 @@
     </w:p>
     <w:sdt>
       <w:sdtPr>
+        <w:rPr>
+          <w:rFonts w:asciiTheme="minorHAnsi" w:eastAsiaTheme="minorHAnsi" w:hAnsiTheme="minorHAnsi" w:cstheme="minorBidi"/>
+          <w:color w:val="auto"/>
+          <w:kern w:val="2"/>
+          <w:sz w:val="24"/>
+          <w:szCs w:val="24"/>
+          <w14:ligatures w14:val="standardContextual"/>
+        </w:rPr>
         <w:id w:val="-571963028"/>
         <w:docPartObj>
           <w:docPartGallery w:val="Table of Contents"/>
@@ -187,15 +195,9 @@
       </w:sdtPr>
       <w:sdtEndPr>
         <w:rPr>
-          <w:rFonts w:asciiTheme="minorHAnsi" w:eastAsiaTheme="minorHAnsi" w:hAnsiTheme="minorHAnsi" w:cstheme="minorBidi"/>
           <w:b/>
           <w:bCs/>
           <w:noProof/>
-          <w:color w:val="auto"/>
-          <w:kern w:val="2"/>
-          <w:sz w:val="24"/>
-          <w:szCs w:val="24"/>
-          <w14:ligatures w14:val="standardContextual"/>
         </w:rPr>
       </w:sdtEndPr>
       <w:sdtContent>
@@ -2204,21 +2206,7 @@
                 <w:rStyle w:val="Hyperlink"/>
                 <w:noProof/>
               </w:rPr>
-              <w:t>Runn</w:t>
-            </w:r>
-            <w:r>
-              <w:rPr>
-                <w:rStyle w:val="Hyperlink"/>
-                <w:noProof/>
-              </w:rPr>
-              <w:t>i</w:t>
-            </w:r>
-            <w:r>
-              <w:rPr>
-                <w:rStyle w:val="Hyperlink"/>
-                <w:noProof/>
-              </w:rPr>
-              <w:t>ng the System:</w:t>
+              <w:t>Running the System:</w:t>
             </w:r>
             <w:r>
               <w:rPr>
@@ -3243,7 +3231,6 @@
       </w:pPr>
       <w:bookmarkStart w:id="0" w:name="_Toc214698499"/>
       <w:r>
-        <w:lastRenderedPageBreak/>
         <w:t>Introduction</w:t>
       </w:r>
       <w:bookmarkEnd w:id="0"/>
@@ -3365,7 +3352,6 @@
       </w:pPr>
       <w:bookmarkStart w:id="1" w:name="_Toc214698500"/>
       <w:r>
-        <w:lastRenderedPageBreak/>
         <w:t>System Overview</w:t>
       </w:r>
       <w:bookmarkEnd w:id="1"/>
@@ -3525,7 +3511,19 @@
         <w:rPr>
           <w:bCs/>
         </w:rPr>
-        <w:t>Stores a list of registered users and well as their respective public keys</w:t>
+        <w:t>Stores a list of registered users a</w:t>
+      </w:r>
+      <w:r>
+        <w:rPr>
+          <w:bCs/>
+        </w:rPr>
+        <w:t>s</w:t>
+      </w:r>
+      <w:r>
+        <w:rPr>
+          <w:bCs/>
+        </w:rPr>
+        <w:t xml:space="preserve"> well as their respective public keys</w:t>
       </w:r>
     </w:p>
     <w:p>
@@ -4916,7 +4914,21 @@
         <w:rPr>
           <w:bCs/>
         </w:rPr>
-        <w:t xml:space="preserve">Helper functions are used by the GUI logic so the code remains clean and focused on the interaction instead of HTTP details like </w:t>
+        <w:t xml:space="preserve">Helper functions are used by the GUI </w:t>
+      </w:r>
+      <w:proofErr w:type="gramStart"/>
+      <w:r>
+        <w:rPr>
+          <w:bCs/>
+        </w:rPr>
+        <w:t>logic</w:t>
+      </w:r>
+      <w:proofErr w:type="gramEnd"/>
+      <w:r>
+        <w:rPr>
+          <w:bCs/>
+        </w:rPr>
+        <w:t xml:space="preserve"> so the code remains clean and focused on the interaction instead of HTTP details like </w:t>
       </w:r>
       <w:proofErr w:type="spellStart"/>
       <w:r>
@@ -5026,12 +5038,10 @@
         <w:t xml:space="preserve">Local storage on the client is done on the </w:t>
       </w:r>
       <w:proofErr w:type="spellStart"/>
-      <w:proofErr w:type="gramStart"/>
       <w:r>
         <w:t>users.json</w:t>
       </w:r>
       <w:proofErr w:type="spellEnd"/>
-      <w:proofErr w:type="gramEnd"/>
       <w:r>
         <w:t xml:space="preserve"> file. </w:t>
       </w:r>
@@ -5119,18 +5129,30 @@
         <w:rPr>
           <w:bCs/>
         </w:rPr>
-        <w:t xml:space="preserve">Upon logging in, the client reads this </w:t>
+        <w:t xml:space="preserve">Upon logging in, the client reads </w:t>
+      </w:r>
+      <w:proofErr w:type="gramStart"/>
+      <w:r>
+        <w:rPr>
+          <w:bCs/>
+        </w:rPr>
+        <w:t xml:space="preserve">this </w:t>
       </w:r>
       <w:proofErr w:type="spellStart"/>
-      <w:proofErr w:type="gramStart"/>
-      <w:r>
-        <w:rPr>
-          <w:bCs/>
-        </w:rPr>
-        <w:t>users.json</w:t>
+      <w:r>
+        <w:rPr>
+          <w:bCs/>
+        </w:rPr>
+        <w:t>users</w:t>
+      </w:r>
+      <w:proofErr w:type="gramEnd"/>
+      <w:r>
+        <w:rPr>
+          <w:bCs/>
+        </w:rPr>
+        <w:t>.json</w:t>
       </w:r>
       <w:proofErr w:type="spellEnd"/>
-      <w:proofErr w:type="gramEnd"/>
       <w:r>
         <w:rPr>
           <w:bCs/>
@@ -5468,15 +5490,7 @@
         </w:rPr>
       </w:pPr>
       <w:r>
-        <w:t xml:space="preserve">The plaintext message typed out by Ali is encrypted with AES using </w:t>
-      </w:r>
-      <w:proofErr w:type="spellStart"/>
-      <w:r>
-        <w:t>ciphertext</w:t>
-      </w:r>
-      <w:proofErr w:type="spellEnd"/>
-      <w:r>
-        <w:t xml:space="preserve">, nonce = </w:t>
+        <w:t xml:space="preserve">The plaintext message typed out by Ali is encrypted with AES using ciphertext, nonce = </w:t>
       </w:r>
       <w:proofErr w:type="spellStart"/>
       <w:r>
@@ -5567,11 +5581,8 @@
         </w:rPr>
       </w:pPr>
       <w:r>
-        <w:t xml:space="preserve">The digital signature is created in 2 steps: a digest is generated of the plaintext using SHA-256 with digest = hash_string_sha256(plaintext), then the digest is </w:t>
-      </w:r>
-      <w:r>
         <w:lastRenderedPageBreak/>
-        <w:t xml:space="preserve">signed with Ali’s private key using signature = </w:t>
+        <w:t xml:space="preserve">The digital signature is created in 2 steps: a digest is generated of the plaintext using SHA-256 with digest = hash_string_sha256(plaintext), then the digest is signed with Ali’s private key using signature = </w:t>
       </w:r>
       <w:proofErr w:type="spellStart"/>
       <w:r>
@@ -5625,6 +5636,7 @@
       <w:r>
         <w:rPr>
           <w:bCs/>
+          <w:noProof/>
         </w:rPr>
         <w:drawing>
           <wp:inline distT="0" distB="0" distL="0" distR="0" wp14:anchorId="1390FA63" wp14:editId="3BE25BBE">
@@ -5788,6 +5800,7 @@
         </w:rPr>
       </w:pPr>
       <w:r>
+        <w:lastRenderedPageBreak/>
         <w:t xml:space="preserve">The message is decrypted by converting the stores ciphertext and nonce lists back into bytes with plaintext = </w:t>
       </w:r>
       <w:proofErr w:type="spellStart"/>
@@ -5802,14 +5815,9 @@
       <w:r>
         <w:t>(</w:t>
       </w:r>
-      <w:proofErr w:type="spellStart"/>
       <w:proofErr w:type="gramEnd"/>
       <w:r>
-        <w:t>ciphertext</w:t>
-      </w:r>
-      <w:proofErr w:type="spellEnd"/>
-      <w:r>
-        <w:t xml:space="preserve">, nonce, </w:t>
+        <w:t xml:space="preserve">ciphertext, nonce, </w:t>
       </w:r>
       <w:proofErr w:type="spellStart"/>
       <w:r>
@@ -5832,7 +5840,6 @@
         </w:rPr>
       </w:pPr>
       <w:r>
-        <w:lastRenderedPageBreak/>
         <w:t xml:space="preserve">Verification of the digital signature is done by recomputing the hash of the derived plaintext using digest1 = hash_string_sha256(plaintext), the signature is decrypted using Ali’s public key with digest2 = </w:t>
       </w:r>
       <w:proofErr w:type="spellStart"/>
@@ -5869,6 +5876,7 @@
       <w:r>
         <w:rPr>
           <w:bCs/>
+          <w:noProof/>
         </w:rPr>
         <w:drawing>
           <wp:inline distT="0" distB="0" distL="0" distR="0" wp14:anchorId="09CAF3FD" wp14:editId="49FEEE8A">
@@ -5921,25 +5929,7 @@
           <w:i/>
           <w:sz w:val="20"/>
         </w:rPr>
-        <w:t xml:space="preserve">Created using </w:t>
-      </w:r>
-      <w:proofErr w:type="spellStart"/>
-      <w:r>
-        <w:rPr>
-          <w:bCs/>
-          <w:i/>
-          <w:sz w:val="20"/>
-        </w:rPr>
-        <w:t>ascii</w:t>
-      </w:r>
-      <w:proofErr w:type="spellEnd"/>
-      <w:r>
-        <w:rPr>
-          <w:bCs/>
-          <w:i/>
-          <w:sz w:val="20"/>
-        </w:rPr>
-        <w:t xml:space="preserve"> flow</w:t>
+        <w:t>Created using ascii flow</w:t>
       </w:r>
     </w:p>
     <w:p>
@@ -6815,6 +6805,10 @@
     </w:p>
     <w:p>
       <w:r>
+        <w:rPr>
+          <w:noProof/>
+        </w:rPr>
+        <w:lastRenderedPageBreak/>
         <w:drawing>
           <wp:inline distT="0" distB="0" distL="0" distR="0" wp14:anchorId="5B89D98C" wp14:editId="7E50571E">
             <wp:extent cx="5943600" cy="1362075"/>
@@ -6862,7 +6856,6 @@
         <w:rPr>
           <w:bCs/>
         </w:rPr>
-        <w:lastRenderedPageBreak/>
         <w:t>The messages are stored in a dictionary on the server side. The above route allows the user to view their inbox securely and retrieve contained messages.</w:t>
       </w:r>
     </w:p>
@@ -7084,6 +7077,7 @@
       </w:pPr>
       <w:bookmarkStart w:id="22" w:name="_Toc214698521"/>
       <w:r>
+        <w:lastRenderedPageBreak/>
         <w:t>GUI integration:</w:t>
       </w:r>
       <w:bookmarkEnd w:id="22"/>
@@ -7147,7 +7141,6 @@
         <w:pStyle w:val="Heading4"/>
       </w:pPr>
       <w:r>
-        <w:lastRenderedPageBreak/>
         <w:t>Registration flow:</w:t>
       </w:r>
     </w:p>
@@ -7215,6 +7208,7 @@
       <w:r>
         <w:rPr>
           <w:bCs/>
+          <w:noProof/>
         </w:rPr>
         <w:drawing>
           <wp:inline distT="0" distB="0" distL="0" distR="0" wp14:anchorId="59BEEBEE" wp14:editId="0C6DDFDB">
@@ -7263,7 +7257,9 @@
       <w:r>
         <w:rPr>
           <w:bCs/>
-        </w:rPr>
+          <w:noProof/>
+        </w:rPr>
+        <w:lastRenderedPageBreak/>
         <w:drawing>
           <wp:inline distT="0" distB="0" distL="0" distR="0" wp14:anchorId="7DCEC37D" wp14:editId="16DB7FF6">
             <wp:extent cx="5943600" cy="758190"/>
@@ -7315,7 +7311,6 @@
         <w:t xml:space="preserve">The user’s entry is created in the </w:t>
       </w:r>
       <w:proofErr w:type="spellStart"/>
-      <w:proofErr w:type="gramStart"/>
       <w:r>
         <w:rPr>
           <w:bCs/>
@@ -7323,7 +7318,6 @@
         <w:t>users.json</w:t>
       </w:r>
       <w:proofErr w:type="spellEnd"/>
-      <w:proofErr w:type="gramEnd"/>
       <w:r>
         <w:rPr>
           <w:bCs/>
@@ -7385,8 +7379,8 @@
       <w:r>
         <w:rPr>
           <w:bCs/>
-        </w:rPr>
-        <w:lastRenderedPageBreak/>
+          <w:noProof/>
+        </w:rPr>
         <w:drawing>
           <wp:inline distT="0" distB="0" distL="0" distR="0" wp14:anchorId="6C8000C6" wp14:editId="05AA9535">
             <wp:extent cx="1781424" cy="1419423"/>
@@ -7467,6 +7461,10 @@
         <w:pStyle w:val="ListParagraph"/>
       </w:pPr>
       <w:r>
+        <w:rPr>
+          <w:noProof/>
+        </w:rPr>
+        <w:lastRenderedPageBreak/>
         <w:drawing>
           <wp:inline distT="0" distB="0" distL="0" distR="0" wp14:anchorId="124AB915" wp14:editId="57AB0E7A">
             <wp:extent cx="4772691" cy="5068007"/>
@@ -7545,6 +7543,9 @@
         <w:pStyle w:val="ListParagraph"/>
       </w:pPr>
       <w:r>
+        <w:rPr>
+          <w:noProof/>
+        </w:rPr>
         <w:drawing>
           <wp:inline distT="0" distB="0" distL="0" distR="0" wp14:anchorId="13ECA236" wp14:editId="42595A6A">
             <wp:extent cx="5943600" cy="266065"/>
@@ -7591,15 +7592,18 @@
         </w:numPr>
       </w:pPr>
       <w:r>
+        <w:t>Server stores a new message in Fatima’s inbox</w:t>
+      </w:r>
+    </w:p>
+    <w:p>
+      <w:pPr>
+        <w:pStyle w:val="ListParagraph"/>
+      </w:pPr>
+      <w:r>
+        <w:rPr>
+          <w:noProof/>
+        </w:rPr>
         <w:lastRenderedPageBreak/>
-        <w:t>Server stores a new message in Fatima’s inbox</w:t>
-      </w:r>
-    </w:p>
-    <w:p>
-      <w:pPr>
-        <w:pStyle w:val="ListParagraph"/>
-      </w:pPr>
-      <w:r>
         <w:drawing>
           <wp:inline distT="0" distB="0" distL="0" distR="0" wp14:anchorId="64EE305E" wp14:editId="20C27C03">
             <wp:extent cx="4801270" cy="2657846"/>
@@ -8028,6 +8032,9 @@
     </w:p>
     <w:p>
       <w:r>
+        <w:rPr>
+          <w:noProof/>
+        </w:rPr>
         <w:drawing>
           <wp:inline distT="0" distB="0" distL="0" distR="0" wp14:anchorId="15A6CECC" wp14:editId="39E4DEE5">
             <wp:extent cx="5943600" cy="2698750"/>
@@ -8090,6 +8097,9 @@
     </w:p>
     <w:p>
       <w:r>
+        <w:rPr>
+          <w:noProof/>
+        </w:rPr>
         <w:drawing>
           <wp:inline distT="0" distB="0" distL="0" distR="0" wp14:anchorId="59A92A64" wp14:editId="2DDDD3CC">
             <wp:extent cx="5943600" cy="2859405"/>
@@ -8143,6 +8153,9 @@
     </w:p>
     <w:p>
       <w:r>
+        <w:rPr>
+          <w:noProof/>
+        </w:rPr>
         <w:drawing>
           <wp:inline distT="0" distB="0" distL="0" distR="0" wp14:anchorId="2B9B6F04" wp14:editId="7612349C">
             <wp:extent cx="5943600" cy="1661795"/>
@@ -8190,19 +8203,14 @@
     </w:p>
     <w:p>
       <w:r>
-        <w:t xml:space="preserve">The is where all the encryption happens behind the scenes. The user inputs the recipient’s username, Subject and constructs the body of the message. Upon clicking ‘Send’, all the crypto logic takes place. The GUI then displays ‘Email sent’ or ‘Failed’ as per status. The behind the scenes </w:t>
-      </w:r>
-      <w:proofErr w:type="gramStart"/>
-      <w:r>
-        <w:t>is</w:t>
-      </w:r>
-      <w:proofErr w:type="gramEnd"/>
-      <w:r>
-        <w:t xml:space="preserve"> never shown to the user. </w:t>
-      </w:r>
-    </w:p>
-    <w:p>
-      <w:r>
+        <w:t xml:space="preserve">The is where all the encryption happens behind the scenes. The user inputs the recipient’s username, Subject and constructs the body of the message. Upon clicking ‘Send’, all the crypto logic takes place. The GUI then displays ‘Email sent’ or ‘Failed’ as per status. The behind the scenes is never shown to the user. </w:t>
+      </w:r>
+    </w:p>
+    <w:p>
+      <w:r>
+        <w:rPr>
+          <w:noProof/>
+        </w:rPr>
         <w:drawing>
           <wp:inline distT="0" distB="0" distL="0" distR="0" wp14:anchorId="4F17BD6E" wp14:editId="39245B31">
             <wp:extent cx="5943600" cy="2642235"/>
@@ -8255,6 +8263,9 @@
     </w:p>
     <w:p>
       <w:r>
+        <w:rPr>
+          <w:noProof/>
+        </w:rPr>
         <w:lastRenderedPageBreak/>
         <w:drawing>
           <wp:inline distT="0" distB="0" distL="0" distR="0" wp14:anchorId="3DD799A8" wp14:editId="74C7DD09">
@@ -8681,6 +8692,7 @@
       <w:r>
         <w:rPr>
           <w:bCs/>
+          <w:noProof/>
         </w:rPr>
         <w:drawing>
           <wp:inline distT="0" distB="0" distL="0" distR="0" wp14:anchorId="5AF9EBE8" wp14:editId="7805DAC0">
@@ -8795,6 +8807,7 @@
       <w:r>
         <w:rPr>
           <w:bCs/>
+          <w:noProof/>
         </w:rPr>
         <w:lastRenderedPageBreak/>
         <w:drawing>
@@ -8879,6 +8892,7 @@
       <w:r>
         <w:rPr>
           <w:bCs/>
+          <w:noProof/>
         </w:rPr>
         <w:lastRenderedPageBreak/>
         <w:drawing>
@@ -8940,6 +8954,7 @@
       <w:r>
         <w:rPr>
           <w:bCs/>
+          <w:noProof/>
         </w:rPr>
         <w:lastRenderedPageBreak/>
         <w:drawing>
@@ -9001,6 +9016,7 @@
       <w:r>
         <w:rPr>
           <w:bCs/>
+          <w:noProof/>
         </w:rPr>
         <w:lastRenderedPageBreak/>
         <w:drawing>
@@ -9062,6 +9078,7 @@
       <w:r>
         <w:rPr>
           <w:bCs/>
+          <w:noProof/>
         </w:rPr>
         <w:drawing>
           <wp:inline distT="0" distB="0" distL="0" distR="0" wp14:anchorId="53DCFD96" wp14:editId="5FF94CB1">
@@ -9113,15 +9130,7 @@
       </w:pPr>
       <w:bookmarkStart w:id="33" w:name="_Toc214698532"/>
       <w:r>
-        <w:t xml:space="preserve">Logging </w:t>
-      </w:r>
-      <w:proofErr w:type="gramStart"/>
-      <w:r>
-        <w:t>In</w:t>
-      </w:r>
-      <w:proofErr w:type="gramEnd"/>
-      <w:r>
-        <w:t>:</w:t>
+        <w:t>Logging In:</w:t>
       </w:r>
       <w:bookmarkEnd w:id="33"/>
     </w:p>
@@ -9147,6 +9156,7 @@
       <w:r>
         <w:rPr>
           <w:bCs/>
+          <w:noProof/>
         </w:rPr>
         <w:lastRenderedPageBreak/>
         <w:drawing>
@@ -9215,6 +9225,7 @@
       <w:r>
         <w:rPr>
           <w:bCs/>
+          <w:noProof/>
         </w:rPr>
         <w:lastRenderedPageBreak/>
         <w:drawing>
@@ -9286,6 +9297,7 @@
       <w:r>
         <w:rPr>
           <w:bCs/>
+          <w:noProof/>
         </w:rPr>
         <w:lastRenderedPageBreak/>
         <w:drawing>
@@ -9347,6 +9359,7 @@
       <w:r>
         <w:rPr>
           <w:bCs/>
+          <w:noProof/>
         </w:rPr>
         <w:lastRenderedPageBreak/>
         <w:drawing>
@@ -9408,6 +9421,7 @@
       <w:r>
         <w:rPr>
           <w:bCs/>
+          <w:noProof/>
         </w:rPr>
         <w:lastRenderedPageBreak/>
         <w:drawing>
@@ -9482,6 +9496,7 @@
       <w:r>
         <w:rPr>
           <w:bCs/>
+          <w:noProof/>
         </w:rPr>
         <w:drawing>
           <wp:inline distT="0" distB="0" distL="0" distR="0" wp14:anchorId="65C95A0B" wp14:editId="789054E6">
@@ -9560,6 +9575,7 @@
       <w:r>
         <w:rPr>
           <w:bCs/>
+          <w:noProof/>
         </w:rPr>
         <w:drawing>
           <wp:inline distT="0" distB="0" distL="0" distR="0" wp14:anchorId="72AEB896" wp14:editId="33EC4D13">
@@ -9620,6 +9636,7 @@
       <w:r>
         <w:rPr>
           <w:bCs/>
+          <w:noProof/>
         </w:rPr>
         <w:lastRenderedPageBreak/>
         <w:drawing>
@@ -9718,6 +9735,7 @@
       <w:r>
         <w:rPr>
           <w:bCs/>
+          <w:noProof/>
         </w:rPr>
         <w:lastRenderedPageBreak/>
         <w:drawing>
@@ -9835,13 +9853,8 @@
         <w:pStyle w:val="Heading2"/>
       </w:pPr>
       <w:bookmarkStart w:id="38" w:name="_Toc214698537"/>
-      <w:proofErr w:type="spellStart"/>
-      <w:r>
-        <w:t>Awwab</w:t>
-      </w:r>
-      <w:proofErr w:type="spellEnd"/>
-      <w:r>
-        <w:t xml:space="preserve"> Khalil: Client Application and Graphical User Interface</w:t>
+      <w:r>
+        <w:t>Awwab Khalil: Client Application and Graphical User Interface</w:t>
       </w:r>
       <w:bookmarkEnd w:id="38"/>
     </w:p>
@@ -9936,13 +9949,8 @@
         <w:pStyle w:val="Heading2"/>
       </w:pPr>
       <w:bookmarkStart w:id="39" w:name="_Toc214698538"/>
-      <w:proofErr w:type="spellStart"/>
-      <w:r>
-        <w:t>Marium</w:t>
-      </w:r>
-      <w:proofErr w:type="spellEnd"/>
-      <w:r>
-        <w:t xml:space="preserve"> Ahmad: Server Development</w:t>
+      <w:r>
+        <w:t>Marium Ahmad: Server Development</w:t>
       </w:r>
       <w:bookmarkEnd w:id="39"/>
     </w:p>
@@ -10041,13 +10049,8 @@
         <w:pStyle w:val="Heading2"/>
       </w:pPr>
       <w:bookmarkStart w:id="40" w:name="_Toc214698539"/>
-      <w:proofErr w:type="spellStart"/>
-      <w:r>
-        <w:t>Suhail</w:t>
-      </w:r>
-      <w:proofErr w:type="spellEnd"/>
-      <w:r>
-        <w:t xml:space="preserve"> Omar: Cryptography Implementation</w:t>
+      <w:r>
+        <w:t>Suhail Omar: Cryptography Implementation</w:t>
       </w:r>
       <w:bookmarkEnd w:id="40"/>
     </w:p>
@@ -10146,13 +10149,8 @@
         <w:pStyle w:val="Heading2"/>
       </w:pPr>
       <w:bookmarkStart w:id="41" w:name="_Toc214698540"/>
-      <w:proofErr w:type="spellStart"/>
-      <w:r>
-        <w:t>Hamra</w:t>
-      </w:r>
-      <w:proofErr w:type="spellEnd"/>
-      <w:r>
-        <w:t xml:space="preserve"> Malik: Documentation, Testing and Presentation</w:t>
+      <w:r>
+        <w:t>Hamra Malik: Documentation, Testing and Presentation</w:t>
       </w:r>
       <w:bookmarkEnd w:id="41"/>
     </w:p>
@@ -10411,7 +10409,6 @@
         <w:pStyle w:val="Heading1"/>
       </w:pPr>
       <w:r>
-        <w:lastRenderedPageBreak/>
         <w:t>References</w:t>
       </w:r>
     </w:p>
@@ -10440,8 +10437,6 @@
       <w:r>
         <w:t>, 8 May 2023, www.youtube.com/watch?v=D_PfV_IcUdA.</w:t>
       </w:r>
-      <w:bookmarkStart w:id="43" w:name="_GoBack"/>
-      <w:bookmarkEnd w:id="43"/>
     </w:p>
     <w:p/>
     <w:sectPr>
@@ -10456,7 +10451,7 @@
 </file>
 
 <file path=word/endnotes.xml><?xml version="1.0" encoding="utf-8"?>
-<w:endnotes xmlns:wpc="http://schemas.microsoft.com/office/word/2010/wordprocessingCanvas" xmlns:cx="http://schemas.microsoft.com/office/drawing/2014/chartex" xmlns:cx1="http://schemas.microsoft.com/office/drawing/2015/9/8/chartex" xmlns:mc="http://schemas.openxmlformats.org/markup-compatibility/2006" xmlns:o="urn:schemas-microsoft-com:office:office" xmlns:r="http://schemas.openxmlformats.org/officeDocument/2006/relationships" xmlns:m="http://schemas.openxmlformats.org/officeDocument/2006/math" xmlns:v="urn:schemas-microsoft-com:vml" xmlns:wp14="http://schemas.microsoft.com/office/word/2010/wordprocessingDrawing" xmlns:wp="http://schemas.openxmlformats.org/drawingml/2006/wordprocessingDrawing" xmlns:w10="urn:schemas-microsoft-com:office:word" xmlns:w="http://schemas.openxmlformats.org/wordprocessingml/2006/main" xmlns:w14="http://schemas.microsoft.com/office/word/2010/wordml" xmlns:w15="http://schemas.microsoft.com/office/word/2012/wordml" xmlns:w16se="http://schemas.microsoft.com/office/word/2015/wordml/symex" xmlns:wpg="http://schemas.microsoft.com/office/word/2010/wordprocessingGroup" xmlns:wpi="http://schemas.microsoft.com/office/word/2010/wordprocessingInk" xmlns:wne="http://schemas.microsoft.com/office/word/2006/wordml" xmlns:wps="http://schemas.microsoft.com/office/word/2010/wordprocessingShape" mc:Ignorable="w14 w15 w16se wp14">
+<w:endnotes xmlns:wpc="http://schemas.microsoft.com/office/word/2010/wordprocessingCanvas" xmlns:cx="http://schemas.microsoft.com/office/drawing/2014/chartex" xmlns:cx1="http://schemas.microsoft.com/office/drawing/2015/9/8/chartex" xmlns:cx2="http://schemas.microsoft.com/office/drawing/2015/10/21/chartex" xmlns:cx3="http://schemas.microsoft.com/office/drawing/2016/5/9/chartex" xmlns:cx4="http://schemas.microsoft.com/office/drawing/2016/5/10/chartex" xmlns:cx5="http://schemas.microsoft.com/office/drawing/2016/5/11/chartex" xmlns:cx6="http://schemas.microsoft.com/office/drawing/2016/5/12/chartex" xmlns:cx7="http://schemas.microsoft.com/office/drawing/2016/5/13/chartex" xmlns:cx8="http://schemas.microsoft.com/office/drawing/2016/5/14/chartex" xmlns:mc="http://schemas.openxmlformats.org/markup-compatibility/2006" xmlns:aink="http://schemas.microsoft.com/office/drawing/2016/ink" xmlns:am3d="http://schemas.microsoft.com/office/drawing/2017/model3d" xmlns:o="urn:schemas-microsoft-com:office:office" xmlns:oel="http://schemas.microsoft.com/office/2019/extlst" xmlns:r="http://schemas.openxmlformats.org/officeDocument/2006/relationships" xmlns:m="http://schemas.openxmlformats.org/officeDocument/2006/math" xmlns:v="urn:schemas-microsoft-com:vml" xmlns:wp14="http://schemas.microsoft.com/office/word/2010/wordprocessingDrawing" xmlns:wp="http://schemas.openxmlformats.org/drawingml/2006/wordprocessingDrawing" xmlns:w10="urn:schemas-microsoft-com:office:word" xmlns:w="http://schemas.openxmlformats.org/wordprocessingml/2006/main" xmlns:w14="http://schemas.microsoft.com/office/word/2010/wordml" xmlns:w15="http://schemas.microsoft.com/office/word/2012/wordml" xmlns:w16cex="http://schemas.microsoft.com/office/word/2018/wordml/cex" xmlns:w16cid="http://schemas.microsoft.com/office/word/2016/wordml/cid" xmlns:w16="http://schemas.microsoft.com/office/word/2018/wordml" xmlns:w16du="http://schemas.microsoft.com/office/word/2023/wordml/word16du" xmlns:w16sdtdh="http://schemas.microsoft.com/office/word/2020/wordml/sdtdatahash" xmlns:w16sdtfl="http://schemas.microsoft.com/office/word/2024/wordml/sdtformatlock" xmlns:w16se="http://schemas.microsoft.com/office/word/2015/wordml/symex" xmlns:wpg="http://schemas.microsoft.com/office/word/2010/wordprocessingGroup" xmlns:wpi="http://schemas.microsoft.com/office/word/2010/wordprocessingInk" xmlns:wne="http://schemas.microsoft.com/office/word/2006/wordml" xmlns:wps="http://schemas.microsoft.com/office/word/2010/wordprocessingShape" mc:Ignorable="w14 w15 w16se w16cid w16 w16cex w16sdtdh w16sdtfl w16du wp14">
   <w:endnote w:type="separator" w:id="-1">
     <w:p>
       <w:pPr>
@@ -10481,7 +10476,7 @@
 </file>
 
 <file path=word/footer1.xml><?xml version="1.0" encoding="utf-8"?>
-<w:ftr xmlns:wpc="http://schemas.microsoft.com/office/word/2010/wordprocessingCanvas" xmlns:cx="http://schemas.microsoft.com/office/drawing/2014/chartex" xmlns:cx1="http://schemas.microsoft.com/office/drawing/2015/9/8/chartex" xmlns:mc="http://schemas.openxmlformats.org/markup-compatibility/2006" xmlns:o="urn:schemas-microsoft-com:office:office" xmlns:r="http://schemas.openxmlformats.org/officeDocument/2006/relationships" xmlns:m="http://schemas.openxmlformats.org/officeDocument/2006/math" xmlns:v="urn:schemas-microsoft-com:vml" xmlns:wp14="http://schemas.microsoft.com/office/word/2010/wordprocessingDrawing" xmlns:wp="http://schemas.openxmlformats.org/drawingml/2006/wordprocessingDrawing" xmlns:w10="urn:schemas-microsoft-com:office:word" xmlns:w="http://schemas.openxmlformats.org/wordprocessingml/2006/main" xmlns:w14="http://schemas.microsoft.com/office/word/2010/wordml" xmlns:w15="http://schemas.microsoft.com/office/word/2012/wordml" xmlns:w16se="http://schemas.microsoft.com/office/word/2015/wordml/symex" xmlns:wpg="http://schemas.microsoft.com/office/word/2010/wordprocessingGroup" xmlns:wpi="http://schemas.microsoft.com/office/word/2010/wordprocessingInk" xmlns:wne="http://schemas.microsoft.com/office/word/2006/wordml" xmlns:wps="http://schemas.microsoft.com/office/word/2010/wordprocessingShape" mc:Ignorable="w14 w15 w16se wp14">
+<w:ftr xmlns:wpc="http://schemas.microsoft.com/office/word/2010/wordprocessingCanvas" xmlns:cx="http://schemas.microsoft.com/office/drawing/2014/chartex" xmlns:cx1="http://schemas.microsoft.com/office/drawing/2015/9/8/chartex" xmlns:cx2="http://schemas.microsoft.com/office/drawing/2015/10/21/chartex" xmlns:cx3="http://schemas.microsoft.com/office/drawing/2016/5/9/chartex" xmlns:cx4="http://schemas.microsoft.com/office/drawing/2016/5/10/chartex" xmlns:cx5="http://schemas.microsoft.com/office/drawing/2016/5/11/chartex" xmlns:cx6="http://schemas.microsoft.com/office/drawing/2016/5/12/chartex" xmlns:cx7="http://schemas.microsoft.com/office/drawing/2016/5/13/chartex" xmlns:cx8="http://schemas.microsoft.com/office/drawing/2016/5/14/chartex" xmlns:mc="http://schemas.openxmlformats.org/markup-compatibility/2006" xmlns:aink="http://schemas.microsoft.com/office/drawing/2016/ink" xmlns:am3d="http://schemas.microsoft.com/office/drawing/2017/model3d" xmlns:o="urn:schemas-microsoft-com:office:office" xmlns:oel="http://schemas.microsoft.com/office/2019/extlst" xmlns:r="http://schemas.openxmlformats.org/officeDocument/2006/relationships" xmlns:m="http://schemas.openxmlformats.org/officeDocument/2006/math" xmlns:v="urn:schemas-microsoft-com:vml" xmlns:wp14="http://schemas.microsoft.com/office/word/2010/wordprocessingDrawing" xmlns:wp="http://schemas.openxmlformats.org/drawingml/2006/wordprocessingDrawing" xmlns:w10="urn:schemas-microsoft-com:office:word" xmlns:w="http://schemas.openxmlformats.org/wordprocessingml/2006/main" xmlns:w14="http://schemas.microsoft.com/office/word/2010/wordml" xmlns:w15="http://schemas.microsoft.com/office/word/2012/wordml" xmlns:w16cex="http://schemas.microsoft.com/office/word/2018/wordml/cex" xmlns:w16cid="http://schemas.microsoft.com/office/word/2016/wordml/cid" xmlns:w16="http://schemas.microsoft.com/office/word/2018/wordml" xmlns:w16du="http://schemas.microsoft.com/office/word/2023/wordml/word16du" xmlns:w16sdtdh="http://schemas.microsoft.com/office/word/2020/wordml/sdtdatahash" xmlns:w16sdtfl="http://schemas.microsoft.com/office/word/2024/wordml/sdtformatlock" xmlns:w16se="http://schemas.microsoft.com/office/word/2015/wordml/symex" xmlns:wpg="http://schemas.microsoft.com/office/word/2010/wordprocessingGroup" xmlns:wpi="http://schemas.microsoft.com/office/word/2010/wordprocessingInk" xmlns:wne="http://schemas.microsoft.com/office/word/2006/wordml" xmlns:wps="http://schemas.microsoft.com/office/word/2010/wordprocessingShape" mc:Ignorable="w14 w15 w16se w16cid w16 w16cex w16sdtdh w16sdtfl w16du wp14">
   <w:sdt>
     <w:sdtPr>
       <w:id w:val="-1655526540"/>
@@ -10534,7 +10529,7 @@
 </file>
 
 <file path=word/footnotes.xml><?xml version="1.0" encoding="utf-8"?>
-<w:footnotes xmlns:wpc="http://schemas.microsoft.com/office/word/2010/wordprocessingCanvas" xmlns:cx="http://schemas.microsoft.com/office/drawing/2014/chartex" xmlns:cx1="http://schemas.microsoft.com/office/drawing/2015/9/8/chartex" xmlns:mc="http://schemas.openxmlformats.org/markup-compatibility/2006" xmlns:o="urn:schemas-microsoft-com:office:office" xmlns:r="http://schemas.openxmlformats.org/officeDocument/2006/relationships" xmlns:m="http://schemas.openxmlformats.org/officeDocument/2006/math" xmlns:v="urn:schemas-microsoft-com:vml" xmlns:wp14="http://schemas.microsoft.com/office/word/2010/wordprocessingDrawing" xmlns:wp="http://schemas.openxmlformats.org/drawingml/2006/wordprocessingDrawing" xmlns:w10="urn:schemas-microsoft-com:office:word" xmlns:w="http://schemas.openxmlformats.org/wordprocessingml/2006/main" xmlns:w14="http://schemas.microsoft.com/office/word/2010/wordml" xmlns:w15="http://schemas.microsoft.com/office/word/2012/wordml" xmlns:w16se="http://schemas.microsoft.com/office/word/2015/wordml/symex" xmlns:wpg="http://schemas.microsoft.com/office/word/2010/wordprocessingGroup" xmlns:wpi="http://schemas.microsoft.com/office/word/2010/wordprocessingInk" xmlns:wne="http://schemas.microsoft.com/office/word/2006/wordml" xmlns:wps="http://schemas.microsoft.com/office/word/2010/wordprocessingShape" mc:Ignorable="w14 w15 w16se wp14">
+<w:footnotes xmlns:wpc="http://schemas.microsoft.com/office/word/2010/wordprocessingCanvas" xmlns:cx="http://schemas.microsoft.com/office/drawing/2014/chartex" xmlns:cx1="http://schemas.microsoft.com/office/drawing/2015/9/8/chartex" xmlns:cx2="http://schemas.microsoft.com/office/drawing/2015/10/21/chartex" xmlns:cx3="http://schemas.microsoft.com/office/drawing/2016/5/9/chartex" xmlns:cx4="http://schemas.microsoft.com/office/drawing/2016/5/10/chartex" xmlns:cx5="http://schemas.microsoft.com/office/drawing/2016/5/11/chartex" xmlns:cx6="http://schemas.microsoft.com/office/drawing/2016/5/12/chartex" xmlns:cx7="http://schemas.microsoft.com/office/drawing/2016/5/13/chartex" xmlns:cx8="http://schemas.microsoft.com/office/drawing/2016/5/14/chartex" xmlns:mc="http://schemas.openxmlformats.org/markup-compatibility/2006" xmlns:aink="http://schemas.microsoft.com/office/drawing/2016/ink" xmlns:am3d="http://schemas.microsoft.com/office/drawing/2017/model3d" xmlns:o="urn:schemas-microsoft-com:office:office" xmlns:oel="http://schemas.microsoft.com/office/2019/extlst" xmlns:r="http://schemas.openxmlformats.org/officeDocument/2006/relationships" xmlns:m="http://schemas.openxmlformats.org/officeDocument/2006/math" xmlns:v="urn:schemas-microsoft-com:vml" xmlns:wp14="http://schemas.microsoft.com/office/word/2010/wordprocessingDrawing" xmlns:wp="http://schemas.openxmlformats.org/drawingml/2006/wordprocessingDrawing" xmlns:w10="urn:schemas-microsoft-com:office:word" xmlns:w="http://schemas.openxmlformats.org/wordprocessingml/2006/main" xmlns:w14="http://schemas.microsoft.com/office/word/2010/wordml" xmlns:w15="http://schemas.microsoft.com/office/word/2012/wordml" xmlns:w16cex="http://schemas.microsoft.com/office/word/2018/wordml/cex" xmlns:w16cid="http://schemas.microsoft.com/office/word/2016/wordml/cid" xmlns:w16="http://schemas.microsoft.com/office/word/2018/wordml" xmlns:w16du="http://schemas.microsoft.com/office/word/2023/wordml/word16du" xmlns:w16sdtdh="http://schemas.microsoft.com/office/word/2020/wordml/sdtdatahash" xmlns:w16sdtfl="http://schemas.microsoft.com/office/word/2024/wordml/sdtformatlock" xmlns:w16se="http://schemas.microsoft.com/office/word/2015/wordml/symex" xmlns:wpg="http://schemas.microsoft.com/office/word/2010/wordprocessingGroup" xmlns:wpi="http://schemas.microsoft.com/office/word/2010/wordprocessingInk" xmlns:wne="http://schemas.microsoft.com/office/word/2006/wordml" xmlns:wps="http://schemas.microsoft.com/office/word/2010/wordprocessingShape" mc:Ignorable="w14 w15 w16se w16cid w16 w16cex w16sdtdh w16sdtfl w16du wp14">
   <w:footnote w:type="separator" w:id="-1">
     <w:p>
       <w:pPr>
@@ -10559,7 +10554,7 @@
 </file>
 
 <file path=word/numbering.xml><?xml version="1.0" encoding="utf-8"?>
-<w:numbering xmlns:wpc="http://schemas.microsoft.com/office/word/2010/wordprocessingCanvas" xmlns:cx="http://schemas.microsoft.com/office/drawing/2014/chartex" xmlns:cx1="http://schemas.microsoft.com/office/drawing/2015/9/8/chartex" xmlns:mc="http://schemas.openxmlformats.org/markup-compatibility/2006" xmlns:o="urn:schemas-microsoft-com:office:office" xmlns:r="http://schemas.openxmlformats.org/officeDocument/2006/relationships" xmlns:m="http://schemas.openxmlformats.org/officeDocument/2006/math" xmlns:v="urn:schemas-microsoft-com:vml" xmlns:wp14="http://schemas.microsoft.com/office/word/2010/wordprocessingDrawing" xmlns:wp="http://schemas.openxmlformats.org/drawingml/2006/wordprocessingDrawing" xmlns:w10="urn:schemas-microsoft-com:office:word" xmlns:w="http://schemas.openxmlformats.org/wordprocessingml/2006/main" xmlns:w14="http://schemas.microsoft.com/office/word/2010/wordml" xmlns:w15="http://schemas.microsoft.com/office/word/2012/wordml" xmlns:w16se="http://schemas.microsoft.com/office/word/2015/wordml/symex" xmlns:wpg="http://schemas.microsoft.com/office/word/2010/wordprocessingGroup" xmlns:wpi="http://schemas.microsoft.com/office/word/2010/wordprocessingInk" xmlns:wne="http://schemas.microsoft.com/office/word/2006/wordml" xmlns:wps="http://schemas.microsoft.com/office/word/2010/wordprocessingShape" mc:Ignorable="w14 w15 w16se wp14">
+<w:numbering xmlns:wpc="http://schemas.microsoft.com/office/word/2010/wordprocessingCanvas" xmlns:cx="http://schemas.microsoft.com/office/drawing/2014/chartex" xmlns:cx1="http://schemas.microsoft.com/office/drawing/2015/9/8/chartex" xmlns:cx2="http://schemas.microsoft.com/office/drawing/2015/10/21/chartex" xmlns:cx3="http://schemas.microsoft.com/office/drawing/2016/5/9/chartex" xmlns:cx4="http://schemas.microsoft.com/office/drawing/2016/5/10/chartex" xmlns:cx5="http://schemas.microsoft.com/office/drawing/2016/5/11/chartex" xmlns:cx6="http://schemas.microsoft.com/office/drawing/2016/5/12/chartex" xmlns:cx7="http://schemas.microsoft.com/office/drawing/2016/5/13/chartex" xmlns:cx8="http://schemas.microsoft.com/office/drawing/2016/5/14/chartex" xmlns:mc="http://schemas.openxmlformats.org/markup-compatibility/2006" xmlns:aink="http://schemas.microsoft.com/office/drawing/2016/ink" xmlns:am3d="http://schemas.microsoft.com/office/drawing/2017/model3d" xmlns:o="urn:schemas-microsoft-com:office:office" xmlns:oel="http://schemas.microsoft.com/office/2019/extlst" xmlns:r="http://schemas.openxmlformats.org/officeDocument/2006/relationships" xmlns:m="http://schemas.openxmlformats.org/officeDocument/2006/math" xmlns:v="urn:schemas-microsoft-com:vml" xmlns:wp14="http://schemas.microsoft.com/office/word/2010/wordprocessingDrawing" xmlns:wp="http://schemas.openxmlformats.org/drawingml/2006/wordprocessingDrawing" xmlns:w10="urn:schemas-microsoft-com:office:word" xmlns:w="http://schemas.openxmlformats.org/wordprocessingml/2006/main" xmlns:w14="http://schemas.microsoft.com/office/word/2010/wordml" xmlns:w15="http://schemas.microsoft.com/office/word/2012/wordml" xmlns:w16cex="http://schemas.microsoft.com/office/word/2018/wordml/cex" xmlns:w16cid="http://schemas.microsoft.com/office/word/2016/wordml/cid" xmlns:w16="http://schemas.microsoft.com/office/word/2018/wordml" xmlns:w16du="http://schemas.microsoft.com/office/word/2023/wordml/word16du" xmlns:w16sdtdh="http://schemas.microsoft.com/office/word/2020/wordml/sdtdatahash" xmlns:w16sdtfl="http://schemas.microsoft.com/office/word/2024/wordml/sdtformatlock" xmlns:w16se="http://schemas.microsoft.com/office/word/2015/wordml/symex" xmlns:wpg="http://schemas.microsoft.com/office/word/2010/wordprocessingGroup" xmlns:wpi="http://schemas.microsoft.com/office/word/2010/wordprocessingInk" xmlns:wne="http://schemas.microsoft.com/office/word/2006/wordml" xmlns:wps="http://schemas.microsoft.com/office/word/2010/wordprocessingShape" mc:Ignorable="w14 w15 w16se w16cid w16 w16cex w16sdtdh w16sdtfl w16du wp14">
   <w:abstractNum w:abstractNumId="0" w15:restartNumberingAfterBreak="0">
     <w:nsid w:val="06FA5958"/>
     <w:multiLevelType w:val="hybridMultilevel"/>
@@ -12676,71 +12671,71 @@
       </w:rPr>
     </w:lvl>
   </w:abstractNum>
-  <w:num w:numId="1">
+  <w:num w:numId="1" w16cid:durableId="195973291">
     <w:abstractNumId w:val="12"/>
   </w:num>
-  <w:num w:numId="2">
+  <w:num w:numId="2" w16cid:durableId="1923292274">
     <w:abstractNumId w:val="13"/>
   </w:num>
-  <w:num w:numId="3">
+  <w:num w:numId="3" w16cid:durableId="1260873967">
     <w:abstractNumId w:val="7"/>
   </w:num>
-  <w:num w:numId="4">
+  <w:num w:numId="4" w16cid:durableId="192692423">
     <w:abstractNumId w:val="9"/>
   </w:num>
-  <w:num w:numId="5">
+  <w:num w:numId="5" w16cid:durableId="1187594139">
     <w:abstractNumId w:val="10"/>
   </w:num>
-  <w:num w:numId="6">
+  <w:num w:numId="6" w16cid:durableId="909274314">
     <w:abstractNumId w:val="6"/>
   </w:num>
-  <w:num w:numId="7">
+  <w:num w:numId="7" w16cid:durableId="634988191">
     <w:abstractNumId w:val="19"/>
   </w:num>
-  <w:num w:numId="8">
+  <w:num w:numId="8" w16cid:durableId="2014991585">
     <w:abstractNumId w:val="5"/>
   </w:num>
-  <w:num w:numId="9">
+  <w:num w:numId="9" w16cid:durableId="275143155">
     <w:abstractNumId w:val="0"/>
   </w:num>
-  <w:num w:numId="10">
+  <w:num w:numId="10" w16cid:durableId="1907109493">
     <w:abstractNumId w:val="3"/>
   </w:num>
-  <w:num w:numId="11">
+  <w:num w:numId="11" w16cid:durableId="500436049">
     <w:abstractNumId w:val="17"/>
   </w:num>
-  <w:num w:numId="12">
+  <w:num w:numId="12" w16cid:durableId="1750806568">
     <w:abstractNumId w:val="16"/>
   </w:num>
-  <w:num w:numId="13">
+  <w:num w:numId="13" w16cid:durableId="393360497">
     <w:abstractNumId w:val="18"/>
   </w:num>
-  <w:num w:numId="14">
+  <w:num w:numId="14" w16cid:durableId="1038312577">
     <w:abstractNumId w:val="2"/>
   </w:num>
-  <w:num w:numId="15">
+  <w:num w:numId="15" w16cid:durableId="2044790102">
     <w:abstractNumId w:val="1"/>
   </w:num>
-  <w:num w:numId="16">
+  <w:num w:numId="16" w16cid:durableId="1451515829">
     <w:abstractNumId w:val="4"/>
   </w:num>
-  <w:num w:numId="17">
+  <w:num w:numId="17" w16cid:durableId="1761870723">
     <w:abstractNumId w:val="14"/>
   </w:num>
-  <w:num w:numId="18">
+  <w:num w:numId="18" w16cid:durableId="283120814">
     <w:abstractNumId w:val="11"/>
   </w:num>
-  <w:num w:numId="19">
+  <w:num w:numId="19" w16cid:durableId="2099326163">
     <w:abstractNumId w:val="8"/>
   </w:num>
-  <w:num w:numId="20">
+  <w:num w:numId="20" w16cid:durableId="1041897798">
     <w:abstractNumId w:val="15"/>
   </w:num>
 </w:numbering>
 </file>
 
 <file path=word/styles.xml><?xml version="1.0" encoding="utf-8"?>
-<w:styles xmlns:mc="http://schemas.openxmlformats.org/markup-compatibility/2006" xmlns:r="http://schemas.openxmlformats.org/officeDocument/2006/relationships" xmlns:w="http://schemas.openxmlformats.org/wordprocessingml/2006/main" xmlns:w14="http://schemas.microsoft.com/office/word/2010/wordml" xmlns:w15="http://schemas.microsoft.com/office/word/2012/wordml" xmlns:w16se="http://schemas.microsoft.com/office/word/2015/wordml/symex" mc:Ignorable="w14 w15 w16se">
+<w:styles xmlns:mc="http://schemas.openxmlformats.org/markup-compatibility/2006" xmlns:r="http://schemas.openxmlformats.org/officeDocument/2006/relationships" xmlns:w="http://schemas.openxmlformats.org/wordprocessingml/2006/main" xmlns:w14="http://schemas.microsoft.com/office/word/2010/wordml" xmlns:w15="http://schemas.microsoft.com/office/word/2012/wordml" xmlns:w16cex="http://schemas.microsoft.com/office/word/2018/wordml/cex" xmlns:w16cid="http://schemas.microsoft.com/office/word/2016/wordml/cid" xmlns:w16="http://schemas.microsoft.com/office/word/2018/wordml" xmlns:w16du="http://schemas.microsoft.com/office/word/2023/wordml/word16du" xmlns:w16sdtdh="http://schemas.microsoft.com/office/word/2020/wordml/sdtdatahash" xmlns:w16sdtfl="http://schemas.microsoft.com/office/word/2024/wordml/sdtformatlock" xmlns:w16se="http://schemas.microsoft.com/office/word/2015/wordml/symex" mc:Ignorable="w14 w15 w16se w16cid w16 w16cex w16sdtdh w16sdtfl w16du">
   <w:docDefaults>
     <w:rPrDefault>
       <w:rPr>
@@ -12758,7 +12753,7 @@
       </w:pPr>
     </w:pPrDefault>
   </w:docDefaults>
-  <w:latentStyles w:defLockedState="0" w:defUIPriority="99" w:defSemiHidden="0" w:defUnhideWhenUsed="0" w:defQFormat="0" w:count="371">
+  <w:latentStyles w:defLockedState="0" w:defUIPriority="99" w:defSemiHidden="0" w:defUnhideWhenUsed="0" w:defQFormat="0" w:count="376">
     <w:lsdException w:name="Normal" w:uiPriority="0" w:qFormat="1"/>
     <w:lsdException w:name="heading 1" w:uiPriority="9" w:qFormat="1"/>
     <w:lsdException w:name="heading 2" w:semiHidden="1" w:uiPriority="9" w:unhideWhenUsed="1" w:qFormat="1"/>
@@ -13130,6 +13125,11 @@
     <w:lsdException w:name="List Table 5 Dark Accent 6" w:uiPriority="50"/>
     <w:lsdException w:name="List Table 6 Colorful Accent 6" w:uiPriority="51"/>
     <w:lsdException w:name="List Table 7 Colorful Accent 6" w:uiPriority="52"/>
+    <w:lsdException w:name="Mention" w:semiHidden="1" w:unhideWhenUsed="1"/>
+    <w:lsdException w:name="Smart Hyperlink" w:semiHidden="1" w:unhideWhenUsed="1"/>
+    <w:lsdException w:name="Hashtag" w:semiHidden="1" w:unhideWhenUsed="1"/>
+    <w:lsdException w:name="Unresolved Mention" w:semiHidden="1" w:unhideWhenUsed="1"/>
+    <w:lsdException w:name="Smart Link" w:semiHidden="1" w:unhideWhenUsed="1"/>
   </w:latentStyles>
   <w:style w:type="paragraph" w:default="1" w:styleId="Normal">
     <w:name w:val="Normal"/>

--- a/SECURE EMAIL SYSTEM.docx
+++ b/SECURE EMAIL SYSTEM.docx
@@ -4488,7 +4488,35 @@
         <w:rPr>
           <w:bCs/>
         </w:rPr>
-        <w:t>The server.py file implements the server using the Flask framework. It’s a very simple email provider. It keeps two main data structures in memory:</w:t>
+        <w:t xml:space="preserve">The server.py file implements the server using the Flask framework. It’s a very simple email provider. </w:t>
+      </w:r>
+      <w:r>
+        <w:rPr>
+          <w:bCs/>
+        </w:rPr>
+        <w:t>It keeps two main data structures in `</w:t>
+      </w:r>
+      <w:proofErr w:type="spellStart"/>
+      <w:proofErr w:type="gramStart"/>
+      <w:r>
+        <w:rPr>
+          <w:bCs/>
+        </w:rPr>
+        <w:t>data.json</w:t>
+      </w:r>
+      <w:proofErr w:type="spellEnd"/>
+      <w:proofErr w:type="gramEnd"/>
+      <w:r>
+        <w:rPr>
+          <w:bCs/>
+        </w:rPr>
+        <w:t>` file</w:t>
+      </w:r>
+      <w:r>
+        <w:rPr>
+          <w:bCs/>
+        </w:rPr>
+        <w:t>:</w:t>
       </w:r>
     </w:p>
     <w:p>
@@ -4603,25 +4631,56 @@
         <w:rPr>
           <w:bCs/>
         </w:rPr>
-        <w:t>This server provides 4 main endpoints:</w:t>
-      </w:r>
-    </w:p>
-    <w:p>
-      <w:pPr>
-        <w:rPr>
-          <w:bCs/>
-        </w:rPr>
-      </w:pPr>
-      <w:r>
-        <w:rPr>
-          <w:bCs/>
-          <w:noProof/>
+        <w:t>The following code handles saving &amp; retrieving data from `</w:t>
+      </w:r>
+      <w:proofErr w:type="spellStart"/>
+      <w:proofErr w:type="gramStart"/>
+      <w:r>
+        <w:rPr>
+          <w:bCs/>
+        </w:rPr>
+        <w:t>data.json</w:t>
+      </w:r>
+      <w:proofErr w:type="spellEnd"/>
+      <w:proofErr w:type="gramEnd"/>
+      <w:r>
+        <w:rPr>
+          <w:bCs/>
+        </w:rPr>
+        <w:t>` file. It also uses `Lock` to make sure to two requests modify `</w:t>
+      </w:r>
+      <w:proofErr w:type="spellStart"/>
+      <w:proofErr w:type="gramStart"/>
+      <w:r>
+        <w:rPr>
+          <w:bCs/>
+        </w:rPr>
+        <w:t>data.json</w:t>
+      </w:r>
+      <w:proofErr w:type="spellEnd"/>
+      <w:proofErr w:type="gramEnd"/>
+      <w:r>
+        <w:rPr>
+          <w:bCs/>
+        </w:rPr>
+        <w:t>` file at the same time. This is to prevent data corruption in production scenarios.</w:t>
+      </w:r>
+    </w:p>
+    <w:p>
+      <w:pPr>
+        <w:rPr>
+          <w:bCs/>
+        </w:rPr>
+      </w:pPr>
+      <w:r>
+        <w:rPr>
+          <w:bCs/>
         </w:rPr>
         <w:drawing>
-          <wp:inline distT="0" distB="0" distL="0" distR="0" wp14:anchorId="761025FD" wp14:editId="648E4B9A">
-            <wp:extent cx="5753903" cy="4048690"/>
-            <wp:effectExtent l="0" t="0" r="0" b="9525"/>
-            <wp:docPr id="7" name="Picture 7"/>
+          <wp:inline distT="0" distB="0" distL="0" distR="0" wp14:anchorId="6CBD6E47" wp14:editId="3A3C8A69">
+            <wp:extent cx="2844800" cy="2755900"/>
+            <wp:effectExtent l="0" t="0" r="0" b="0"/>
+            <wp:docPr id="1283776608" name="Picture 1"/>
             <wp:cNvGraphicFramePr>
               <a:graphicFrameLocks xmlns:a="http://schemas.openxmlformats.org/drawingml/2006/main" noChangeAspect="1"/>
             </wp:cNvGraphicFramePr>
@@ -4629,7 +4688,7 @@
               <a:graphicData uri="http://schemas.openxmlformats.org/drawingml/2006/picture">
                 <pic:pic xmlns:pic="http://schemas.openxmlformats.org/drawingml/2006/picture">
                   <pic:nvPicPr>
-                    <pic:cNvPr id="1" name=""/>
+                    <pic:cNvPr id="1283776608" name=""/>
                     <pic:cNvPicPr/>
                   </pic:nvPicPr>
                   <pic:blipFill>
@@ -4641,7 +4700,7 @@
                   <pic:spPr>
                     <a:xfrm>
                       <a:off x="0" y="0"/>
-                      <a:ext cx="5753903" cy="4048690"/>
+                      <a:ext cx="2844800" cy="2755900"/>
                     </a:xfrm>
                     <a:prstGeom prst="rect">
                       <a:avLst/>
@@ -4660,36 +4719,56 @@
           <w:bCs/>
         </w:rPr>
       </w:pPr>
+    </w:p>
+    <w:p>
+      <w:pPr>
+        <w:rPr>
+          <w:bCs/>
+        </w:rPr>
+      </w:pPr>
+    </w:p>
+    <w:p>
+      <w:pPr>
+        <w:rPr>
+          <w:bCs/>
+        </w:rPr>
+      </w:pPr>
+    </w:p>
+    <w:p>
+      <w:pPr>
+        <w:rPr>
+          <w:bCs/>
+        </w:rPr>
+      </w:pPr>
       <w:r>
         <w:rPr>
           <w:bCs/>
         </w:rPr>
         <w:lastRenderedPageBreak/>
-        <w:t>This is for user registration to the platform.</w:t>
-      </w:r>
-      <w:r>
-        <w:rPr>
-          <w:bCs/>
-        </w:rPr>
-        <w:t xml:space="preserve"> The server does multiple checks: all required fields present, username already registered or used before. Once a user is registered, the user’s information is appended to the “users” list and creates an empty inbox for them to later store their messages. This endpoint is called by the client upon registration of a new user. The public key is then sent to the server, the private key, however, never leaves the client</w:t>
-      </w:r>
-    </w:p>
-    <w:p>
-      <w:pPr>
-        <w:rPr>
-          <w:bCs/>
-        </w:rPr>
-      </w:pPr>
-      <w:r>
-        <w:rPr>
-          <w:bCs/>
-          <w:noProof/>
+        <w:t>S</w:t>
+      </w:r>
+      <w:r>
+        <w:rPr>
+          <w:bCs/>
+        </w:rPr>
+        <w:t>erver provides 4 main endpoints:</w:t>
+      </w:r>
+    </w:p>
+    <w:p>
+      <w:pPr>
+        <w:rPr>
+          <w:bCs/>
+        </w:rPr>
+      </w:pPr>
+      <w:r>
+        <w:rPr>
+          <w:bCs/>
         </w:rPr>
         <w:drawing>
-          <wp:inline distT="0" distB="0" distL="0" distR="0" wp14:anchorId="63487246" wp14:editId="6D54E4DB">
-            <wp:extent cx="4915586" cy="1895740"/>
-            <wp:effectExtent l="0" t="0" r="0" b="9525"/>
-            <wp:docPr id="8" name="Picture 8"/>
+          <wp:inline distT="0" distB="0" distL="0" distR="0" wp14:anchorId="2CA2035B" wp14:editId="5E678AC1">
+            <wp:extent cx="4419600" cy="5105400"/>
+            <wp:effectExtent l="0" t="0" r="0" b="0"/>
+            <wp:docPr id="326486026" name="Picture 1"/>
             <wp:cNvGraphicFramePr>
               <a:graphicFrameLocks xmlns:a="http://schemas.openxmlformats.org/drawingml/2006/main" noChangeAspect="1"/>
             </wp:cNvGraphicFramePr>
@@ -4697,7 +4776,7 @@
               <a:graphicData uri="http://schemas.openxmlformats.org/drawingml/2006/picture">
                 <pic:pic xmlns:pic="http://schemas.openxmlformats.org/drawingml/2006/picture">
                   <pic:nvPicPr>
-                    <pic:cNvPr id="1" name=""/>
+                    <pic:cNvPr id="326486026" name=""/>
                     <pic:cNvPicPr/>
                   </pic:nvPicPr>
                   <pic:blipFill>
@@ -4709,7 +4788,7 @@
                   <pic:spPr>
                     <a:xfrm>
                       <a:off x="0" y="0"/>
-                      <a:ext cx="4915586" cy="1895740"/>
+                      <a:ext cx="4419600" cy="5105400"/>
                     </a:xfrm>
                     <a:prstGeom prst="rect">
                       <a:avLst/>
@@ -4732,26 +4811,31 @@
         <w:rPr>
           <w:bCs/>
         </w:rPr>
-        <w:t>This route searches the username in the list of users and returns their public stored key. This endpoint is used by the client before a message is sent to recover the public key and encrypt their AES session key.</w:t>
-      </w:r>
-    </w:p>
-    <w:p>
-      <w:pPr>
-        <w:rPr>
-          <w:bCs/>
-        </w:rPr>
-      </w:pPr>
-      <w:r>
-        <w:rPr>
-          <w:bCs/>
-          <w:noProof/>
+        <w:t>This is for user registration to the platform.</w:t>
+      </w:r>
+      <w:r>
+        <w:rPr>
+          <w:bCs/>
+        </w:rPr>
+        <w:t xml:space="preserve"> The server does multiple checks: all required fields present, username already registered or used before. Once a user is registered, the user’s information is appended to the “users” list and creates an empty inbox for them to later store their messages. This endpoint is called by the client upon registration of a new user. The public key is then sent to the server, the private key, however, never leaves the client</w:t>
+      </w:r>
+    </w:p>
+    <w:p>
+      <w:pPr>
+        <w:rPr>
+          <w:bCs/>
+        </w:rPr>
+      </w:pPr>
+      <w:r>
+        <w:rPr>
+          <w:bCs/>
         </w:rPr>
         <w:lastRenderedPageBreak/>
         <w:drawing>
-          <wp:inline distT="0" distB="0" distL="0" distR="0" wp14:anchorId="12178527" wp14:editId="0CC41B61">
-            <wp:extent cx="5943600" cy="6140450"/>
+          <wp:inline distT="0" distB="0" distL="0" distR="0" wp14:anchorId="139F9D73" wp14:editId="6D680E48">
+            <wp:extent cx="3619500" cy="2108200"/>
             <wp:effectExtent l="0" t="0" r="0" b="0"/>
-            <wp:docPr id="9" name="Picture 9"/>
+            <wp:docPr id="1342074391" name="Picture 1"/>
             <wp:cNvGraphicFramePr>
               <a:graphicFrameLocks xmlns:a="http://schemas.openxmlformats.org/drawingml/2006/main" noChangeAspect="1"/>
             </wp:cNvGraphicFramePr>
@@ -4759,7 +4843,7 @@
               <a:graphicData uri="http://schemas.openxmlformats.org/drawingml/2006/picture">
                 <pic:pic xmlns:pic="http://schemas.openxmlformats.org/drawingml/2006/picture">
                   <pic:nvPicPr>
-                    <pic:cNvPr id="1" name=""/>
+                    <pic:cNvPr id="1342074391" name=""/>
                     <pic:cNvPicPr/>
                   </pic:nvPicPr>
                   <pic:blipFill>
@@ -4771,7 +4855,7 @@
                   <pic:spPr>
                     <a:xfrm>
                       <a:off x="0" y="0"/>
-                      <a:ext cx="5943600" cy="6140450"/>
+                      <a:ext cx="3619500" cy="2108200"/>
                     </a:xfrm>
                     <a:prstGeom prst="rect">
                       <a:avLst/>
@@ -4794,26 +4878,24 @@
         <w:rPr>
           <w:bCs/>
         </w:rPr>
-        <w:t xml:space="preserve">This route first validates if all the required fields exit. Once verified it stores the message object to the recipient’s inbox. Our main focus here was that the server is not doing any of the decrypting or inspecting of the message, it only stores whatever encrypted bundle it receives. </w:t>
-      </w:r>
-    </w:p>
-    <w:p>
-      <w:pPr>
-        <w:rPr>
-          <w:bCs/>
-        </w:rPr>
-      </w:pPr>
-      <w:r>
-        <w:rPr>
-          <w:bCs/>
-          <w:noProof/>
-        </w:rPr>
-        <w:lastRenderedPageBreak/>
+        <w:t>This route searches the username in the list of users and returns their public stored key. This endpoint is used by the client before a message is sent to recover the public key and encrypt their AES session key.</w:t>
+      </w:r>
+    </w:p>
+    <w:p>
+      <w:pPr>
+        <w:rPr>
+          <w:bCs/>
+        </w:rPr>
+      </w:pPr>
+      <w:r>
+        <w:rPr>
+          <w:bCs/>
+        </w:rPr>
         <w:drawing>
-          <wp:inline distT="0" distB="0" distL="0" distR="0" wp14:anchorId="338C23B6" wp14:editId="2242C6A0">
-            <wp:extent cx="4448796" cy="1933845"/>
-            <wp:effectExtent l="0" t="0" r="9525" b="9525"/>
-            <wp:docPr id="10" name="Picture 10"/>
+          <wp:inline distT="0" distB="0" distL="0" distR="0" wp14:anchorId="18713A07" wp14:editId="4ACBD6D0">
+            <wp:extent cx="3632200" cy="4978400"/>
+            <wp:effectExtent l="0" t="0" r="0" b="0"/>
+            <wp:docPr id="1338032618" name="Picture 1"/>
             <wp:cNvGraphicFramePr>
               <a:graphicFrameLocks xmlns:a="http://schemas.openxmlformats.org/drawingml/2006/main" noChangeAspect="1"/>
             </wp:cNvGraphicFramePr>
@@ -4821,7 +4903,7 @@
               <a:graphicData uri="http://schemas.openxmlformats.org/drawingml/2006/picture">
                 <pic:pic xmlns:pic="http://schemas.openxmlformats.org/drawingml/2006/picture">
                   <pic:nvPicPr>
-                    <pic:cNvPr id="1" name=""/>
+                    <pic:cNvPr id="1338032618" name=""/>
                     <pic:cNvPicPr/>
                   </pic:nvPicPr>
                   <pic:blipFill>
@@ -4833,7 +4915,7 @@
                   <pic:spPr>
                     <a:xfrm>
                       <a:off x="0" y="0"/>
-                      <a:ext cx="4448796" cy="1933845"/>
+                      <a:ext cx="3632200" cy="4978400"/>
                     </a:xfrm>
                     <a:prstGeom prst="rect">
                       <a:avLst/>
@@ -4856,212 +4938,25 @@
         <w:rPr>
           <w:bCs/>
         </w:rPr>
-        <w:t>This route is just used to allow the user to view their inbox. Upon user’s request to view inbox, the client calls this endpoint and then the decryption and verifying o</w:t>
-      </w:r>
-      <w:r>
-        <w:rPr>
-          <w:bCs/>
-        </w:rPr>
-        <w:t>f the messages is done locally.</w:t>
-      </w:r>
-    </w:p>
-    <w:p>
-      <w:pPr>
-        <w:pStyle w:val="Heading3"/>
-      </w:pPr>
-      <w:bookmarkStart w:id="11" w:name="_Toc214698510"/>
-      <w:r>
-        <w:t>Client-side:</w:t>
-      </w:r>
-      <w:bookmarkEnd w:id="11"/>
-    </w:p>
-    <w:p>
-      <w:pPr>
-        <w:rPr>
-          <w:bCs/>
-        </w:rPr>
-      </w:pPr>
-      <w:r>
-        <w:rPr>
-          <w:bCs/>
-        </w:rPr>
-        <w:t xml:space="preserve">The client.py file runs the client code. </w:t>
-      </w:r>
-      <w:r>
-        <w:rPr>
-          <w:bCs/>
-        </w:rPr>
-        <w:t>We have used the requests library to talk to the Flask server. The base URL is “</w:t>
-      </w:r>
-      <w:r>
-        <w:rPr>
-          <w:bCs/>
-        </w:rPr>
-        <w:t xml:space="preserve">SERVER_URL = </w:t>
-      </w:r>
-      <w:hyperlink r:id="rId18" w:history="1">
-        <w:r>
-          <w:rPr>
-            <w:rStyle w:val="Hyperlink"/>
-            <w:bCs/>
-          </w:rPr>
-          <w:t>http://127.0.0.1:5000</w:t>
-        </w:r>
-      </w:hyperlink>
-    </w:p>
-    <w:p>
-      <w:r>
-        <w:rPr>
-          <w:bCs/>
-        </w:rPr>
-        <w:t xml:space="preserve">Helper functions are used by the GUI </w:t>
-      </w:r>
-      <w:proofErr w:type="gramStart"/>
-      <w:r>
-        <w:rPr>
-          <w:bCs/>
-        </w:rPr>
-        <w:t>logic</w:t>
-      </w:r>
-      <w:proofErr w:type="gramEnd"/>
-      <w:r>
-        <w:rPr>
-          <w:bCs/>
-        </w:rPr>
-        <w:t xml:space="preserve"> so the code remains clean and focused on the interaction instead of HTTP details like </w:t>
-      </w:r>
-      <w:proofErr w:type="spellStart"/>
-      <w:r>
-        <w:rPr>
-          <w:b/>
-          <w:bCs/>
-        </w:rPr>
-        <w:t>api_register</w:t>
-      </w:r>
-      <w:proofErr w:type="spellEnd"/>
-      <w:r>
-        <w:rPr>
-          <w:b/>
-          <w:bCs/>
-        </w:rPr>
-        <w:t>(</w:t>
-      </w:r>
-      <w:proofErr w:type="spellStart"/>
-      <w:proofErr w:type="gramStart"/>
-      <w:r>
-        <w:rPr>
-          <w:b/>
-          <w:bCs/>
-        </w:rPr>
-        <w:t>username,pubkey</w:t>
-      </w:r>
-      <w:proofErr w:type="spellEnd"/>
-      <w:proofErr w:type="gramEnd"/>
-      <w:r>
-        <w:rPr>
-          <w:b/>
-          <w:bCs/>
-        </w:rPr>
-        <w:t>)</w:t>
-      </w:r>
-      <w:r>
-        <w:rPr>
-          <w:bCs/>
-        </w:rPr>
-        <w:t xml:space="preserve">, </w:t>
-      </w:r>
-      <w:proofErr w:type="spellStart"/>
-      <w:r>
-        <w:rPr>
-          <w:b/>
-        </w:rPr>
-        <w:t>api_get_pubkey</w:t>
-      </w:r>
-      <w:proofErr w:type="spellEnd"/>
-      <w:r>
-        <w:rPr>
-          <w:b/>
-        </w:rPr>
-        <w:t>(username)</w:t>
-      </w:r>
-      <w:r>
-        <w:t xml:space="preserve">, </w:t>
-      </w:r>
-      <w:proofErr w:type="spellStart"/>
-      <w:r>
-        <w:rPr>
-          <w:b/>
-        </w:rPr>
-        <w:t>api_send</w:t>
-      </w:r>
-      <w:proofErr w:type="spellEnd"/>
-      <w:r>
-        <w:rPr>
-          <w:b/>
-        </w:rPr>
-        <w:t>(</w:t>
-      </w:r>
-      <w:proofErr w:type="spellStart"/>
-      <w:r>
-        <w:rPr>
-          <w:b/>
-        </w:rPr>
-        <w:t>message_packet</w:t>
-      </w:r>
-      <w:proofErr w:type="spellEnd"/>
-      <w:r>
-        <w:rPr>
-          <w:b/>
-        </w:rPr>
-        <w:t>)</w:t>
-      </w:r>
-      <w:r>
-        <w:t xml:space="preserve"> and </w:t>
-      </w:r>
-      <w:proofErr w:type="spellStart"/>
-      <w:r>
-        <w:rPr>
-          <w:b/>
-        </w:rPr>
-        <w:t>api_inbox</w:t>
-      </w:r>
-      <w:proofErr w:type="spellEnd"/>
-      <w:r>
-        <w:rPr>
-          <w:b/>
-        </w:rPr>
-        <w:t>(username)</w:t>
-      </w:r>
-    </w:p>
-    <w:p>
-      <w:r>
-        <w:t xml:space="preserve">Local storage on the client is done on the </w:t>
-      </w:r>
-      <w:proofErr w:type="spellStart"/>
-      <w:r>
-        <w:t>users.json</w:t>
-      </w:r>
-      <w:proofErr w:type="spellEnd"/>
-      <w:r>
-        <w:t xml:space="preserve"> file. </w:t>
-      </w:r>
-    </w:p>
-    <w:p>
-      <w:pPr>
-        <w:rPr>
-          <w:bCs/>
-        </w:rPr>
-      </w:pPr>
-      <w:r>
-        <w:rPr>
-          <w:bCs/>
-          <w:noProof/>
+        <w:lastRenderedPageBreak/>
+        <w:t xml:space="preserve">This route first validates if all the required fields exit. Once verified it stores the message object to the recipient’s inbox. Our main focus here was that the server is not doing any of the decrypting or inspecting of the message, it only stores whatever encrypted bundle it receives. </w:t>
+      </w:r>
+    </w:p>
+    <w:p>
+      <w:pPr>
+        <w:rPr>
+          <w:bCs/>
+        </w:rPr>
+      </w:pPr>
+      <w:r>
+        <w:rPr>
+          <w:bCs/>
         </w:rPr>
         <w:drawing>
-          <wp:inline distT="0" distB="0" distL="0" distR="0" wp14:anchorId="0E21BBB8" wp14:editId="69F3525A">
-            <wp:extent cx="5943600" cy="1378585"/>
+          <wp:inline distT="0" distB="0" distL="0" distR="0" wp14:anchorId="51A90EB9" wp14:editId="5DA6AED0">
+            <wp:extent cx="3238500" cy="2159000"/>
             <wp:effectExtent l="0" t="0" r="0" b="0"/>
-            <wp:docPr id="11" name="Picture 11"/>
+            <wp:docPr id="123879765" name="Picture 1"/>
             <wp:cNvGraphicFramePr>
               <a:graphicFrameLocks xmlns:a="http://schemas.openxmlformats.org/drawingml/2006/main" noChangeAspect="1"/>
             </wp:cNvGraphicFramePr>
@@ -5069,11 +4964,11 @@
               <a:graphicData uri="http://schemas.openxmlformats.org/drawingml/2006/picture">
                 <pic:pic xmlns:pic="http://schemas.openxmlformats.org/drawingml/2006/picture">
                   <pic:nvPicPr>
-                    <pic:cNvPr id="1" name=""/>
+                    <pic:cNvPr id="123879765" name=""/>
                     <pic:cNvPicPr/>
                   </pic:nvPicPr>
                   <pic:blipFill>
-                    <a:blip r:embed="rId19"/>
+                    <a:blip r:embed="rId18"/>
                     <a:stretch>
                       <a:fillRect/>
                     </a:stretch>
@@ -5081,7 +4976,7 @@
                   <pic:spPr>
                     <a:xfrm>
                       <a:off x="0" y="0"/>
-                      <a:ext cx="5943600" cy="1378585"/>
+                      <a:ext cx="3238500" cy="2159000"/>
                     </a:xfrm>
                     <a:prstGeom prst="rect">
                       <a:avLst/>
@@ -5104,527 +4999,194 @@
         <w:rPr>
           <w:bCs/>
         </w:rPr>
-        <w:t>The structure of the storage is as shown above. The main idea is that when user registers, the client generates an RSA key pair. The private key is encrypted using a password derived</w:t>
-      </w:r>
-      <w:r>
-        <w:rPr>
-          <w:bCs/>
-        </w:rPr>
-        <w:t xml:space="preserve"> AES</w:t>
-      </w:r>
-      <w:r>
-        <w:rPr>
-          <w:bCs/>
-        </w:rPr>
-        <w:t xml:space="preserve"> key (this way the private key remains unknown). The public key and encrypted private key are saved respectively. Only the public key is sent to the server. </w:t>
-      </w:r>
-    </w:p>
-    <w:p>
-      <w:pPr>
-        <w:rPr>
-          <w:bCs/>
-        </w:rPr>
-      </w:pPr>
-      <w:r>
-        <w:rPr>
-          <w:bCs/>
-        </w:rPr>
-        <w:t xml:space="preserve">Upon logging in, the client reads </w:t>
+        <w:t>This route is just used to allow the user to view their inbox. Upon user’s request to view inbox, the client calls this endpoint and then the decryption and verifying o</w:t>
+      </w:r>
+      <w:r>
+        <w:rPr>
+          <w:bCs/>
+        </w:rPr>
+        <w:t>f the messages is done locally.</w:t>
+      </w:r>
+    </w:p>
+    <w:p>
+      <w:pPr>
+        <w:pStyle w:val="Heading3"/>
+      </w:pPr>
+      <w:bookmarkStart w:id="11" w:name="_Toc214698510"/>
+      <w:r>
+        <w:t>Client-side:</w:t>
+      </w:r>
+      <w:bookmarkEnd w:id="11"/>
+    </w:p>
+    <w:p>
+      <w:pPr>
+        <w:rPr>
+          <w:bCs/>
+        </w:rPr>
+      </w:pPr>
+      <w:r>
+        <w:rPr>
+          <w:bCs/>
+        </w:rPr>
+        <w:t xml:space="preserve">The client.py file runs the client code. </w:t>
+      </w:r>
+      <w:r>
+        <w:rPr>
+          <w:bCs/>
+        </w:rPr>
+        <w:t>We have used the requests library to talk to the Flask server. The base URL is “</w:t>
+      </w:r>
+      <w:r>
+        <w:rPr>
+          <w:bCs/>
+        </w:rPr>
+        <w:t xml:space="preserve">SERVER_URL = </w:t>
+      </w:r>
+      <w:hyperlink r:id="rId19" w:history="1">
+        <w:r>
+          <w:rPr>
+            <w:rStyle w:val="Hyperlink"/>
+            <w:bCs/>
+          </w:rPr>
+          <w:t>http://127.0.0.1:5000</w:t>
+        </w:r>
+      </w:hyperlink>
+    </w:p>
+    <w:p>
+      <w:r>
+        <w:rPr>
+          <w:bCs/>
+        </w:rPr>
+        <w:t xml:space="preserve">Helper functions are used by the GUI </w:t>
       </w:r>
       <w:proofErr w:type="gramStart"/>
       <w:r>
         <w:rPr>
           <w:bCs/>
         </w:rPr>
-        <w:t xml:space="preserve">this </w:t>
+        <w:t>logic</w:t>
+      </w:r>
+      <w:proofErr w:type="gramEnd"/>
+      <w:r>
+        <w:rPr>
+          <w:bCs/>
+        </w:rPr>
+        <w:t xml:space="preserve"> so the code remains clean and focused on the interaction instead of HTTP details like </w:t>
       </w:r>
       <w:proofErr w:type="spellStart"/>
       <w:r>
         <w:rPr>
-          <w:bCs/>
-        </w:rPr>
-        <w:t>users</w:t>
-      </w:r>
+          <w:b/>
+          <w:bCs/>
+        </w:rPr>
+        <w:t>api_register</w:t>
+      </w:r>
+      <w:proofErr w:type="spellEnd"/>
+      <w:r>
+        <w:rPr>
+          <w:b/>
+          <w:bCs/>
+        </w:rPr>
+        <w:t>(</w:t>
+      </w:r>
+      <w:proofErr w:type="spellStart"/>
+      <w:proofErr w:type="gramStart"/>
+      <w:r>
+        <w:rPr>
+          <w:b/>
+          <w:bCs/>
+        </w:rPr>
+        <w:t>username,pubkey</w:t>
+      </w:r>
+      <w:proofErr w:type="spellEnd"/>
       <w:proofErr w:type="gramEnd"/>
       <w:r>
         <w:rPr>
-          <w:bCs/>
-        </w:rPr>
-        <w:t>.json</w:t>
+          <w:b/>
+          <w:bCs/>
+        </w:rPr>
+        <w:t>)</w:t>
+      </w:r>
+      <w:r>
+        <w:rPr>
+          <w:bCs/>
+        </w:rPr>
+        <w:t xml:space="preserve">, </w:t>
+      </w:r>
+      <w:proofErr w:type="spellStart"/>
+      <w:r>
+        <w:rPr>
+          <w:b/>
+        </w:rPr>
+        <w:t>api_get_pubkey</w:t>
       </w:r>
       <w:proofErr w:type="spellEnd"/>
       <w:r>
         <w:rPr>
-          <w:bCs/>
-        </w:rPr>
-        <w:t xml:space="preserve"> file. It searches up the username, decrypts the stored private key using user’s password. If decryption is successful, the client holds the RSA private key in memory for that session.</w:t>
-      </w:r>
-    </w:p>
-    <w:p>
-      <w:pPr>
-        <w:rPr>
-          <w:bCs/>
-        </w:rPr>
-      </w:pPr>
-      <w:r>
-        <w:rPr>
-          <w:bCs/>
-        </w:rPr>
-        <w:lastRenderedPageBreak/>
-        <w:t>The point of security is that the server never sees or stores the private keys. Private keys are stored on the client side and are password-protected. This design also allows the storage of multiple accounts.</w:t>
-      </w:r>
-    </w:p>
-    <w:p>
-      <w:pPr>
-        <w:rPr>
-          <w:bCs/>
-        </w:rPr>
-      </w:pPr>
-    </w:p>
-    <w:p>
-      <w:pPr>
-        <w:pStyle w:val="Heading2"/>
-      </w:pPr>
-      <w:bookmarkStart w:id="12" w:name="_Toc214698511"/>
-      <w:r>
-        <w:t>Phase 3: Cryptographic Design</w:t>
-      </w:r>
-      <w:bookmarkEnd w:id="12"/>
-    </w:p>
-    <w:p>
-      <w:pPr>
-        <w:rPr>
-          <w:bCs/>
-        </w:rPr>
-      </w:pPr>
-      <w:r>
-        <w:rPr>
-          <w:bCs/>
-        </w:rPr>
-        <w:t>Our crypto implementation ensures we have a hybrid cryptosystem that provides:</w:t>
-      </w:r>
-    </w:p>
-    <w:p>
-      <w:pPr>
-        <w:pStyle w:val="ListParagraph"/>
-        <w:numPr>
-          <w:ilvl w:val="0"/>
-          <w:numId w:val="7"/>
-        </w:numPr>
-        <w:rPr>
-          <w:bCs/>
-        </w:rPr>
-      </w:pPr>
-      <w:r>
-        <w:rPr>
-          <w:bCs/>
-        </w:rPr>
-        <w:t>Confidentiality: No one except the intended party can read the message</w:t>
-      </w:r>
-    </w:p>
-    <w:p>
-      <w:pPr>
-        <w:pStyle w:val="ListParagraph"/>
-        <w:numPr>
-          <w:ilvl w:val="0"/>
-          <w:numId w:val="7"/>
-        </w:numPr>
-        <w:rPr>
-          <w:bCs/>
-        </w:rPr>
-      </w:pPr>
-      <w:r>
-        <w:rPr>
-          <w:bCs/>
-        </w:rPr>
-        <w:t>Integrity: Any modifications to the message can be detected</w:t>
-      </w:r>
-    </w:p>
-    <w:p>
-      <w:pPr>
-        <w:pStyle w:val="ListParagraph"/>
-        <w:numPr>
-          <w:ilvl w:val="0"/>
-          <w:numId w:val="7"/>
-        </w:numPr>
-        <w:rPr>
-          <w:bCs/>
-        </w:rPr>
-      </w:pPr>
-      <w:r>
-        <w:rPr>
-          <w:bCs/>
-        </w:rPr>
-        <w:t>Authentication: Identity of sender can be confirmed via signatures.</w:t>
-      </w:r>
-    </w:p>
-    <w:p>
-      <w:pPr>
-        <w:pStyle w:val="Heading3"/>
-      </w:pPr>
-      <w:bookmarkStart w:id="13" w:name="_Toc214698512"/>
-      <w:r>
-        <w:t>Hybrid Cryptosystem:</w:t>
-      </w:r>
-      <w:bookmarkEnd w:id="13"/>
-    </w:p>
-    <w:p>
-      <w:pPr>
-        <w:rPr>
-          <w:bCs/>
-        </w:rPr>
-      </w:pPr>
-      <w:r>
-        <w:rPr>
-          <w:bCs/>
-        </w:rPr>
-        <w:t>In our design, we combined the use of AES and RSA.</w:t>
-      </w:r>
-      <w:r>
-        <w:rPr>
-          <w:bCs/>
-        </w:rPr>
-        <w:t xml:space="preserve"> Each algorithm is used for a specific task as follows:</w:t>
-      </w:r>
-    </w:p>
-    <w:p>
-      <w:pPr>
-        <w:pStyle w:val="ListParagraph"/>
-        <w:numPr>
-          <w:ilvl w:val="0"/>
-          <w:numId w:val="8"/>
-        </w:numPr>
-        <w:rPr>
-          <w:bCs/>
-        </w:rPr>
-      </w:pPr>
-      <w:r>
-        <w:rPr>
-          <w:bCs/>
-        </w:rPr>
-        <w:t>AES-256, which is a symmetric algorithm, is used to encrypt the body of the message.</w:t>
-      </w:r>
-    </w:p>
-    <w:p>
-      <w:pPr>
-        <w:pStyle w:val="ListParagraph"/>
-        <w:numPr>
-          <w:ilvl w:val="0"/>
-          <w:numId w:val="8"/>
-        </w:numPr>
-        <w:rPr>
-          <w:bCs/>
-        </w:rPr>
-      </w:pPr>
-      <w:r>
-        <w:rPr>
-          <w:bCs/>
-        </w:rPr>
-        <w:t>RSA, which is asymmetric, is used to encrypt only the AES key.</w:t>
-      </w:r>
-    </w:p>
-    <w:p>
-      <w:pPr>
-        <w:pStyle w:val="ListParagraph"/>
-        <w:numPr>
-          <w:ilvl w:val="0"/>
-          <w:numId w:val="8"/>
-        </w:numPr>
-        <w:rPr>
-          <w:bCs/>
-        </w:rPr>
-      </w:pPr>
-      <w:r>
-        <w:rPr>
-          <w:bCs/>
-        </w:rPr>
-        <w:t>Combination of SHA-256 and RSA is used for digital signatures to guarantee integrity.</w:t>
-      </w:r>
-    </w:p>
-    <w:p>
-      <w:pPr>
-        <w:rPr>
-          <w:bCs/>
-        </w:rPr>
-      </w:pPr>
-      <w:r>
-        <w:rPr>
-          <w:bCs/>
-        </w:rPr>
-        <w:t xml:space="preserve">Every secure email has these characteristics: ciphertext (AES-encrypted), nonce, encrypted AES </w:t>
-      </w:r>
-      <w:proofErr w:type="gramStart"/>
-      <w:r>
-        <w:rPr>
-          <w:bCs/>
-        </w:rPr>
-        <w:t>key(</w:t>
-      </w:r>
-      <w:proofErr w:type="gramEnd"/>
-      <w:r>
-        <w:rPr>
-          <w:bCs/>
-        </w:rPr>
-        <w:t>done using recipient’s public key), signature (computed with hashing plaintext and sender’s private key) and metadata.</w:t>
-      </w:r>
-    </w:p>
-    <w:p>
-      <w:pPr>
-        <w:rPr>
-          <w:bCs/>
-        </w:rPr>
-      </w:pPr>
-      <w:r>
-        <w:rPr>
-          <w:bCs/>
-        </w:rPr>
-        <w:t>To have a cryptographic view of how the sending and receiving process works, the steps are mentioned as follows along with a flow diagram for simplicity:</w:t>
-      </w:r>
-    </w:p>
-    <w:p>
-      <w:pPr>
-        <w:rPr>
-          <w:bCs/>
-        </w:rPr>
-      </w:pPr>
-      <w:r>
-        <w:rPr>
-          <w:bCs/>
-        </w:rPr>
-        <w:t>Ali sends a message to Fatima, here is how the transmission works behind the scenes:</w:t>
-      </w:r>
-    </w:p>
-    <w:p>
-      <w:pPr>
-        <w:pStyle w:val="Heading3"/>
-      </w:pPr>
-      <w:bookmarkStart w:id="14" w:name="_Toc214698513"/>
-      <w:r>
-        <w:t>Sending process:</w:t>
-      </w:r>
-      <w:bookmarkEnd w:id="14"/>
-    </w:p>
-    <w:p>
-      <w:pPr>
-        <w:pStyle w:val="ListParagraph"/>
-        <w:numPr>
-          <w:ilvl w:val="0"/>
-          <w:numId w:val="10"/>
-        </w:numPr>
-        <w:rPr>
-          <w:bCs/>
-        </w:rPr>
-      </w:pPr>
-      <w:r>
-        <w:rPr>
-          <w:bCs/>
-        </w:rPr>
-        <w:t>Fatima’s public key is fetched by client using /</w:t>
+          <w:b/>
+        </w:rPr>
+        <w:t>(username)</w:t>
+      </w:r>
+      <w:r>
+        <w:t xml:space="preserve">, </w:t>
       </w:r>
       <w:proofErr w:type="spellStart"/>
       <w:r>
         <w:rPr>
-          <w:bCs/>
-        </w:rPr>
-        <w:t>pubkey</w:t>
+          <w:b/>
+        </w:rPr>
+        <w:t>api_send</w:t>
       </w:r>
       <w:proofErr w:type="spellEnd"/>
       <w:r>
         <w:rPr>
-          <w:bCs/>
-        </w:rPr>
-        <w:t>/Fatima, thus Fatima’s public key is received (n, e)</w:t>
-      </w:r>
-    </w:p>
-    <w:p>
-      <w:pPr>
-        <w:pStyle w:val="ListParagraph"/>
-        <w:numPr>
-          <w:ilvl w:val="0"/>
-          <w:numId w:val="10"/>
-        </w:numPr>
-        <w:rPr>
-          <w:bCs/>
-        </w:rPr>
-      </w:pPr>
-      <w:r>
-        <w:rPr>
-          <w:bCs/>
-        </w:rPr>
-        <w:t xml:space="preserve">A fresh AES session key is generated with </w:t>
+          <w:b/>
+        </w:rPr>
+        <w:t>(</w:t>
       </w:r>
       <w:proofErr w:type="spellStart"/>
       <w:r>
-        <w:t>aes_key</w:t>
+        <w:rPr>
+          <w:b/>
+        </w:rPr>
+        <w:t>message_packet</w:t>
       </w:r>
       <w:proofErr w:type="spellEnd"/>
       <w:r>
-        <w:t xml:space="preserve"> = </w:t>
+        <w:rPr>
+          <w:b/>
+        </w:rPr>
+        <w:t>)</w:t>
+      </w:r>
+      <w:r>
+        <w:t xml:space="preserve"> and </w:t>
       </w:r>
       <w:proofErr w:type="spellStart"/>
       <w:r>
-        <w:t>aes_key_</w:t>
-      </w:r>
-      <w:proofErr w:type="gramStart"/>
-      <w:r>
-        <w:t>creation</w:t>
+        <w:rPr>
+          <w:b/>
+        </w:rPr>
+        <w:t>api_inbox</w:t>
       </w:r>
       <w:proofErr w:type="spellEnd"/>
       <w:r>
-        <w:t>(</w:t>
-      </w:r>
-      <w:proofErr w:type="gramEnd"/>
-      <w:r>
-        <w:t>)</w:t>
-      </w:r>
-    </w:p>
-    <w:p>
-      <w:pPr>
-        <w:pStyle w:val="ListParagraph"/>
-        <w:numPr>
-          <w:ilvl w:val="0"/>
-          <w:numId w:val="10"/>
-        </w:numPr>
-        <w:rPr>
-          <w:bCs/>
-        </w:rPr>
-      </w:pPr>
-      <w:r>
-        <w:t xml:space="preserve">The plaintext message typed out by Ali is encrypted with AES using ciphertext, nonce = </w:t>
+        <w:rPr>
+          <w:b/>
+        </w:rPr>
+        <w:t>(username)</w:t>
+      </w:r>
+    </w:p>
+    <w:p>
+      <w:r>
+        <w:t xml:space="preserve">Local storage on the client is done on the </w:t>
       </w:r>
       <w:proofErr w:type="spellStart"/>
       <w:r>
-        <w:t>aes_encryption_of_</w:t>
-      </w:r>
-      <w:proofErr w:type="gramStart"/>
-      <w:r>
-        <w:t>msg</w:t>
+        <w:t>users.json</w:t>
       </w:r>
       <w:proofErr w:type="spellEnd"/>
       <w:r>
-        <w:t>(</w:t>
-      </w:r>
-      <w:proofErr w:type="gramEnd"/>
-      <w:r>
-        <w:t xml:space="preserve">plaintext, </w:t>
-      </w:r>
-      <w:proofErr w:type="spellStart"/>
-      <w:r>
-        <w:t>aes_key</w:t>
-      </w:r>
-      <w:proofErr w:type="spellEnd"/>
-      <w:r>
-        <w:t>)</w:t>
-      </w:r>
-    </w:p>
-    <w:p>
-      <w:pPr>
-        <w:pStyle w:val="ListParagraph"/>
-        <w:numPr>
-          <w:ilvl w:val="0"/>
-          <w:numId w:val="10"/>
-        </w:numPr>
-        <w:rPr>
-          <w:bCs/>
-        </w:rPr>
-      </w:pPr>
-      <w:r>
-        <w:t xml:space="preserve">The AES key is encrypted using Fatima’s public RSA key using </w:t>
-      </w:r>
-      <w:proofErr w:type="spellStart"/>
-      <w:r>
-        <w:t>enc_aes_key</w:t>
-      </w:r>
-      <w:proofErr w:type="spellEnd"/>
-      <w:r>
-        <w:t xml:space="preserve"> = </w:t>
-      </w:r>
-      <w:proofErr w:type="spellStart"/>
-      <w:r>
-        <w:t>rsa_</w:t>
-      </w:r>
-      <w:proofErr w:type="gramStart"/>
-      <w:r>
-        <w:t>encryption</w:t>
-      </w:r>
-      <w:proofErr w:type="spellEnd"/>
-      <w:r>
-        <w:t>(</w:t>
-      </w:r>
-      <w:proofErr w:type="spellStart"/>
-      <w:proofErr w:type="gramEnd"/>
-      <w:r>
-        <w:t>aes_key</w:t>
-      </w:r>
-      <w:proofErr w:type="spellEnd"/>
-      <w:r>
-        <w:t xml:space="preserve">, </w:t>
-      </w:r>
-      <w:proofErr w:type="spellStart"/>
-      <w:r>
-        <w:t>fatima_public_key</w:t>
-      </w:r>
-      <w:proofErr w:type="spellEnd"/>
-      <w:r>
-        <w:t>)</w:t>
-      </w:r>
-    </w:p>
-    <w:p>
-      <w:pPr>
-        <w:pStyle w:val="ListParagraph"/>
-        <w:numPr>
-          <w:ilvl w:val="0"/>
-          <w:numId w:val="10"/>
-        </w:numPr>
-        <w:rPr>
-          <w:bCs/>
-        </w:rPr>
-      </w:pPr>
-      <w:r>
-        <w:lastRenderedPageBreak/>
-        <w:t xml:space="preserve">The digital signature is created in 2 steps: a digest is generated of the plaintext using SHA-256 with digest = hash_string_sha256(plaintext), then the digest is signed with Ali’s private key using signature = </w:t>
-      </w:r>
-      <w:proofErr w:type="spellStart"/>
-      <w:r>
-        <w:t>rsa_</w:t>
-      </w:r>
-      <w:proofErr w:type="gramStart"/>
-      <w:r>
-        <w:t>encryption</w:t>
-      </w:r>
-      <w:proofErr w:type="spellEnd"/>
-      <w:r>
-        <w:t>(</w:t>
-      </w:r>
-      <w:proofErr w:type="gramEnd"/>
-      <w:r>
-        <w:t xml:space="preserve">digest, </w:t>
-      </w:r>
-      <w:proofErr w:type="spellStart"/>
-      <w:r>
-        <w:t>ali_private_key</w:t>
-      </w:r>
-      <w:proofErr w:type="spellEnd"/>
-      <w:r>
-        <w:t>). This guarantees authentication.</w:t>
-      </w:r>
-    </w:p>
-    <w:p>
-      <w:pPr>
-        <w:pStyle w:val="ListParagraph"/>
-        <w:numPr>
-          <w:ilvl w:val="0"/>
-          <w:numId w:val="10"/>
-        </w:numPr>
-        <w:rPr>
-          <w:bCs/>
-        </w:rPr>
-      </w:pPr>
-      <w:r>
-        <w:t>A JSON object is constructed using all the generated parameters and then the mess</w:t>
-      </w:r>
-      <w:r>
-        <w:t>age packet is sent to the server. There is no decryption done by the server, it directly appends the packet to the recipient’s inbox</w:t>
+        <w:t xml:space="preserve"> file. </w:t>
       </w:r>
     </w:p>
     <w:p>
@@ -5639,10 +5201,10 @@
           <w:noProof/>
         </w:rPr>
         <w:drawing>
-          <wp:inline distT="0" distB="0" distL="0" distR="0" wp14:anchorId="1390FA63" wp14:editId="3BE25BBE">
-            <wp:extent cx="3858163" cy="4563112"/>
-            <wp:effectExtent l="0" t="0" r="9525" b="8890"/>
-            <wp:docPr id="41" name="Picture 41"/>
+          <wp:inline distT="0" distB="0" distL="0" distR="0" wp14:anchorId="0E21BBB8" wp14:editId="69F3525A">
+            <wp:extent cx="5943600" cy="1378585"/>
+            <wp:effectExtent l="0" t="0" r="0" b="0"/>
+            <wp:docPr id="11" name="Picture 11"/>
             <wp:cNvGraphicFramePr>
               <a:graphicFrameLocks xmlns:a="http://schemas.openxmlformats.org/drawingml/2006/main" noChangeAspect="1"/>
             </wp:cNvGraphicFramePr>
@@ -5662,7 +5224,7 @@
                   <pic:spPr>
                     <a:xfrm>
                       <a:off x="0" y="0"/>
-                      <a:ext cx="3858163" cy="4563112"/>
+                      <a:ext cx="5943600" cy="1378585"/>
                     </a:xfrm>
                     <a:prstGeom prst="rect">
                       <a:avLst/>
@@ -5679,40 +5241,116 @@
       <w:pPr>
         <w:rPr>
           <w:bCs/>
-          <w:i/>
-          <w:sz w:val="20"/>
-        </w:rPr>
-      </w:pPr>
-      <w:r>
-        <w:rPr>
-          <w:bCs/>
-          <w:i/>
-          <w:sz w:val="20"/>
-        </w:rPr>
-        <w:t>Created using asci flow</w:t>
-      </w:r>
-    </w:p>
-    <w:p>
-      <w:pPr>
-        <w:pStyle w:val="Heading3"/>
-      </w:pPr>
-      <w:bookmarkStart w:id="15" w:name="_Toc214698514"/>
-      <w:r>
-        <w:t>Receiving Process:</w:t>
-      </w:r>
-      <w:bookmarkEnd w:id="15"/>
-    </w:p>
-    <w:p>
-      <w:pPr>
-        <w:rPr>
-          <w:bCs/>
-        </w:rPr>
-      </w:pPr>
-      <w:r>
-        <w:rPr>
-          <w:bCs/>
-        </w:rPr>
-        <w:t>As Fatima opens her inbox to check the sent message, this is what the backend does:</w:t>
+        </w:rPr>
+      </w:pPr>
+      <w:r>
+        <w:rPr>
+          <w:bCs/>
+        </w:rPr>
+        <w:t>The structure of the storage is as shown above. The main idea is that when user registers, the client generates an RSA key pair. The private key is encrypted using a password derived</w:t>
+      </w:r>
+      <w:r>
+        <w:rPr>
+          <w:bCs/>
+        </w:rPr>
+        <w:t xml:space="preserve"> </w:t>
+      </w:r>
+      <w:r>
+        <w:rPr>
+          <w:bCs/>
+        </w:rPr>
+        <w:lastRenderedPageBreak/>
+        <w:t>AES</w:t>
+      </w:r>
+      <w:r>
+        <w:rPr>
+          <w:bCs/>
+        </w:rPr>
+        <w:t xml:space="preserve"> key (this way the private key remains unknown). The public key and encrypted private key are saved respectively. Only the public key is sent to the server. </w:t>
+      </w:r>
+    </w:p>
+    <w:p>
+      <w:pPr>
+        <w:rPr>
+          <w:bCs/>
+        </w:rPr>
+      </w:pPr>
+      <w:r>
+        <w:rPr>
+          <w:bCs/>
+        </w:rPr>
+        <w:t xml:space="preserve">Upon logging in, the client reads </w:t>
+      </w:r>
+      <w:proofErr w:type="gramStart"/>
+      <w:r>
+        <w:rPr>
+          <w:bCs/>
+        </w:rPr>
+        <w:t xml:space="preserve">this </w:t>
+      </w:r>
+      <w:proofErr w:type="spellStart"/>
+      <w:r>
+        <w:rPr>
+          <w:bCs/>
+        </w:rPr>
+        <w:t>users</w:t>
+      </w:r>
+      <w:proofErr w:type="gramEnd"/>
+      <w:r>
+        <w:rPr>
+          <w:bCs/>
+        </w:rPr>
+        <w:t>.json</w:t>
+      </w:r>
+      <w:proofErr w:type="spellEnd"/>
+      <w:r>
+        <w:rPr>
+          <w:bCs/>
+        </w:rPr>
+        <w:t xml:space="preserve"> file. It searches up the username, decrypts the stored private key using user’s password. If decryption is successful, the client holds the RSA private key in memory for that session.</w:t>
+      </w:r>
+    </w:p>
+    <w:p>
+      <w:pPr>
+        <w:rPr>
+          <w:bCs/>
+        </w:rPr>
+      </w:pPr>
+      <w:r>
+        <w:rPr>
+          <w:bCs/>
+        </w:rPr>
+        <w:t>The point of security is that the server never sees or stores the private keys. Private keys are stored on the client side and are password-protected. This design also allows the storage of multiple accounts.</w:t>
+      </w:r>
+    </w:p>
+    <w:p>
+      <w:pPr>
+        <w:rPr>
+          <w:bCs/>
+        </w:rPr>
+      </w:pPr>
+    </w:p>
+    <w:p>
+      <w:pPr>
+        <w:pStyle w:val="Heading2"/>
+      </w:pPr>
+      <w:bookmarkStart w:id="12" w:name="_Toc214698511"/>
+      <w:r>
+        <w:t>Phase 3: Cryptographic Design</w:t>
+      </w:r>
+      <w:bookmarkEnd w:id="12"/>
+    </w:p>
+    <w:p>
+      <w:pPr>
+        <w:rPr>
+          <w:bCs/>
+        </w:rPr>
+      </w:pPr>
+      <w:r>
+        <w:rPr>
+          <w:bCs/>
+        </w:rPr>
+        <w:t>Our crypto implementation ensures we have a hybrid cryptosystem that provides:</w:t>
       </w:r>
     </w:p>
     <w:p>
@@ -5720,7 +5358,7 @@
         <w:pStyle w:val="ListParagraph"/>
         <w:numPr>
           <w:ilvl w:val="0"/>
-          <w:numId w:val="11"/>
+          <w:numId w:val="7"/>
         </w:numPr>
         <w:rPr>
           <w:bCs/>
@@ -5730,7 +5368,7 @@
         <w:rPr>
           <w:bCs/>
         </w:rPr>
-        <w:t>The encrypted messages are downloaded by client using /inbox/Fatima and the list of the encrypted message packet.</w:t>
+        <w:t>Confidentiality: No one except the intended party can read the message</w:t>
       </w:r>
     </w:p>
     <w:p>
@@ -5738,7 +5376,7 @@
         <w:pStyle w:val="ListParagraph"/>
         <w:numPr>
           <w:ilvl w:val="0"/>
-          <w:numId w:val="11"/>
+          <w:numId w:val="7"/>
         </w:numPr>
         <w:rPr>
           <w:bCs/>
@@ -5748,44 +5386,7 @@
         <w:rPr>
           <w:bCs/>
         </w:rPr>
-        <w:t xml:space="preserve">The AES key is recovered using the RSA with </w:t>
-      </w:r>
-      <w:proofErr w:type="spellStart"/>
-      <w:r>
-        <w:t>aes_key</w:t>
-      </w:r>
-      <w:proofErr w:type="spellEnd"/>
-      <w:r>
-        <w:t xml:space="preserve"> = </w:t>
-      </w:r>
-      <w:proofErr w:type="spellStart"/>
-      <w:r>
-        <w:t>rsa_aes_</w:t>
-      </w:r>
-      <w:proofErr w:type="gramStart"/>
-      <w:r>
-        <w:t>decrypt</w:t>
-      </w:r>
-      <w:proofErr w:type="spellEnd"/>
-      <w:r>
-        <w:t>(</w:t>
-      </w:r>
-      <w:proofErr w:type="spellStart"/>
-      <w:proofErr w:type="gramEnd"/>
-      <w:r>
-        <w:t>enc_aes_key</w:t>
-      </w:r>
-      <w:proofErr w:type="spellEnd"/>
-      <w:r>
-        <w:t xml:space="preserve">, </w:t>
-      </w:r>
-      <w:proofErr w:type="spellStart"/>
-      <w:r>
-        <w:t>fatima_private_key</w:t>
-      </w:r>
-      <w:proofErr w:type="spellEnd"/>
-      <w:r>
-        <w:t>)</w:t>
+        <w:t>Integrity: Any modifications to the message can be detected</w:t>
       </w:r>
     </w:p>
     <w:p>
@@ -5793,39 +5394,46 @@
         <w:pStyle w:val="ListParagraph"/>
         <w:numPr>
           <w:ilvl w:val="0"/>
-          <w:numId w:val="11"/>
+          <w:numId w:val="7"/>
         </w:numPr>
         <w:rPr>
           <w:bCs/>
         </w:rPr>
       </w:pPr>
       <w:r>
-        <w:lastRenderedPageBreak/>
-        <w:t xml:space="preserve">The message is decrypted by converting the stores ciphertext and nonce lists back into bytes with plaintext = </w:t>
-      </w:r>
-      <w:proofErr w:type="spellStart"/>
-      <w:r>
-        <w:t>aes_decryption_of_</w:t>
-      </w:r>
-      <w:proofErr w:type="gramStart"/>
-      <w:r>
-        <w:t>msg</w:t>
-      </w:r>
-      <w:proofErr w:type="spellEnd"/>
-      <w:r>
-        <w:t>(</w:t>
-      </w:r>
-      <w:proofErr w:type="gramEnd"/>
-      <w:r>
-        <w:t xml:space="preserve">ciphertext, nonce, </w:t>
-      </w:r>
-      <w:proofErr w:type="spellStart"/>
-      <w:r>
-        <w:t>aes_key</w:t>
-      </w:r>
-      <w:proofErr w:type="spellEnd"/>
-      <w:r>
-        <w:t>)</w:t>
+        <w:rPr>
+          <w:bCs/>
+        </w:rPr>
+        <w:t>Authentication: Identity of sender can be confirmed via signatures.</w:t>
+      </w:r>
+    </w:p>
+    <w:p>
+      <w:pPr>
+        <w:pStyle w:val="Heading3"/>
+      </w:pPr>
+      <w:bookmarkStart w:id="13" w:name="_Toc214698512"/>
+      <w:r>
+        <w:t>Hybrid Cryptosystem:</w:t>
+      </w:r>
+      <w:bookmarkEnd w:id="13"/>
+    </w:p>
+    <w:p>
+      <w:pPr>
+        <w:rPr>
+          <w:bCs/>
+        </w:rPr>
+      </w:pPr>
+      <w:r>
+        <w:rPr>
+          <w:bCs/>
+        </w:rPr>
+        <w:t>In our design, we combined the use of AES and RSA.</w:t>
+      </w:r>
+      <w:r>
+        <w:rPr>
+          <w:bCs/>
+        </w:rPr>
+        <w:t xml:space="preserve"> Each algorithm is used for a specific task as follows:</w:t>
       </w:r>
     </w:p>
     <w:p>
@@ -5833,22 +5441,183 @@
         <w:pStyle w:val="ListParagraph"/>
         <w:numPr>
           <w:ilvl w:val="0"/>
-          <w:numId w:val="11"/>
+          <w:numId w:val="8"/>
         </w:numPr>
         <w:rPr>
           <w:bCs/>
         </w:rPr>
       </w:pPr>
       <w:r>
-        <w:t xml:space="preserve">Verification of the digital signature is done by recomputing the hash of the derived plaintext using digest1 = hash_string_sha256(plaintext), the signature is decrypted using Ali’s public key with digest2 = </w:t>
+        <w:rPr>
+          <w:bCs/>
+        </w:rPr>
+        <w:t>AES-256, which is a symmetric algorithm, is used to encrypt the body of the message.</w:t>
+      </w:r>
+    </w:p>
+    <w:p>
+      <w:pPr>
+        <w:pStyle w:val="ListParagraph"/>
+        <w:numPr>
+          <w:ilvl w:val="0"/>
+          <w:numId w:val="8"/>
+        </w:numPr>
+        <w:rPr>
+          <w:bCs/>
+        </w:rPr>
+      </w:pPr>
+      <w:r>
+        <w:rPr>
+          <w:bCs/>
+        </w:rPr>
+        <w:t>RSA, which is asymmetric, is used to encrypt only the AES key.</w:t>
+      </w:r>
+    </w:p>
+    <w:p>
+      <w:pPr>
+        <w:pStyle w:val="ListParagraph"/>
+        <w:numPr>
+          <w:ilvl w:val="0"/>
+          <w:numId w:val="8"/>
+        </w:numPr>
+        <w:rPr>
+          <w:bCs/>
+        </w:rPr>
+      </w:pPr>
+      <w:r>
+        <w:rPr>
+          <w:bCs/>
+        </w:rPr>
+        <w:t>Combination of SHA-256 and RSA is used for digital signatures to guarantee integrity.</w:t>
+      </w:r>
+    </w:p>
+    <w:p>
+      <w:pPr>
+        <w:rPr>
+          <w:bCs/>
+        </w:rPr>
+      </w:pPr>
+      <w:r>
+        <w:rPr>
+          <w:bCs/>
+        </w:rPr>
+        <w:t xml:space="preserve">Every secure email has these characteristics: ciphertext (AES-encrypted), nonce, encrypted AES </w:t>
+      </w:r>
+      <w:proofErr w:type="gramStart"/>
+      <w:r>
+        <w:rPr>
+          <w:bCs/>
+        </w:rPr>
+        <w:t>key(</w:t>
+      </w:r>
+      <w:proofErr w:type="gramEnd"/>
+      <w:r>
+        <w:rPr>
+          <w:bCs/>
+        </w:rPr>
+        <w:t>done using recipient’s public key), signature (computed with hashing plaintext and sender’s private key) and metadata.</w:t>
+      </w:r>
+    </w:p>
+    <w:p>
+      <w:pPr>
+        <w:rPr>
+          <w:bCs/>
+        </w:rPr>
+      </w:pPr>
+      <w:r>
+        <w:rPr>
+          <w:bCs/>
+        </w:rPr>
+        <w:t>To have a cryptographic view of how the sending and receiving process works, the steps are mentioned as follows along with a flow diagram for simplicity:</w:t>
+      </w:r>
+    </w:p>
+    <w:p>
+      <w:pPr>
+        <w:rPr>
+          <w:bCs/>
+        </w:rPr>
+      </w:pPr>
+      <w:r>
+        <w:rPr>
+          <w:bCs/>
+        </w:rPr>
+        <w:t>Ali sends a message to Fatima, here is how the transmission works behind the scenes:</w:t>
+      </w:r>
+    </w:p>
+    <w:p>
+      <w:pPr>
+        <w:pStyle w:val="Heading3"/>
+      </w:pPr>
+      <w:bookmarkStart w:id="14" w:name="_Toc214698513"/>
+      <w:r>
+        <w:t>Sending process:</w:t>
+      </w:r>
+      <w:bookmarkEnd w:id="14"/>
+    </w:p>
+    <w:p>
+      <w:pPr>
+        <w:pStyle w:val="ListParagraph"/>
+        <w:numPr>
+          <w:ilvl w:val="0"/>
+          <w:numId w:val="10"/>
+        </w:numPr>
+        <w:rPr>
+          <w:bCs/>
+        </w:rPr>
+      </w:pPr>
+      <w:r>
+        <w:rPr>
+          <w:bCs/>
+        </w:rPr>
+        <w:t>Fatima’s public key is fetched by client using /</w:t>
       </w:r>
       <w:proofErr w:type="spellStart"/>
       <w:r>
-        <w:t>rsa_str_</w:t>
+        <w:rPr>
+          <w:bCs/>
+        </w:rPr>
+        <w:t>pubkey</w:t>
+      </w:r>
+      <w:proofErr w:type="spellEnd"/>
+      <w:r>
+        <w:rPr>
+          <w:bCs/>
+        </w:rPr>
+        <w:t>/Fatima, thus Fatima’s public key is received (n, e)</w:t>
+      </w:r>
+    </w:p>
+    <w:p>
+      <w:pPr>
+        <w:pStyle w:val="ListParagraph"/>
+        <w:numPr>
+          <w:ilvl w:val="0"/>
+          <w:numId w:val="10"/>
+        </w:numPr>
+        <w:rPr>
+          <w:bCs/>
+        </w:rPr>
+      </w:pPr>
+      <w:r>
+        <w:rPr>
+          <w:bCs/>
+        </w:rPr>
+        <w:lastRenderedPageBreak/>
+        <w:t xml:space="preserve">A fresh AES session key is generated with </w:t>
+      </w:r>
+      <w:proofErr w:type="spellStart"/>
+      <w:r>
+        <w:t>aes_key</w:t>
+      </w:r>
+      <w:proofErr w:type="spellEnd"/>
+      <w:r>
+        <w:t xml:space="preserve"> = </w:t>
+      </w:r>
+      <w:proofErr w:type="spellStart"/>
+      <w:r>
+        <w:t>aes_key_</w:t>
       </w:r>
       <w:proofErr w:type="gramStart"/>
       <w:r>
-        <w:t>decrypt</w:t>
+        <w:t>creation</w:t>
       </w:r>
       <w:proofErr w:type="spellEnd"/>
       <w:r>
@@ -5856,15 +5625,155 @@
       </w:r>
       <w:proofErr w:type="gramEnd"/>
       <w:r>
-        <w:t xml:space="preserve">signature, </w:t>
+        <w:t>)</w:t>
+      </w:r>
+    </w:p>
+    <w:p>
+      <w:pPr>
+        <w:pStyle w:val="ListParagraph"/>
+        <w:numPr>
+          <w:ilvl w:val="0"/>
+          <w:numId w:val="10"/>
+        </w:numPr>
+        <w:rPr>
+          <w:bCs/>
+        </w:rPr>
+      </w:pPr>
+      <w:r>
+        <w:t xml:space="preserve">The plaintext message typed out by Ali is encrypted with AES using ciphertext, nonce = </w:t>
       </w:r>
       <w:proofErr w:type="spellStart"/>
       <w:r>
-        <w:t>alice_public_key</w:t>
+        <w:t>aes_encryption_of_</w:t>
+      </w:r>
+      <w:proofErr w:type="gramStart"/>
+      <w:r>
+        <w:t>msg</w:t>
       </w:r>
       <w:proofErr w:type="spellEnd"/>
       <w:r>
-        <w:t>). The two digests are compared. If they are the same then we know for sure the message has not been modified, this guarantees integrity.</w:t>
+        <w:t>(</w:t>
+      </w:r>
+      <w:proofErr w:type="gramEnd"/>
+      <w:r>
+        <w:t xml:space="preserve">plaintext, </w:t>
+      </w:r>
+      <w:proofErr w:type="spellStart"/>
+      <w:r>
+        <w:t>aes_key</w:t>
+      </w:r>
+      <w:proofErr w:type="spellEnd"/>
+      <w:r>
+        <w:t>)</w:t>
+      </w:r>
+    </w:p>
+    <w:p>
+      <w:pPr>
+        <w:pStyle w:val="ListParagraph"/>
+        <w:numPr>
+          <w:ilvl w:val="0"/>
+          <w:numId w:val="10"/>
+        </w:numPr>
+        <w:rPr>
+          <w:bCs/>
+        </w:rPr>
+      </w:pPr>
+      <w:r>
+        <w:t xml:space="preserve">The AES key is encrypted using Fatima’s public RSA key using </w:t>
+      </w:r>
+      <w:proofErr w:type="spellStart"/>
+      <w:r>
+        <w:t>enc_aes_key</w:t>
+      </w:r>
+      <w:proofErr w:type="spellEnd"/>
+      <w:r>
+        <w:t xml:space="preserve"> = </w:t>
+      </w:r>
+      <w:proofErr w:type="spellStart"/>
+      <w:r>
+        <w:t>rsa_</w:t>
+      </w:r>
+      <w:proofErr w:type="gramStart"/>
+      <w:r>
+        <w:t>encryption</w:t>
+      </w:r>
+      <w:proofErr w:type="spellEnd"/>
+      <w:r>
+        <w:t>(</w:t>
+      </w:r>
+      <w:proofErr w:type="spellStart"/>
+      <w:proofErr w:type="gramEnd"/>
+      <w:r>
+        <w:t>aes_key</w:t>
+      </w:r>
+      <w:proofErr w:type="spellEnd"/>
+      <w:r>
+        <w:t xml:space="preserve">, </w:t>
+      </w:r>
+      <w:proofErr w:type="spellStart"/>
+      <w:r>
+        <w:t>fatima_public_key</w:t>
+      </w:r>
+      <w:proofErr w:type="spellEnd"/>
+      <w:r>
+        <w:t>)</w:t>
+      </w:r>
+    </w:p>
+    <w:p>
+      <w:pPr>
+        <w:pStyle w:val="ListParagraph"/>
+        <w:numPr>
+          <w:ilvl w:val="0"/>
+          <w:numId w:val="10"/>
+        </w:numPr>
+        <w:rPr>
+          <w:bCs/>
+        </w:rPr>
+      </w:pPr>
+      <w:r>
+        <w:t xml:space="preserve">The digital signature is created in 2 steps: a digest is generated of the plaintext using SHA-256 with digest = hash_string_sha256(plaintext), then the digest is signed with Ali’s private key using signature = </w:t>
+      </w:r>
+      <w:proofErr w:type="spellStart"/>
+      <w:r>
+        <w:t>rsa_</w:t>
+      </w:r>
+      <w:proofErr w:type="gramStart"/>
+      <w:r>
+        <w:t>encryption</w:t>
+      </w:r>
+      <w:proofErr w:type="spellEnd"/>
+      <w:r>
+        <w:t>(</w:t>
+      </w:r>
+      <w:proofErr w:type="gramEnd"/>
+      <w:r>
+        <w:t xml:space="preserve">digest, </w:t>
+      </w:r>
+      <w:proofErr w:type="spellStart"/>
+      <w:r>
+        <w:t>ali_private_key</w:t>
+      </w:r>
+      <w:proofErr w:type="spellEnd"/>
+      <w:r>
+        <w:t>). This guarantees authentication.</w:t>
+      </w:r>
+    </w:p>
+    <w:p>
+      <w:pPr>
+        <w:pStyle w:val="ListParagraph"/>
+        <w:numPr>
+          <w:ilvl w:val="0"/>
+          <w:numId w:val="10"/>
+        </w:numPr>
+        <w:rPr>
+          <w:bCs/>
+        </w:rPr>
+      </w:pPr>
+      <w:r>
+        <w:t>A JSON object is constructed using all the generated parameters and then the mess</w:t>
+      </w:r>
+      <w:r>
+        <w:t>age packet is sent to the server. There is no decryption done by the server, it directly appends the packet to the recipient’s inbox</w:t>
       </w:r>
     </w:p>
     <w:p>
@@ -5879,10 +5788,10 @@
           <w:noProof/>
         </w:rPr>
         <w:drawing>
-          <wp:inline distT="0" distB="0" distL="0" distR="0" wp14:anchorId="09CAF3FD" wp14:editId="49FEEE8A">
-            <wp:extent cx="4334480" cy="4039164"/>
-            <wp:effectExtent l="0" t="0" r="9525" b="0"/>
-            <wp:docPr id="42" name="Picture 42"/>
+          <wp:inline distT="0" distB="0" distL="0" distR="0" wp14:anchorId="1390FA63" wp14:editId="3BE25BBE">
+            <wp:extent cx="3858163" cy="4563112"/>
+            <wp:effectExtent l="0" t="0" r="9525" b="8890"/>
+            <wp:docPr id="41" name="Picture 41"/>
             <wp:cNvGraphicFramePr>
               <a:graphicFrameLocks xmlns:a="http://schemas.openxmlformats.org/drawingml/2006/main" noChangeAspect="1"/>
             </wp:cNvGraphicFramePr>
@@ -5902,6 +5811,246 @@
                   <pic:spPr>
                     <a:xfrm>
                       <a:off x="0" y="0"/>
+                      <a:ext cx="3858163" cy="4563112"/>
+                    </a:xfrm>
+                    <a:prstGeom prst="rect">
+                      <a:avLst/>
+                    </a:prstGeom>
+                  </pic:spPr>
+                </pic:pic>
+              </a:graphicData>
+            </a:graphic>
+          </wp:inline>
+        </w:drawing>
+      </w:r>
+    </w:p>
+    <w:p>
+      <w:pPr>
+        <w:rPr>
+          <w:bCs/>
+          <w:i/>
+          <w:sz w:val="20"/>
+        </w:rPr>
+      </w:pPr>
+      <w:r>
+        <w:rPr>
+          <w:bCs/>
+          <w:i/>
+          <w:sz w:val="20"/>
+        </w:rPr>
+        <w:t>Created using asci flow</w:t>
+      </w:r>
+    </w:p>
+    <w:p>
+      <w:pPr>
+        <w:pStyle w:val="Heading3"/>
+      </w:pPr>
+      <w:bookmarkStart w:id="15" w:name="_Toc214698514"/>
+      <w:r>
+        <w:t>Receiving Process:</w:t>
+      </w:r>
+      <w:bookmarkEnd w:id="15"/>
+    </w:p>
+    <w:p>
+      <w:pPr>
+        <w:rPr>
+          <w:bCs/>
+        </w:rPr>
+      </w:pPr>
+      <w:r>
+        <w:rPr>
+          <w:bCs/>
+        </w:rPr>
+        <w:t>As Fatima opens her inbox to check the sent message, this is what the backend does:</w:t>
+      </w:r>
+    </w:p>
+    <w:p>
+      <w:pPr>
+        <w:pStyle w:val="ListParagraph"/>
+        <w:numPr>
+          <w:ilvl w:val="0"/>
+          <w:numId w:val="11"/>
+        </w:numPr>
+        <w:rPr>
+          <w:bCs/>
+        </w:rPr>
+      </w:pPr>
+      <w:r>
+        <w:rPr>
+          <w:bCs/>
+        </w:rPr>
+        <w:lastRenderedPageBreak/>
+        <w:t>The encrypted messages are downloaded by client using /inbox/Fatima and the list of the encrypted message packet.</w:t>
+      </w:r>
+    </w:p>
+    <w:p>
+      <w:pPr>
+        <w:pStyle w:val="ListParagraph"/>
+        <w:numPr>
+          <w:ilvl w:val="0"/>
+          <w:numId w:val="11"/>
+        </w:numPr>
+        <w:rPr>
+          <w:bCs/>
+        </w:rPr>
+      </w:pPr>
+      <w:r>
+        <w:rPr>
+          <w:bCs/>
+        </w:rPr>
+        <w:t xml:space="preserve">The AES key is recovered using the RSA with </w:t>
+      </w:r>
+      <w:proofErr w:type="spellStart"/>
+      <w:r>
+        <w:t>aes_key</w:t>
+      </w:r>
+      <w:proofErr w:type="spellEnd"/>
+      <w:r>
+        <w:t xml:space="preserve"> = </w:t>
+      </w:r>
+      <w:proofErr w:type="spellStart"/>
+      <w:r>
+        <w:t>rsa_aes_</w:t>
+      </w:r>
+      <w:proofErr w:type="gramStart"/>
+      <w:r>
+        <w:t>decrypt</w:t>
+      </w:r>
+      <w:proofErr w:type="spellEnd"/>
+      <w:r>
+        <w:t>(</w:t>
+      </w:r>
+      <w:proofErr w:type="spellStart"/>
+      <w:proofErr w:type="gramEnd"/>
+      <w:r>
+        <w:t>enc_aes_key</w:t>
+      </w:r>
+      <w:proofErr w:type="spellEnd"/>
+      <w:r>
+        <w:t xml:space="preserve">, </w:t>
+      </w:r>
+      <w:proofErr w:type="spellStart"/>
+      <w:r>
+        <w:t>fatima_private_key</w:t>
+      </w:r>
+      <w:proofErr w:type="spellEnd"/>
+      <w:r>
+        <w:t>)</w:t>
+      </w:r>
+    </w:p>
+    <w:p>
+      <w:pPr>
+        <w:pStyle w:val="ListParagraph"/>
+        <w:numPr>
+          <w:ilvl w:val="0"/>
+          <w:numId w:val="11"/>
+        </w:numPr>
+        <w:rPr>
+          <w:bCs/>
+        </w:rPr>
+      </w:pPr>
+      <w:r>
+        <w:t xml:space="preserve">The message is decrypted by converting the stores ciphertext and nonce lists back into bytes with plaintext = </w:t>
+      </w:r>
+      <w:proofErr w:type="spellStart"/>
+      <w:r>
+        <w:t>aes_decryption_of_</w:t>
+      </w:r>
+      <w:proofErr w:type="gramStart"/>
+      <w:r>
+        <w:t>msg</w:t>
+      </w:r>
+      <w:proofErr w:type="spellEnd"/>
+      <w:r>
+        <w:t>(</w:t>
+      </w:r>
+      <w:proofErr w:type="gramEnd"/>
+      <w:r>
+        <w:t xml:space="preserve">ciphertext, nonce, </w:t>
+      </w:r>
+      <w:proofErr w:type="spellStart"/>
+      <w:r>
+        <w:t>aes_key</w:t>
+      </w:r>
+      <w:proofErr w:type="spellEnd"/>
+      <w:r>
+        <w:t>)</w:t>
+      </w:r>
+    </w:p>
+    <w:p>
+      <w:pPr>
+        <w:pStyle w:val="ListParagraph"/>
+        <w:numPr>
+          <w:ilvl w:val="0"/>
+          <w:numId w:val="11"/>
+        </w:numPr>
+        <w:rPr>
+          <w:bCs/>
+        </w:rPr>
+      </w:pPr>
+      <w:r>
+        <w:t xml:space="preserve">Verification of the digital signature is done by recomputing the hash of the derived plaintext using digest1 = hash_string_sha256(plaintext), the signature is decrypted using Ali’s public key with digest2 = </w:t>
+      </w:r>
+      <w:proofErr w:type="spellStart"/>
+      <w:r>
+        <w:t>rsa_str_</w:t>
+      </w:r>
+      <w:proofErr w:type="gramStart"/>
+      <w:r>
+        <w:t>decrypt</w:t>
+      </w:r>
+      <w:proofErr w:type="spellEnd"/>
+      <w:r>
+        <w:t>(</w:t>
+      </w:r>
+      <w:proofErr w:type="gramEnd"/>
+      <w:r>
+        <w:t xml:space="preserve">signature, </w:t>
+      </w:r>
+      <w:proofErr w:type="spellStart"/>
+      <w:r>
+        <w:t>alice_public_key</w:t>
+      </w:r>
+      <w:proofErr w:type="spellEnd"/>
+      <w:r>
+        <w:t>). The two digests are compared. If they are the same then we know for sure the message has not been modified, this guarantees integrity.</w:t>
+      </w:r>
+    </w:p>
+    <w:p>
+      <w:pPr>
+        <w:rPr>
+          <w:bCs/>
+        </w:rPr>
+      </w:pPr>
+      <w:r>
+        <w:rPr>
+          <w:bCs/>
+          <w:noProof/>
+        </w:rPr>
+        <w:drawing>
+          <wp:inline distT="0" distB="0" distL="0" distR="0" wp14:anchorId="09CAF3FD" wp14:editId="49FEEE8A">
+            <wp:extent cx="4334480" cy="4039164"/>
+            <wp:effectExtent l="0" t="0" r="9525" b="0"/>
+            <wp:docPr id="42" name="Picture 42"/>
+            <wp:cNvGraphicFramePr>
+              <a:graphicFrameLocks xmlns:a="http://schemas.openxmlformats.org/drawingml/2006/main" noChangeAspect="1"/>
+            </wp:cNvGraphicFramePr>
+            <a:graphic xmlns:a="http://schemas.openxmlformats.org/drawingml/2006/main">
+              <a:graphicData uri="http://schemas.openxmlformats.org/drawingml/2006/picture">
+                <pic:pic xmlns:pic="http://schemas.openxmlformats.org/drawingml/2006/picture">
+                  <pic:nvPicPr>
+                    <pic:cNvPr id="1" name=""/>
+                    <pic:cNvPicPr/>
+                  </pic:nvPicPr>
+                  <pic:blipFill>
+                    <a:blip r:embed="rId22"/>
+                    <a:stretch>
+                      <a:fillRect/>
+                    </a:stretch>
+                  </pic:blipFill>
+                  <pic:spPr>
+                    <a:xfrm>
+                      <a:off x="0" y="0"/>
                       <a:ext cx="4334480" cy="4039164"/>
                     </a:xfrm>
                     <a:prstGeom prst="rect">
@@ -5986,6 +6135,7 @@
         <w:pStyle w:val="Heading3"/>
       </w:pPr>
       <w:r>
+        <w:lastRenderedPageBreak/>
         <w:t>The Math of RSA:</w:t>
       </w:r>
     </w:p>
@@ -6013,7 +6163,6 @@
           <w:bCs/>
           <w:noProof/>
         </w:rPr>
-        <w:lastRenderedPageBreak/>
         <w:drawing>
           <wp:inline distT="0" distB="0" distL="0" distR="0" wp14:anchorId="510BEDEF" wp14:editId="400AA6D7">
             <wp:extent cx="5943600" cy="661035"/>
@@ -6030,7 +6179,7 @@
                     <pic:cNvPicPr/>
                   </pic:nvPicPr>
                   <pic:blipFill>
-                    <a:blip r:embed="rId22"/>
+                    <a:blip r:embed="rId23"/>
                     <a:stretch>
                       <a:fillRect/>
                     </a:stretch>
@@ -6078,7 +6227,7 @@
                     <pic:cNvPicPr/>
                   </pic:nvPicPr>
                   <pic:blipFill>
-                    <a:blip r:embed="rId23"/>
+                    <a:blip r:embed="rId24"/>
                     <a:stretch>
                       <a:fillRect/>
                     </a:stretch>
@@ -6126,7 +6275,7 @@
                     <pic:cNvPicPr/>
                   </pic:nvPicPr>
                   <pic:blipFill>
-                    <a:blip r:embed="rId24"/>
+                    <a:blip r:embed="rId25"/>
                     <a:stretch>
                       <a:fillRect/>
                     </a:stretch>
@@ -6174,7 +6323,7 @@
                     <pic:cNvPicPr/>
                   </pic:nvPicPr>
                   <pic:blipFill>
-                    <a:blip r:embed="rId25"/>
+                    <a:blip r:embed="rId26"/>
                     <a:stretch>
                       <a:fillRect/>
                     </a:stretch>
@@ -6236,7 +6385,7 @@
                     <pic:cNvPicPr/>
                   </pic:nvPicPr>
                   <pic:blipFill>
-                    <a:blip r:embed="rId26"/>
+                    <a:blip r:embed="rId27"/>
                     <a:stretch>
                       <a:fillRect/>
                     </a:stretch>
@@ -6304,7 +6453,7 @@
                     <pic:cNvPicPr/>
                   </pic:nvPicPr>
                   <pic:blipFill>
-                    <a:blip r:embed="rId27"/>
+                    <a:blip r:embed="rId28"/>
                     <a:stretch>
                       <a:fillRect/>
                     </a:stretch>
@@ -6379,7 +6528,7 @@
                     <pic:cNvPicPr/>
                   </pic:nvPicPr>
                   <pic:blipFill>
-                    <a:blip r:embed="rId28"/>
+                    <a:blip r:embed="rId29"/>
                     <a:stretch>
                       <a:fillRect/>
                     </a:stretch>
@@ -6440,7 +6589,7 @@
                     <pic:cNvPicPr/>
                   </pic:nvPicPr>
                   <pic:blipFill>
-                    <a:blip r:embed="rId29"/>
+                    <a:blip r:embed="rId30"/>
                     <a:stretch>
                       <a:fillRect/>
                     </a:stretch>
@@ -6537,7 +6686,7 @@
                     <pic:cNvPicPr/>
                   </pic:nvPicPr>
                   <pic:blipFill>
-                    <a:blip r:embed="rId30"/>
+                    <a:blip r:embed="rId31"/>
                     <a:stretch>
                       <a:fillRect/>
                     </a:stretch>
@@ -6773,7 +6922,7 @@
                     <pic:cNvPicPr/>
                   </pic:nvPicPr>
                   <pic:blipFill>
-                    <a:blip r:embed="rId31"/>
+                    <a:blip r:embed="rId32"/>
                     <a:stretch>
                       <a:fillRect/>
                     </a:stretch>
@@ -6825,7 +6974,7 @@
                     <pic:cNvPicPr/>
                   </pic:nvPicPr>
                   <pic:blipFill>
-                    <a:blip r:embed="rId32"/>
+                    <a:blip r:embed="rId33"/>
                     <a:stretch>
                       <a:fillRect/>
                     </a:stretch>
@@ -6915,7 +7064,7 @@
         </w:rPr>
         <w:t xml:space="preserve">The client uses HTTP requests to interact with the Flash server on </w:t>
       </w:r>
-      <w:hyperlink r:id="rId33" w:history="1">
+      <w:hyperlink r:id="rId34" w:history="1">
         <w:r>
           <w:rPr>
             <w:rStyle w:val="Hyperlink"/>
@@ -7215,56 +7364,6 @@
             <wp:extent cx="4763165" cy="5039428"/>
             <wp:effectExtent l="0" t="0" r="0" b="8890"/>
             <wp:docPr id="43" name="Picture 43"/>
-            <wp:cNvGraphicFramePr>
-              <a:graphicFrameLocks xmlns:a="http://schemas.openxmlformats.org/drawingml/2006/main" noChangeAspect="1"/>
-            </wp:cNvGraphicFramePr>
-            <a:graphic xmlns:a="http://schemas.openxmlformats.org/drawingml/2006/main">
-              <a:graphicData uri="http://schemas.openxmlformats.org/drawingml/2006/picture">
-                <pic:pic xmlns:pic="http://schemas.openxmlformats.org/drawingml/2006/picture">
-                  <pic:nvPicPr>
-                    <pic:cNvPr id="1" name=""/>
-                    <pic:cNvPicPr/>
-                  </pic:nvPicPr>
-                  <pic:blipFill>
-                    <a:blip r:embed="rId34"/>
-                    <a:stretch>
-                      <a:fillRect/>
-                    </a:stretch>
-                  </pic:blipFill>
-                  <pic:spPr>
-                    <a:xfrm>
-                      <a:off x="0" y="0"/>
-                      <a:ext cx="4763165" cy="5039428"/>
-                    </a:xfrm>
-                    <a:prstGeom prst="rect">
-                      <a:avLst/>
-                    </a:prstGeom>
-                  </pic:spPr>
-                </pic:pic>
-              </a:graphicData>
-            </a:graphic>
-          </wp:inline>
-        </w:drawing>
-      </w:r>
-    </w:p>
-    <w:p>
-      <w:pPr>
-        <w:pStyle w:val="ListParagraph"/>
-        <w:rPr>
-          <w:bCs/>
-        </w:rPr>
-      </w:pPr>
-      <w:r>
-        <w:rPr>
-          <w:bCs/>
-          <w:noProof/>
-        </w:rPr>
-        <w:lastRenderedPageBreak/>
-        <w:drawing>
-          <wp:inline distT="0" distB="0" distL="0" distR="0" wp14:anchorId="7DCEC37D" wp14:editId="16DB7FF6">
-            <wp:extent cx="5943600" cy="758190"/>
-            <wp:effectExtent l="0" t="0" r="0" b="3810"/>
-            <wp:docPr id="44" name="Picture 44"/>
             <wp:cNvGraphicFramePr>
               <a:graphicFrameLocks xmlns:a="http://schemas.openxmlformats.org/drawingml/2006/main" noChangeAspect="1"/>
             </wp:cNvGraphicFramePr>
@@ -7284,7 +7383,7 @@
                   <pic:spPr>
                     <a:xfrm>
                       <a:off x="0" y="0"/>
-                      <a:ext cx="5943600" cy="758190"/>
+                      <a:ext cx="4763165" cy="5039428"/>
                     </a:xfrm>
                     <a:prstGeom prst="rect">
                       <a:avLst/>
@@ -7307,85 +7406,14 @@
       <w:r>
         <w:rPr>
           <w:bCs/>
-        </w:rPr>
-        <w:t xml:space="preserve">The user’s entry is created in the </w:t>
-      </w:r>
-      <w:proofErr w:type="spellStart"/>
-      <w:r>
-        <w:rPr>
-          <w:bCs/>
-        </w:rPr>
-        <w:t>users.json</w:t>
-      </w:r>
-      <w:proofErr w:type="spellEnd"/>
-      <w:r>
-        <w:rPr>
-          <w:bCs/>
-        </w:rPr>
-        <w:t xml:space="preserve"> file with the encrypted private key.</w:t>
-      </w:r>
-    </w:p>
-    <w:p>
-      <w:pPr>
-        <w:pStyle w:val="Heading4"/>
-      </w:pPr>
-      <w:r>
-        <w:t>Login Flow:</w:t>
-      </w:r>
-    </w:p>
-    <w:p>
-      <w:pPr>
-        <w:pStyle w:val="ListParagraph"/>
-        <w:numPr>
-          <w:ilvl w:val="0"/>
-          <w:numId w:val="14"/>
-        </w:numPr>
-        <w:rPr>
-          <w:bCs/>
-        </w:rPr>
-      </w:pPr>
-      <w:r>
-        <w:rPr>
-          <w:bCs/>
-        </w:rPr>
-        <w:t>When user logs in with correct username and password, they are given access</w:t>
-      </w:r>
-    </w:p>
-    <w:p>
-      <w:pPr>
-        <w:pStyle w:val="ListParagraph"/>
-        <w:numPr>
-          <w:ilvl w:val="0"/>
-          <w:numId w:val="14"/>
-        </w:numPr>
-        <w:rPr>
-          <w:bCs/>
-        </w:rPr>
-      </w:pPr>
-      <w:r>
-        <w:rPr>
-          <w:bCs/>
-        </w:rPr>
-        <w:t>If password is wrong, the access is denied (private key decryption fails)</w:t>
-      </w:r>
-    </w:p>
-    <w:p>
-      <w:pPr>
-        <w:pStyle w:val="ListParagraph"/>
-        <w:rPr>
-          <w:bCs/>
-        </w:rPr>
-      </w:pPr>
-      <w:r>
-        <w:rPr>
-          <w:bCs/>
           <w:noProof/>
         </w:rPr>
+        <w:lastRenderedPageBreak/>
         <w:drawing>
-          <wp:inline distT="0" distB="0" distL="0" distR="0" wp14:anchorId="6C8000C6" wp14:editId="05AA9535">
-            <wp:extent cx="1781424" cy="1419423"/>
-            <wp:effectExtent l="0" t="0" r="9525" b="9525"/>
-            <wp:docPr id="15" name="Picture 15"/>
+          <wp:inline distT="0" distB="0" distL="0" distR="0" wp14:anchorId="7DCEC37D" wp14:editId="16DB7FF6">
+            <wp:extent cx="5943600" cy="758190"/>
+            <wp:effectExtent l="0" t="0" r="0" b="3810"/>
+            <wp:docPr id="44" name="Picture 44"/>
             <wp:cNvGraphicFramePr>
               <a:graphicFrameLocks xmlns:a="http://schemas.openxmlformats.org/drawingml/2006/main" noChangeAspect="1"/>
             </wp:cNvGraphicFramePr>
@@ -7405,7 +7433,7 @@
                   <pic:spPr>
                     <a:xfrm>
                       <a:off x="0" y="0"/>
-                      <a:ext cx="1781424" cy="1419423"/>
+                      <a:ext cx="5943600" cy="758190"/>
                     </a:xfrm>
                     <a:prstGeom prst="rect">
                       <a:avLst/>
@@ -7420,10 +7448,38 @@
     </w:p>
     <w:p>
       <w:pPr>
+        <w:pStyle w:val="ListParagraph"/>
+        <w:rPr>
+          <w:bCs/>
+        </w:rPr>
+      </w:pPr>
+      <w:r>
+        <w:rPr>
+          <w:bCs/>
+        </w:rPr>
+        <w:t xml:space="preserve">The user’s entry is created in the </w:t>
+      </w:r>
+      <w:proofErr w:type="spellStart"/>
+      <w:r>
+        <w:rPr>
+          <w:bCs/>
+        </w:rPr>
+        <w:t>users.json</w:t>
+      </w:r>
+      <w:proofErr w:type="spellEnd"/>
+      <w:r>
+        <w:rPr>
+          <w:bCs/>
+        </w:rPr>
+        <w:t xml:space="preserve"> file with the encrypted private key.</w:t>
+      </w:r>
+    </w:p>
+    <w:p>
+      <w:pPr>
         <w:pStyle w:val="Heading4"/>
       </w:pPr>
       <w:r>
-        <w:t>Message-sending Flow:</w:t>
+        <w:t>Login Flow:</w:t>
       </w:r>
     </w:p>
     <w:p>
@@ -7431,11 +7487,17 @@
         <w:pStyle w:val="ListParagraph"/>
         <w:numPr>
           <w:ilvl w:val="0"/>
-          <w:numId w:val="15"/>
+          <w:numId w:val="14"/>
         </w:numPr>
-      </w:pPr>
-      <w:r>
-        <w:t>We registered at least two users to start communication between them</w:t>
+        <w:rPr>
+          <w:bCs/>
+        </w:rPr>
+      </w:pPr>
+      <w:r>
+        <w:rPr>
+          <w:bCs/>
+        </w:rPr>
+        <w:t>When user logs in with correct username and password, they are given access</w:t>
       </w:r>
     </w:p>
     <w:p>
@@ -7443,33 +7505,36 @@
         <w:pStyle w:val="ListParagraph"/>
         <w:numPr>
           <w:ilvl w:val="0"/>
-          <w:numId w:val="15"/>
+          <w:numId w:val="14"/>
         </w:numPr>
-      </w:pPr>
-      <w:r>
-        <w:t xml:space="preserve">Ali </w:t>
-      </w:r>
-      <w:r>
-        <w:t>writes</w:t>
-      </w:r>
-      <w:r>
-        <w:t xml:space="preserve"> a message to Fatima and sends it</w:t>
+        <w:rPr>
+          <w:bCs/>
+        </w:rPr>
+      </w:pPr>
+      <w:r>
+        <w:rPr>
+          <w:bCs/>
+        </w:rPr>
+        <w:t>If password is wrong, the access is denied (private key decryption fails)</w:t>
       </w:r>
     </w:p>
     <w:p>
       <w:pPr>
         <w:pStyle w:val="ListParagraph"/>
-      </w:pPr>
-      <w:r>
-        <w:rPr>
+        <w:rPr>
+          <w:bCs/>
+        </w:rPr>
+      </w:pPr>
+      <w:r>
+        <w:rPr>
+          <w:bCs/>
           <w:noProof/>
         </w:rPr>
-        <w:lastRenderedPageBreak/>
         <w:drawing>
-          <wp:inline distT="0" distB="0" distL="0" distR="0" wp14:anchorId="124AB915" wp14:editId="57AB0E7A">
-            <wp:extent cx="4772691" cy="5068007"/>
-            <wp:effectExtent l="0" t="0" r="8890" b="0"/>
-            <wp:docPr id="16" name="Picture 16"/>
+          <wp:inline distT="0" distB="0" distL="0" distR="0" wp14:anchorId="6C8000C6" wp14:editId="05AA9535">
+            <wp:extent cx="1781424" cy="1419423"/>
+            <wp:effectExtent l="0" t="0" r="9525" b="9525"/>
+            <wp:docPr id="15" name="Picture 15"/>
             <wp:cNvGraphicFramePr>
               <a:graphicFrameLocks xmlns:a="http://schemas.openxmlformats.org/drawingml/2006/main" noChangeAspect="1"/>
             </wp:cNvGraphicFramePr>
@@ -7489,7 +7554,7 @@
                   <pic:spPr>
                     <a:xfrm>
                       <a:off x="0" y="0"/>
-                      <a:ext cx="4772691" cy="5068007"/>
+                      <a:ext cx="1781424" cy="1419423"/>
                     </a:xfrm>
                     <a:prstGeom prst="rect">
                       <a:avLst/>
@@ -7504,6 +7569,14 @@
     </w:p>
     <w:p>
       <w:pPr>
+        <w:pStyle w:val="Heading4"/>
+      </w:pPr>
+      <w:r>
+        <w:t>Message-sending Flow:</w:t>
+      </w:r>
+    </w:p>
+    <w:p>
+      <w:pPr>
         <w:pStyle w:val="ListParagraph"/>
         <w:numPr>
           <w:ilvl w:val="0"/>
@@ -7511,7 +7584,7 @@
         </w:numPr>
       </w:pPr>
       <w:r>
-        <w:t>In the backend, the client fetches Fatima’s public key from the server</w:t>
+        <w:t>We registered at least two users to start communication between them</w:t>
       </w:r>
     </w:p>
     <w:p>
@@ -7523,34 +7596,29 @@
         </w:numPr>
       </w:pPr>
       <w:r>
-        <w:t>A new AES key was generated</w:t>
+        <w:t xml:space="preserve">Ali </w:t>
+      </w:r>
+      <w:r>
+        <w:t>writes</w:t>
+      </w:r>
+      <w:r>
+        <w:t xml:space="preserve"> a message to Fatima and sends it</w:t>
       </w:r>
     </w:p>
     <w:p>
       <w:pPr>
         <w:pStyle w:val="ListParagraph"/>
-        <w:numPr>
-          <w:ilvl w:val="0"/>
-          <w:numId w:val="15"/>
-        </w:numPr>
-      </w:pPr>
-      <w:r>
-        <w:t>The message and AES key were encrypted and sent to /send</w:t>
-      </w:r>
-    </w:p>
-    <w:p>
-      <w:pPr>
-        <w:pStyle w:val="ListParagraph"/>
       </w:pPr>
       <w:r>
         <w:rPr>
           <w:noProof/>
         </w:rPr>
+        <w:lastRenderedPageBreak/>
         <w:drawing>
-          <wp:inline distT="0" distB="0" distL="0" distR="0" wp14:anchorId="13ECA236" wp14:editId="42595A6A">
-            <wp:extent cx="5943600" cy="266065"/>
-            <wp:effectExtent l="0" t="0" r="0" b="635"/>
-            <wp:docPr id="17" name="Picture 17"/>
+          <wp:inline distT="0" distB="0" distL="0" distR="0" wp14:anchorId="124AB915" wp14:editId="57AB0E7A">
+            <wp:extent cx="4772691" cy="5068007"/>
+            <wp:effectExtent l="0" t="0" r="8890" b="0"/>
+            <wp:docPr id="16" name="Picture 16"/>
             <wp:cNvGraphicFramePr>
               <a:graphicFrameLocks xmlns:a="http://schemas.openxmlformats.org/drawingml/2006/main" noChangeAspect="1"/>
             </wp:cNvGraphicFramePr>
@@ -7570,7 +7638,7 @@
                   <pic:spPr>
                     <a:xfrm>
                       <a:off x="0" y="0"/>
-                      <a:ext cx="5943600" cy="266065"/>
+                      <a:ext cx="4772691" cy="5068007"/>
                     </a:xfrm>
                     <a:prstGeom prst="rect">
                       <a:avLst/>
@@ -7592,23 +7660,46 @@
         </w:numPr>
       </w:pPr>
       <w:r>
-        <w:t>Server stores a new message in Fatima’s inbox</w:t>
+        <w:t>In the backend, the client fetches Fatima’s public key from the server</w:t>
       </w:r>
     </w:p>
     <w:p>
       <w:pPr>
         <w:pStyle w:val="ListParagraph"/>
+        <w:numPr>
+          <w:ilvl w:val="0"/>
+          <w:numId w:val="15"/>
+        </w:numPr>
+      </w:pPr>
+      <w:r>
+        <w:t>A new AES key was generated</w:t>
+      </w:r>
+    </w:p>
+    <w:p>
+      <w:pPr>
+        <w:pStyle w:val="ListParagraph"/>
+        <w:numPr>
+          <w:ilvl w:val="0"/>
+          <w:numId w:val="15"/>
+        </w:numPr>
+      </w:pPr>
+      <w:r>
+        <w:t>The message and AES key were encrypted and sent to /send</w:t>
+      </w:r>
+    </w:p>
+    <w:p>
+      <w:pPr>
+        <w:pStyle w:val="ListParagraph"/>
       </w:pPr>
       <w:r>
         <w:rPr>
           <w:noProof/>
         </w:rPr>
-        <w:lastRenderedPageBreak/>
         <w:drawing>
-          <wp:inline distT="0" distB="0" distL="0" distR="0" wp14:anchorId="64EE305E" wp14:editId="20C27C03">
-            <wp:extent cx="4801270" cy="2657846"/>
-            <wp:effectExtent l="0" t="0" r="0" b="9525"/>
-            <wp:docPr id="18" name="Picture 18"/>
+          <wp:inline distT="0" distB="0" distL="0" distR="0" wp14:anchorId="13ECA236" wp14:editId="42595A6A">
+            <wp:extent cx="5943600" cy="266065"/>
+            <wp:effectExtent l="0" t="0" r="0" b="635"/>
+            <wp:docPr id="17" name="Picture 17"/>
             <wp:cNvGraphicFramePr>
               <a:graphicFrameLocks xmlns:a="http://schemas.openxmlformats.org/drawingml/2006/main" noChangeAspect="1"/>
             </wp:cNvGraphicFramePr>
@@ -7628,7 +7719,7 @@
                   <pic:spPr>
                     <a:xfrm>
                       <a:off x="0" y="0"/>
-                      <a:ext cx="4801270" cy="2657846"/>
+                      <a:ext cx="5943600" cy="266065"/>
                     </a:xfrm>
                     <a:prstGeom prst="rect">
                       <a:avLst/>
@@ -7644,402 +7735,29 @@
     <w:p>
       <w:pPr>
         <w:pStyle w:val="ListParagraph"/>
-        <w:rPr>
-          <w:bCs/>
-        </w:rPr>
-      </w:pPr>
-    </w:p>
-    <w:p>
-      <w:pPr>
-        <w:rPr>
-          <w:bCs/>
-        </w:rPr>
-      </w:pPr>
-      <w:r>
-        <w:rPr>
-          <w:bCs/>
-        </w:rPr>
-        <w:t>For documentation, we have created data flow designs to visualize the flow of communication between two users. We constructed a detailed user manual (which will be attached below) for ease of user. We also worked on a detailed report highlighting all the major and minor aspects of this project, what thinking went into applying the certain cryptographic algorithms, and how we focused on perfecting the flow of secure communication.</w:t>
-      </w:r>
-    </w:p>
-    <w:p>
-      <w:pPr>
-        <w:rPr>
-          <w:bCs/>
-        </w:rPr>
-      </w:pPr>
-    </w:p>
-    <w:p>
-      <w:pPr>
-        <w:rPr>
-          <w:bCs/>
-        </w:rPr>
-      </w:pPr>
-    </w:p>
-    <w:p>
-      <w:pPr>
-        <w:rPr>
-          <w:bCs/>
-        </w:rPr>
-      </w:pPr>
-    </w:p>
-    <w:p>
-      <w:pPr>
-        <w:rPr>
-          <w:bCs/>
-        </w:rPr>
-      </w:pPr>
-    </w:p>
-    <w:p>
-      <w:pPr>
-        <w:rPr>
-          <w:bCs/>
-        </w:rPr>
-      </w:pPr>
-    </w:p>
-    <w:p>
-      <w:pPr>
-        <w:rPr>
-          <w:bCs/>
-        </w:rPr>
-      </w:pPr>
-    </w:p>
-    <w:p>
-      <w:pPr>
-        <w:rPr>
-          <w:bCs/>
-        </w:rPr>
-      </w:pPr>
-    </w:p>
-    <w:p>
-      <w:pPr>
-        <w:rPr>
-          <w:bCs/>
-        </w:rPr>
-      </w:pPr>
-    </w:p>
-    <w:p>
-      <w:pPr>
-        <w:rPr>
-          <w:bCs/>
-        </w:rPr>
-      </w:pPr>
-    </w:p>
-    <w:p>
-      <w:pPr>
-        <w:rPr>
-          <w:bCs/>
-        </w:rPr>
-      </w:pPr>
-    </w:p>
-    <w:p>
-      <w:pPr>
-        <w:pStyle w:val="Heading2"/>
-      </w:pPr>
-      <w:bookmarkStart w:id="24" w:name="_Toc214698523"/>
-      <w:r>
-        <w:lastRenderedPageBreak/>
-        <w:t>Phase 7 (Bonus): User Interface / Quality of Experience</w:t>
-      </w:r>
-      <w:bookmarkEnd w:id="24"/>
-    </w:p>
-    <w:p>
-      <w:pPr>
-        <w:rPr>
-          <w:bCs/>
-        </w:rPr>
-      </w:pPr>
-      <w:r>
-        <w:rPr>
-          <w:bCs/>
-        </w:rPr>
-        <w:t>The objective here was to implement a simple user-friendly interface so even people with no technical knowledge could interact with our system with ease and surety that their communication will be secure. It is the main point of interaction between the user and the backend where all the cryptographic interactions that we have discussed earlier take place.</w:t>
-      </w:r>
-    </w:p>
-    <w:p>
-      <w:pPr>
-        <w:rPr>
-          <w:bCs/>
-        </w:rPr>
-      </w:pPr>
-      <w:r>
-        <w:rPr>
-          <w:bCs/>
-        </w:rPr>
-        <w:t>It was optional to implement but we wanted to make our system more intuitive and easier to demonstrate, and as close to a real-world secure communication application as we could.</w:t>
-      </w:r>
-    </w:p>
-    <w:p>
-      <w:pPr>
-        <w:pStyle w:val="Heading3"/>
-      </w:pPr>
-      <w:bookmarkStart w:id="25" w:name="_Toc214698524"/>
-      <w:r>
-        <w:t>Design Approach:</w:t>
-      </w:r>
-      <w:bookmarkEnd w:id="25"/>
-    </w:p>
-    <w:p>
-      <w:pPr>
-        <w:rPr>
-          <w:bCs/>
-        </w:rPr>
-      </w:pPr>
-      <w:r>
-        <w:rPr>
-          <w:bCs/>
-        </w:rPr>
-        <w:t xml:space="preserve">The GUI was built using </w:t>
-      </w:r>
-      <w:proofErr w:type="spellStart"/>
-      <w:r>
-        <w:rPr>
-          <w:bCs/>
-        </w:rPr>
-        <w:t>Tkinter</w:t>
-      </w:r>
-      <w:proofErr w:type="spellEnd"/>
-      <w:r>
-        <w:rPr>
-          <w:bCs/>
-        </w:rPr>
-        <w:t xml:space="preserve"> which is a Python built-in library</w:t>
-      </w:r>
-      <w:r>
-        <w:rPr>
-          <w:bCs/>
-        </w:rPr>
-        <w:t>. The GUI contains “screens” that were later linked together.</w:t>
-      </w:r>
-    </w:p>
-    <w:p>
-      <w:pPr>
-        <w:pStyle w:val="ListParagraph"/>
         <w:numPr>
           <w:ilvl w:val="0"/>
           <w:numId w:val="15"/>
         </w:numPr>
-        <w:rPr>
-          <w:bCs/>
-        </w:rPr>
-      </w:pPr>
-      <w:r>
-        <w:rPr>
-          <w:bCs/>
-        </w:rPr>
-        <w:t>Main menu</w:t>
+      </w:pPr>
+      <w:r>
+        <w:t>Server stores a new message in Fatima’s inbox</w:t>
       </w:r>
     </w:p>
     <w:p>
       <w:pPr>
         <w:pStyle w:val="ListParagraph"/>
-        <w:numPr>
-          <w:ilvl w:val="0"/>
-          <w:numId w:val="15"/>
-        </w:numPr>
-        <w:rPr>
-          <w:bCs/>
-        </w:rPr>
-      </w:pPr>
-      <w:r>
-        <w:rPr>
-          <w:bCs/>
-        </w:rPr>
-        <w:t>Registration Window</w:t>
-      </w:r>
-    </w:p>
-    <w:p>
-      <w:pPr>
-        <w:pStyle w:val="ListParagraph"/>
-        <w:numPr>
-          <w:ilvl w:val="0"/>
-          <w:numId w:val="15"/>
-        </w:numPr>
-        <w:rPr>
-          <w:bCs/>
-        </w:rPr>
-      </w:pPr>
-      <w:r>
-        <w:rPr>
-          <w:bCs/>
-        </w:rPr>
-        <w:t>Login Window</w:t>
-      </w:r>
-    </w:p>
-    <w:p>
-      <w:pPr>
-        <w:pStyle w:val="ListParagraph"/>
-        <w:numPr>
-          <w:ilvl w:val="0"/>
-          <w:numId w:val="15"/>
-        </w:numPr>
-        <w:rPr>
-          <w:bCs/>
-        </w:rPr>
-      </w:pPr>
-      <w:r>
-        <w:rPr>
-          <w:bCs/>
-        </w:rPr>
-        <w:t>Dashboard Menu</w:t>
-      </w:r>
-    </w:p>
-    <w:p>
-      <w:pPr>
-        <w:pStyle w:val="ListParagraph"/>
-        <w:numPr>
-          <w:ilvl w:val="0"/>
-          <w:numId w:val="15"/>
-        </w:numPr>
-        <w:rPr>
-          <w:bCs/>
-        </w:rPr>
-      </w:pPr>
-      <w:r>
-        <w:rPr>
-          <w:bCs/>
-        </w:rPr>
-        <w:t>Send Email Window</w:t>
-      </w:r>
-    </w:p>
-    <w:p>
-      <w:pPr>
-        <w:pStyle w:val="ListParagraph"/>
-        <w:numPr>
-          <w:ilvl w:val="0"/>
-          <w:numId w:val="15"/>
-        </w:numPr>
-        <w:rPr>
-          <w:bCs/>
-        </w:rPr>
-      </w:pPr>
-      <w:r>
-        <w:rPr>
-          <w:bCs/>
-        </w:rPr>
-        <w:t>Inbox Window</w:t>
-      </w:r>
-    </w:p>
-    <w:p>
-      <w:pPr>
-        <w:ind w:left="360"/>
-        <w:rPr>
-          <w:bCs/>
-        </w:rPr>
-      </w:pPr>
-      <w:r>
-        <w:rPr>
-          <w:bCs/>
-        </w:rPr>
-        <w:t>Each window has a corresponding function in the client code</w:t>
-      </w:r>
-    </w:p>
-    <w:p>
-      <w:pPr>
-        <w:ind w:left="360"/>
-        <w:rPr>
-          <w:bCs/>
-        </w:rPr>
-      </w:pPr>
-    </w:p>
-    <w:p>
-      <w:pPr>
-        <w:ind w:left="360"/>
-        <w:rPr>
-          <w:bCs/>
-        </w:rPr>
-      </w:pPr>
-    </w:p>
-    <w:p>
-      <w:pPr>
-        <w:ind w:left="360"/>
-        <w:rPr>
-          <w:bCs/>
-        </w:rPr>
-      </w:pPr>
-    </w:p>
-    <w:p>
-      <w:pPr>
-        <w:ind w:left="360"/>
-        <w:rPr>
-          <w:bCs/>
-        </w:rPr>
-      </w:pPr>
-    </w:p>
-    <w:p>
-      <w:pPr>
-        <w:ind w:left="360"/>
-        <w:rPr>
-          <w:bCs/>
-        </w:rPr>
-      </w:pPr>
-    </w:p>
-    <w:p>
-      <w:pPr>
-        <w:ind w:left="360"/>
-        <w:rPr>
-          <w:bCs/>
-        </w:rPr>
-      </w:pPr>
-    </w:p>
-    <w:p>
-      <w:pPr>
-        <w:ind w:left="360"/>
-        <w:rPr>
-          <w:bCs/>
-        </w:rPr>
-      </w:pPr>
-    </w:p>
-    <w:p>
-      <w:pPr>
-        <w:ind w:left="360"/>
-        <w:rPr>
-          <w:bCs/>
-        </w:rPr>
-      </w:pPr>
-    </w:p>
-    <w:p>
-      <w:pPr>
-        <w:ind w:left="360"/>
-        <w:rPr>
-          <w:bCs/>
-        </w:rPr>
-      </w:pPr>
-    </w:p>
-    <w:p>
-      <w:pPr>
-        <w:pStyle w:val="Heading3"/>
-      </w:pPr>
-      <w:bookmarkStart w:id="26" w:name="_Toc214698525"/>
-      <w:r>
+      </w:pPr>
+      <w:r>
+        <w:rPr>
+          <w:noProof/>
+        </w:rPr>
         <w:lastRenderedPageBreak/>
-        <w:t>Functionalities mapped to code:</w:t>
-      </w:r>
-      <w:bookmarkEnd w:id="26"/>
-    </w:p>
-    <w:p>
-      <w:pPr>
-        <w:pStyle w:val="Heading4"/>
-      </w:pPr>
-      <w:r>
-        <w:t>Registration Interface:</w:t>
-      </w:r>
-    </w:p>
-    <w:p>
-      <w:r>
-        <w:t>When user registers and the ‘Register’ button is clicked, the crypto logic is executed behind the scenes, and a status on the screen indicated success or error.</w:t>
-      </w:r>
-    </w:p>
-    <w:p>
-      <w:r>
-        <w:rPr>
-          <w:noProof/>
-        </w:rPr>
         <w:drawing>
-          <wp:inline distT="0" distB="0" distL="0" distR="0" wp14:anchorId="15A6CECC" wp14:editId="39E4DEE5">
-            <wp:extent cx="5943600" cy="2698750"/>
-            <wp:effectExtent l="0" t="0" r="0" b="6350"/>
-            <wp:docPr id="19" name="Picture 19"/>
+          <wp:inline distT="0" distB="0" distL="0" distR="0" wp14:anchorId="64EE305E" wp14:editId="20C27C03">
+            <wp:extent cx="4801270" cy="2657846"/>
+            <wp:effectExtent l="0" t="0" r="0" b="9525"/>
+            <wp:docPr id="18" name="Picture 18"/>
             <wp:cNvGraphicFramePr>
               <a:graphicFrameLocks xmlns:a="http://schemas.openxmlformats.org/drawingml/2006/main" noChangeAspect="1"/>
             </wp:cNvGraphicFramePr>
@@ -8059,7 +7777,7 @@
                   <pic:spPr>
                     <a:xfrm>
                       <a:off x="0" y="0"/>
-                      <a:ext cx="5943600" cy="2698750"/>
+                      <a:ext cx="4801270" cy="2657846"/>
                     </a:xfrm>
                     <a:prstGeom prst="rect">
                       <a:avLst/>
@@ -8074,25 +7792,391 @@
     </w:p>
     <w:p>
       <w:pPr>
+        <w:pStyle w:val="ListParagraph"/>
+        <w:rPr>
+          <w:bCs/>
+        </w:rPr>
+      </w:pPr>
+    </w:p>
+    <w:p>
+      <w:pPr>
+        <w:rPr>
+          <w:bCs/>
+        </w:rPr>
+      </w:pPr>
+      <w:r>
+        <w:rPr>
+          <w:bCs/>
+        </w:rPr>
+        <w:t>For documentation, we have created data flow designs to visualize the flow of communication between two users. We constructed a detailed user manual (which will be attached below) for ease of user. We also worked on a detailed report highlighting all the major and minor aspects of this project, what thinking went into applying the certain cryptographic algorithms, and how we focused on perfecting the flow of secure communication.</w:t>
+      </w:r>
+    </w:p>
+    <w:p>
+      <w:pPr>
+        <w:rPr>
+          <w:bCs/>
+        </w:rPr>
+      </w:pPr>
+    </w:p>
+    <w:p>
+      <w:pPr>
+        <w:rPr>
+          <w:bCs/>
+        </w:rPr>
+      </w:pPr>
+    </w:p>
+    <w:p>
+      <w:pPr>
+        <w:rPr>
+          <w:bCs/>
+        </w:rPr>
+      </w:pPr>
+    </w:p>
+    <w:p>
+      <w:pPr>
+        <w:rPr>
+          <w:bCs/>
+        </w:rPr>
+      </w:pPr>
+    </w:p>
+    <w:p>
+      <w:pPr>
+        <w:rPr>
+          <w:bCs/>
+        </w:rPr>
+      </w:pPr>
+    </w:p>
+    <w:p>
+      <w:pPr>
+        <w:rPr>
+          <w:bCs/>
+        </w:rPr>
+      </w:pPr>
+    </w:p>
+    <w:p>
+      <w:pPr>
+        <w:rPr>
+          <w:bCs/>
+        </w:rPr>
+      </w:pPr>
+    </w:p>
+    <w:p>
+      <w:pPr>
+        <w:rPr>
+          <w:bCs/>
+        </w:rPr>
+      </w:pPr>
+    </w:p>
+    <w:p>
+      <w:pPr>
+        <w:rPr>
+          <w:bCs/>
+        </w:rPr>
+      </w:pPr>
+    </w:p>
+    <w:p>
+      <w:pPr>
+        <w:rPr>
+          <w:bCs/>
+        </w:rPr>
+      </w:pPr>
+    </w:p>
+    <w:p>
+      <w:pPr>
+        <w:pStyle w:val="Heading2"/>
+      </w:pPr>
+      <w:bookmarkStart w:id="24" w:name="_Toc214698523"/>
+      <w:r>
+        <w:lastRenderedPageBreak/>
+        <w:t>Phase 7 (Bonus): User Interface / Quality of Experience</w:t>
+      </w:r>
+      <w:bookmarkEnd w:id="24"/>
+    </w:p>
+    <w:p>
+      <w:pPr>
+        <w:rPr>
+          <w:bCs/>
+        </w:rPr>
+      </w:pPr>
+      <w:r>
+        <w:rPr>
+          <w:bCs/>
+        </w:rPr>
+        <w:t>The objective here was to implement a simple user-friendly interface so even people with no technical knowledge could interact with our system with ease and surety that their communication will be secure. It is the main point of interaction between the user and the backend where all the cryptographic interactions that we have discussed earlier take place.</w:t>
+      </w:r>
+    </w:p>
+    <w:p>
+      <w:pPr>
+        <w:rPr>
+          <w:bCs/>
+        </w:rPr>
+      </w:pPr>
+      <w:r>
+        <w:rPr>
+          <w:bCs/>
+        </w:rPr>
+        <w:t>It was optional to implement but we wanted to make our system more intuitive and easier to demonstrate, and as close to a real-world secure communication application as we could.</w:t>
+      </w:r>
+    </w:p>
+    <w:p>
+      <w:pPr>
+        <w:pStyle w:val="Heading3"/>
+      </w:pPr>
+      <w:bookmarkStart w:id="25" w:name="_Toc214698524"/>
+      <w:r>
+        <w:t>Design Approach:</w:t>
+      </w:r>
+      <w:bookmarkEnd w:id="25"/>
+    </w:p>
+    <w:p>
+      <w:pPr>
+        <w:rPr>
+          <w:bCs/>
+        </w:rPr>
+      </w:pPr>
+      <w:r>
+        <w:rPr>
+          <w:bCs/>
+        </w:rPr>
+        <w:t xml:space="preserve">The GUI was built using </w:t>
+      </w:r>
+      <w:proofErr w:type="spellStart"/>
+      <w:r>
+        <w:rPr>
+          <w:bCs/>
+        </w:rPr>
+        <w:t>Tkinter</w:t>
+      </w:r>
+      <w:proofErr w:type="spellEnd"/>
+      <w:r>
+        <w:rPr>
+          <w:bCs/>
+        </w:rPr>
+        <w:t xml:space="preserve"> which is a Python built-in library</w:t>
+      </w:r>
+      <w:r>
+        <w:rPr>
+          <w:bCs/>
+        </w:rPr>
+        <w:t>. The GUI contains “screens” that were later linked together.</w:t>
+      </w:r>
+    </w:p>
+    <w:p>
+      <w:pPr>
+        <w:pStyle w:val="ListParagraph"/>
+        <w:numPr>
+          <w:ilvl w:val="0"/>
+          <w:numId w:val="15"/>
+        </w:numPr>
+        <w:rPr>
+          <w:bCs/>
+        </w:rPr>
+      </w:pPr>
+      <w:r>
+        <w:rPr>
+          <w:bCs/>
+        </w:rPr>
+        <w:t>Main menu</w:t>
+      </w:r>
+    </w:p>
+    <w:p>
+      <w:pPr>
+        <w:pStyle w:val="ListParagraph"/>
+        <w:numPr>
+          <w:ilvl w:val="0"/>
+          <w:numId w:val="15"/>
+        </w:numPr>
+        <w:rPr>
+          <w:bCs/>
+        </w:rPr>
+      </w:pPr>
+      <w:r>
+        <w:rPr>
+          <w:bCs/>
+        </w:rPr>
+        <w:t>Registration Window</w:t>
+      </w:r>
+    </w:p>
+    <w:p>
+      <w:pPr>
+        <w:pStyle w:val="ListParagraph"/>
+        <w:numPr>
+          <w:ilvl w:val="0"/>
+          <w:numId w:val="15"/>
+        </w:numPr>
+        <w:rPr>
+          <w:bCs/>
+        </w:rPr>
+      </w:pPr>
+      <w:r>
+        <w:rPr>
+          <w:bCs/>
+        </w:rPr>
+        <w:t>Login Window</w:t>
+      </w:r>
+    </w:p>
+    <w:p>
+      <w:pPr>
+        <w:pStyle w:val="ListParagraph"/>
+        <w:numPr>
+          <w:ilvl w:val="0"/>
+          <w:numId w:val="15"/>
+        </w:numPr>
+        <w:rPr>
+          <w:bCs/>
+        </w:rPr>
+      </w:pPr>
+      <w:r>
+        <w:rPr>
+          <w:bCs/>
+        </w:rPr>
+        <w:t>Dashboard Menu</w:t>
+      </w:r>
+    </w:p>
+    <w:p>
+      <w:pPr>
+        <w:pStyle w:val="ListParagraph"/>
+        <w:numPr>
+          <w:ilvl w:val="0"/>
+          <w:numId w:val="15"/>
+        </w:numPr>
+        <w:rPr>
+          <w:bCs/>
+        </w:rPr>
+      </w:pPr>
+      <w:r>
+        <w:rPr>
+          <w:bCs/>
+        </w:rPr>
+        <w:t>Send Email Window</w:t>
+      </w:r>
+    </w:p>
+    <w:p>
+      <w:pPr>
+        <w:pStyle w:val="ListParagraph"/>
+        <w:numPr>
+          <w:ilvl w:val="0"/>
+          <w:numId w:val="15"/>
+        </w:numPr>
+        <w:rPr>
+          <w:bCs/>
+        </w:rPr>
+      </w:pPr>
+      <w:r>
+        <w:rPr>
+          <w:bCs/>
+        </w:rPr>
+        <w:t>Inbox Window</w:t>
+      </w:r>
+    </w:p>
+    <w:p>
+      <w:pPr>
+        <w:ind w:left="360"/>
+        <w:rPr>
+          <w:bCs/>
+        </w:rPr>
+      </w:pPr>
+      <w:r>
+        <w:rPr>
+          <w:bCs/>
+        </w:rPr>
+        <w:t>Each window has a corresponding function in the client code</w:t>
+      </w:r>
+    </w:p>
+    <w:p>
+      <w:pPr>
+        <w:ind w:left="360"/>
+        <w:rPr>
+          <w:bCs/>
+        </w:rPr>
+      </w:pPr>
+    </w:p>
+    <w:p>
+      <w:pPr>
+        <w:ind w:left="360"/>
+        <w:rPr>
+          <w:bCs/>
+        </w:rPr>
+      </w:pPr>
+    </w:p>
+    <w:p>
+      <w:pPr>
+        <w:ind w:left="360"/>
+        <w:rPr>
+          <w:bCs/>
+        </w:rPr>
+      </w:pPr>
+    </w:p>
+    <w:p>
+      <w:pPr>
+        <w:ind w:left="360"/>
+        <w:rPr>
+          <w:bCs/>
+        </w:rPr>
+      </w:pPr>
+    </w:p>
+    <w:p>
+      <w:pPr>
+        <w:ind w:left="360"/>
+        <w:rPr>
+          <w:bCs/>
+        </w:rPr>
+      </w:pPr>
+    </w:p>
+    <w:p>
+      <w:pPr>
+        <w:ind w:left="360"/>
+        <w:rPr>
+          <w:bCs/>
+        </w:rPr>
+      </w:pPr>
+    </w:p>
+    <w:p>
+      <w:pPr>
+        <w:ind w:left="360"/>
+        <w:rPr>
+          <w:bCs/>
+        </w:rPr>
+      </w:pPr>
+    </w:p>
+    <w:p>
+      <w:pPr>
+        <w:ind w:left="360"/>
+        <w:rPr>
+          <w:bCs/>
+        </w:rPr>
+      </w:pPr>
+    </w:p>
+    <w:p>
+      <w:pPr>
+        <w:ind w:left="360"/>
+        <w:rPr>
+          <w:bCs/>
+        </w:rPr>
+      </w:pPr>
+    </w:p>
+    <w:p>
+      <w:pPr>
+        <w:pStyle w:val="Heading3"/>
+      </w:pPr>
+      <w:bookmarkStart w:id="26" w:name="_Toc214698525"/>
+      <w:r>
+        <w:lastRenderedPageBreak/>
+        <w:t>Functionalities mapped to code:</w:t>
+      </w:r>
+      <w:bookmarkEnd w:id="26"/>
+    </w:p>
+    <w:p>
+      <w:pPr>
         <w:pStyle w:val="Heading4"/>
       </w:pPr>
       <w:r>
-        <w:t>Login Interface:</w:t>
-      </w:r>
-    </w:p>
-    <w:p>
-      <w:r>
-        <w:t xml:space="preserve">When user logs in with the previously registered credentials and the ‘Login’ button is clicked, the </w:t>
-      </w:r>
-      <w:proofErr w:type="spellStart"/>
-      <w:proofErr w:type="gramStart"/>
-      <w:r>
-        <w:t>users.json</w:t>
-      </w:r>
-      <w:proofErr w:type="spellEnd"/>
-      <w:proofErr w:type="gramEnd"/>
-      <w:r>
-        <w:t xml:space="preserve"> is loaded and username is checked. Successful attempt shows success message and if not, error is shown.</w:t>
+        <w:t>Registration Interface:</w:t>
+      </w:r>
+    </w:p>
+    <w:p>
+      <w:r>
+        <w:t>When user registers and the ‘Register’ button is clicked, the crypto logic is executed behind the scenes, and a status on the screen indicated success or error.</w:t>
       </w:r>
     </w:p>
     <w:p>
@@ -8101,10 +8185,10 @@
           <w:noProof/>
         </w:rPr>
         <w:drawing>
-          <wp:inline distT="0" distB="0" distL="0" distR="0" wp14:anchorId="59A92A64" wp14:editId="2DDDD3CC">
-            <wp:extent cx="5943600" cy="2859405"/>
-            <wp:effectExtent l="0" t="0" r="0" b="0"/>
-            <wp:docPr id="20" name="Picture 20"/>
+          <wp:inline distT="0" distB="0" distL="0" distR="0" wp14:anchorId="15A6CECC" wp14:editId="39E4DEE5">
+            <wp:extent cx="5943600" cy="2698750"/>
+            <wp:effectExtent l="0" t="0" r="0" b="6350"/>
+            <wp:docPr id="19" name="Picture 19"/>
             <wp:cNvGraphicFramePr>
               <a:graphicFrameLocks xmlns:a="http://schemas.openxmlformats.org/drawingml/2006/main" noChangeAspect="1"/>
             </wp:cNvGraphicFramePr>
@@ -8124,7 +8208,7 @@
                   <pic:spPr>
                     <a:xfrm>
                       <a:off x="0" y="0"/>
-                      <a:ext cx="5943600" cy="2859405"/>
+                      <a:ext cx="5943600" cy="2698750"/>
                     </a:xfrm>
                     <a:prstGeom prst="rect">
                       <a:avLst/>
@@ -8142,13 +8226,22 @@
         <w:pStyle w:val="Heading4"/>
       </w:pPr>
       <w:r>
-        <w:lastRenderedPageBreak/>
-        <w:t>Main Dashboard:</w:t>
-      </w:r>
-    </w:p>
-    <w:p>
-      <w:r>
-        <w:t xml:space="preserve">Upon logging in, the user has three options: Send Email, View Inbox, Logout. These directly correspond to functions in the client code. </w:t>
+        <w:t>Login Interface:</w:t>
+      </w:r>
+    </w:p>
+    <w:p>
+      <w:r>
+        <w:t xml:space="preserve">When user logs in with the previously registered credentials and the ‘Login’ button is clicked, the </w:t>
+      </w:r>
+      <w:proofErr w:type="spellStart"/>
+      <w:proofErr w:type="gramStart"/>
+      <w:r>
+        <w:t>users.json</w:t>
+      </w:r>
+      <w:proofErr w:type="spellEnd"/>
+      <w:proofErr w:type="gramEnd"/>
+      <w:r>
+        <w:t xml:space="preserve"> is loaded and username is checked. Successful attempt shows success message and if not, error is shown.</w:t>
       </w:r>
     </w:p>
     <w:p>
@@ -8157,10 +8250,10 @@
           <w:noProof/>
         </w:rPr>
         <w:drawing>
-          <wp:inline distT="0" distB="0" distL="0" distR="0" wp14:anchorId="2B9B6F04" wp14:editId="7612349C">
-            <wp:extent cx="5943600" cy="1661795"/>
+          <wp:inline distT="0" distB="0" distL="0" distR="0" wp14:anchorId="59A92A64" wp14:editId="2DDDD3CC">
+            <wp:extent cx="5943600" cy="2859405"/>
             <wp:effectExtent l="0" t="0" r="0" b="0"/>
-            <wp:docPr id="21" name="Picture 21"/>
+            <wp:docPr id="20" name="Picture 20"/>
             <wp:cNvGraphicFramePr>
               <a:graphicFrameLocks xmlns:a="http://schemas.openxmlformats.org/drawingml/2006/main" noChangeAspect="1"/>
             </wp:cNvGraphicFramePr>
@@ -8180,7 +8273,7 @@
                   <pic:spPr>
                     <a:xfrm>
                       <a:off x="0" y="0"/>
-                      <a:ext cx="5943600" cy="1661795"/>
+                      <a:ext cx="5943600" cy="2859405"/>
                     </a:xfrm>
                     <a:prstGeom prst="rect">
                       <a:avLst/>
@@ -8198,12 +8291,13 @@
         <w:pStyle w:val="Heading4"/>
       </w:pPr>
       <w:r>
-        <w:t>Send Email Window:</w:t>
-      </w:r>
-    </w:p>
-    <w:p>
-      <w:r>
-        <w:t xml:space="preserve">The is where all the encryption happens behind the scenes. The user inputs the recipient’s username, Subject and constructs the body of the message. Upon clicking ‘Send’, all the crypto logic takes place. The GUI then displays ‘Email sent’ or ‘Failed’ as per status. The behind the scenes is never shown to the user. </w:t>
+        <w:lastRenderedPageBreak/>
+        <w:t>Main Dashboard:</w:t>
+      </w:r>
+    </w:p>
+    <w:p>
+      <w:r>
+        <w:t xml:space="preserve">Upon logging in, the user has three options: Send Email, View Inbox, Logout. These directly correspond to functions in the client code. </w:t>
       </w:r>
     </w:p>
     <w:p>
@@ -8212,10 +8306,10 @@
           <w:noProof/>
         </w:rPr>
         <w:drawing>
-          <wp:inline distT="0" distB="0" distL="0" distR="0" wp14:anchorId="4F17BD6E" wp14:editId="39245B31">
-            <wp:extent cx="5943600" cy="2642235"/>
-            <wp:effectExtent l="0" t="0" r="0" b="5715"/>
-            <wp:docPr id="22" name="Picture 22"/>
+          <wp:inline distT="0" distB="0" distL="0" distR="0" wp14:anchorId="2B9B6F04" wp14:editId="7612349C">
+            <wp:extent cx="5943600" cy="1661795"/>
+            <wp:effectExtent l="0" t="0" r="0" b="0"/>
+            <wp:docPr id="21" name="Picture 21"/>
             <wp:cNvGraphicFramePr>
               <a:graphicFrameLocks xmlns:a="http://schemas.openxmlformats.org/drawingml/2006/main" noChangeAspect="1"/>
             </wp:cNvGraphicFramePr>
@@ -8235,7 +8329,7 @@
                   <pic:spPr>
                     <a:xfrm>
                       <a:off x="0" y="0"/>
-                      <a:ext cx="5943600" cy="2642235"/>
+                      <a:ext cx="5943600" cy="1661795"/>
                     </a:xfrm>
                     <a:prstGeom prst="rect">
                       <a:avLst/>
@@ -8253,12 +8347,12 @@
         <w:pStyle w:val="Heading4"/>
       </w:pPr>
       <w:r>
-        <w:t>Inbox Window:</w:t>
-      </w:r>
-    </w:p>
-    <w:p>
-      <w:r>
-        <w:t xml:space="preserve">When user opens inbox, the GUI displays the email in a readable format with a ‘verification’ tag as well. </w:t>
+        <w:t>Send Email Window:</w:t>
+      </w:r>
+    </w:p>
+    <w:p>
+      <w:r>
+        <w:t xml:space="preserve">The is where all the encryption happens behind the scenes. The user inputs the recipient’s username, Subject and constructs the body of the message. Upon clicking ‘Send’, all the crypto logic takes place. The GUI then displays ‘Email sent’ or ‘Failed’ as per status. The behind the scenes is never shown to the user. </w:t>
       </w:r>
     </w:p>
     <w:p>
@@ -8266,12 +8360,11 @@
         <w:rPr>
           <w:noProof/>
         </w:rPr>
-        <w:lastRenderedPageBreak/>
         <w:drawing>
-          <wp:inline distT="0" distB="0" distL="0" distR="0" wp14:anchorId="3DD799A8" wp14:editId="74C7DD09">
-            <wp:extent cx="5943600" cy="1719580"/>
-            <wp:effectExtent l="0" t="0" r="0" b="0"/>
-            <wp:docPr id="23" name="Picture 23"/>
+          <wp:inline distT="0" distB="0" distL="0" distR="0" wp14:anchorId="4F17BD6E" wp14:editId="39245B31">
+            <wp:extent cx="5943600" cy="2642235"/>
+            <wp:effectExtent l="0" t="0" r="0" b="5715"/>
+            <wp:docPr id="22" name="Picture 22"/>
             <wp:cNvGraphicFramePr>
               <a:graphicFrameLocks xmlns:a="http://schemas.openxmlformats.org/drawingml/2006/main" noChangeAspect="1"/>
             </wp:cNvGraphicFramePr>
@@ -8291,7 +8384,7 @@
                   <pic:spPr>
                     <a:xfrm>
                       <a:off x="0" y="0"/>
-                      <a:ext cx="5943600" cy="1719580"/>
+                      <a:ext cx="5943600" cy="2642235"/>
                     </a:xfrm>
                     <a:prstGeom prst="rect">
                       <a:avLst/>
@@ -8306,399 +8399,28 @@
     </w:p>
     <w:p>
       <w:pPr>
-        <w:rPr>
-          <w:bCs/>
-        </w:rPr>
-      </w:pPr>
-    </w:p>
-    <w:p>
-      <w:pPr>
-        <w:rPr>
-          <w:bCs/>
-        </w:rPr>
-      </w:pPr>
-    </w:p>
-    <w:p>
-      <w:pPr>
-        <w:rPr>
-          <w:bCs/>
-        </w:rPr>
-      </w:pPr>
-    </w:p>
-    <w:p>
-      <w:pPr>
-        <w:rPr>
-          <w:bCs/>
-        </w:rPr>
-      </w:pPr>
-    </w:p>
-    <w:p>
-      <w:pPr>
-        <w:rPr>
-          <w:bCs/>
-        </w:rPr>
-      </w:pPr>
-    </w:p>
-    <w:p>
-      <w:pPr>
-        <w:rPr>
-          <w:bCs/>
-        </w:rPr>
-      </w:pPr>
-    </w:p>
-    <w:p>
-      <w:pPr>
-        <w:rPr>
-          <w:bCs/>
-        </w:rPr>
-      </w:pPr>
-    </w:p>
-    <w:p>
-      <w:pPr>
-        <w:rPr>
-          <w:bCs/>
-        </w:rPr>
-      </w:pPr>
-    </w:p>
-    <w:p>
-      <w:pPr>
-        <w:rPr>
-          <w:bCs/>
-        </w:rPr>
-      </w:pPr>
-    </w:p>
-    <w:p>
-      <w:pPr>
-        <w:rPr>
-          <w:bCs/>
-        </w:rPr>
-      </w:pPr>
-    </w:p>
-    <w:p>
-      <w:pPr>
-        <w:rPr>
-          <w:bCs/>
-        </w:rPr>
-      </w:pPr>
-    </w:p>
-    <w:p>
-      <w:pPr>
-        <w:rPr>
-          <w:bCs/>
-        </w:rPr>
-      </w:pPr>
-    </w:p>
-    <w:p>
-      <w:pPr>
-        <w:rPr>
-          <w:bCs/>
-        </w:rPr>
-      </w:pPr>
-    </w:p>
-    <w:p>
-      <w:pPr>
-        <w:rPr>
-          <w:bCs/>
-        </w:rPr>
-      </w:pPr>
-    </w:p>
-    <w:p>
-      <w:pPr>
-        <w:rPr>
-          <w:bCs/>
-        </w:rPr>
-      </w:pPr>
-    </w:p>
-    <w:p>
-      <w:pPr>
-        <w:rPr>
-          <w:bCs/>
-        </w:rPr>
-      </w:pPr>
-    </w:p>
-    <w:p>
-      <w:pPr>
-        <w:rPr>
-          <w:bCs/>
-        </w:rPr>
-      </w:pPr>
-    </w:p>
-    <w:p>
-      <w:pPr>
-        <w:rPr>
-          <w:bCs/>
-        </w:rPr>
-      </w:pPr>
-    </w:p>
-    <w:p>
-      <w:pPr>
-        <w:pStyle w:val="Heading1"/>
-      </w:pPr>
-      <w:bookmarkStart w:id="27" w:name="_Toc214698526"/>
-      <w:r>
+        <w:pStyle w:val="Heading4"/>
+      </w:pPr>
+      <w:r>
+        <w:t>Inbox Window:</w:t>
+      </w:r>
+    </w:p>
+    <w:p>
+      <w:r>
+        <w:t xml:space="preserve">When user opens inbox, the GUI displays the email in a readable format with a ‘verification’ tag as well. </w:t>
+      </w:r>
+    </w:p>
+    <w:p>
+      <w:r>
+        <w:rPr>
+          <w:noProof/>
+        </w:rPr>
         <w:lastRenderedPageBreak/>
-        <w:t>Detailed User Manual</w:t>
-      </w:r>
-      <w:bookmarkEnd w:id="27"/>
-    </w:p>
-    <w:p>
-      <w:pPr>
-        <w:rPr>
-          <w:bCs/>
-        </w:rPr>
-      </w:pPr>
-      <w:r>
-        <w:rPr>
-          <w:bCs/>
-        </w:rPr>
-        <w:t>This user manual will go into detail about how to install, run, and use the Secure Email System. We will cover all aspects from registration, login, sending emails, and viewing inbox messages.</w:t>
-      </w:r>
-    </w:p>
-    <w:p>
-      <w:pPr>
-        <w:pStyle w:val="Heading2"/>
-      </w:pPr>
-      <w:bookmarkStart w:id="28" w:name="_Toc214698527"/>
-      <w:r>
-        <w:t>System Requirements:</w:t>
-      </w:r>
-      <w:bookmarkEnd w:id="28"/>
-    </w:p>
-    <w:p>
-      <w:pPr>
-        <w:rPr>
-          <w:bCs/>
-        </w:rPr>
-      </w:pPr>
-      <w:r>
-        <w:rPr>
-          <w:bCs/>
-        </w:rPr>
-        <w:t>To run the system, you must have Python 3.x version installed. The required libraries are:</w:t>
-      </w:r>
-    </w:p>
-    <w:p>
-      <w:pPr>
-        <w:pStyle w:val="ListParagraph"/>
-        <w:numPr>
-          <w:ilvl w:val="0"/>
-          <w:numId w:val="16"/>
-        </w:numPr>
-        <w:rPr>
-          <w:bCs/>
-        </w:rPr>
-      </w:pPr>
-      <w:r>
-        <w:rPr>
-          <w:bCs/>
-        </w:rPr>
-        <w:t>Flask</w:t>
-      </w:r>
-    </w:p>
-    <w:p>
-      <w:pPr>
-        <w:pStyle w:val="ListParagraph"/>
-        <w:numPr>
-          <w:ilvl w:val="0"/>
-          <w:numId w:val="16"/>
-        </w:numPr>
-        <w:rPr>
-          <w:bCs/>
-        </w:rPr>
-      </w:pPr>
-      <w:r>
-        <w:rPr>
-          <w:bCs/>
-        </w:rPr>
-        <w:t>Requests</w:t>
-      </w:r>
-    </w:p>
-    <w:p>
-      <w:pPr>
-        <w:pStyle w:val="ListParagraph"/>
-        <w:numPr>
-          <w:ilvl w:val="0"/>
-          <w:numId w:val="16"/>
-        </w:numPr>
-        <w:rPr>
-          <w:bCs/>
-        </w:rPr>
-      </w:pPr>
-      <w:proofErr w:type="spellStart"/>
-      <w:r>
-        <w:rPr>
-          <w:bCs/>
-        </w:rPr>
-        <w:t>Pycryptodome</w:t>
-      </w:r>
-      <w:proofErr w:type="spellEnd"/>
-    </w:p>
-    <w:p>
-      <w:pPr>
-        <w:pStyle w:val="ListParagraph"/>
-        <w:numPr>
-          <w:ilvl w:val="0"/>
-          <w:numId w:val="16"/>
-        </w:numPr>
-        <w:rPr>
-          <w:bCs/>
-        </w:rPr>
-      </w:pPr>
-      <w:proofErr w:type="spellStart"/>
-      <w:r>
-        <w:rPr>
-          <w:bCs/>
-        </w:rPr>
-        <w:t>Tkinter</w:t>
-      </w:r>
-      <w:proofErr w:type="spellEnd"/>
-      <w:r>
-        <w:rPr>
-          <w:bCs/>
-        </w:rPr>
-        <w:t xml:space="preserve"> (included with python)</w:t>
-      </w:r>
-    </w:p>
-    <w:p>
-      <w:pPr>
-        <w:rPr>
-          <w:bCs/>
-        </w:rPr>
-      </w:pPr>
-      <w:r>
-        <w:rPr>
-          <w:bCs/>
-        </w:rPr>
-        <w:t>You may carry out the following commands to run these:</w:t>
-      </w:r>
-    </w:p>
-    <w:p>
-      <w:pPr>
-        <w:rPr>
-          <w:bCs/>
-          <w:i/>
-          <w:color w:val="FF0000"/>
-        </w:rPr>
-      </w:pPr>
-      <w:r>
-        <w:rPr>
-          <w:bCs/>
-          <w:i/>
-          <w:color w:val="FF0000"/>
-        </w:rPr>
-        <w:t>pip install flask</w:t>
-      </w:r>
-    </w:p>
-    <w:p>
-      <w:pPr>
-        <w:rPr>
-          <w:bCs/>
-          <w:i/>
-          <w:color w:val="FF0000"/>
-        </w:rPr>
-      </w:pPr>
-      <w:r>
-        <w:rPr>
-          <w:bCs/>
-          <w:i/>
-          <w:color w:val="FF0000"/>
-        </w:rPr>
-        <w:t>pip install requests</w:t>
-      </w:r>
-    </w:p>
-    <w:p>
-      <w:pPr>
-        <w:rPr>
-          <w:bCs/>
-          <w:i/>
-          <w:color w:val="FF0000"/>
-        </w:rPr>
-      </w:pPr>
-      <w:r>
-        <w:rPr>
-          <w:bCs/>
-          <w:i/>
-          <w:color w:val="FF0000"/>
-        </w:rPr>
-        <w:t xml:space="preserve">pip install </w:t>
-      </w:r>
-      <w:proofErr w:type="spellStart"/>
-      <w:r>
-        <w:rPr>
-          <w:bCs/>
-          <w:i/>
-          <w:color w:val="FF0000"/>
-        </w:rPr>
-        <w:t>pycryptodome</w:t>
-      </w:r>
-      <w:proofErr w:type="spellEnd"/>
-    </w:p>
-    <w:p>
-      <w:pPr>
-        <w:pStyle w:val="Heading2"/>
-      </w:pPr>
-      <w:bookmarkStart w:id="29" w:name="_Toc214698528"/>
-      <w:r>
-        <w:t>Running the System:</w:t>
-      </w:r>
-      <w:bookmarkEnd w:id="29"/>
-    </w:p>
-    <w:p>
-      <w:pPr>
-        <w:pStyle w:val="Heading3"/>
-      </w:pPr>
-      <w:bookmarkStart w:id="30" w:name="_Toc214698529"/>
-      <w:r>
-        <w:t>Start Server:</w:t>
-      </w:r>
-      <w:bookmarkEnd w:id="30"/>
-    </w:p>
-    <w:p>
-      <w:pPr>
-        <w:rPr>
-          <w:bCs/>
-        </w:rPr>
-      </w:pPr>
-      <w:r>
-        <w:rPr>
-          <w:bCs/>
-        </w:rPr>
-        <w:t>Inside the folder containing your files, run the following command:</w:t>
-      </w:r>
-    </w:p>
-    <w:p>
-      <w:pPr>
-        <w:rPr>
-          <w:bCs/>
-          <w:i/>
-          <w:color w:val="FF0000"/>
-        </w:rPr>
-      </w:pPr>
-      <w:r>
-        <w:rPr>
-          <w:bCs/>
-          <w:i/>
-          <w:color w:val="FF0000"/>
-        </w:rPr>
-        <w:t>python server.py</w:t>
-      </w:r>
-    </w:p>
-    <w:p>
-      <w:pPr>
-        <w:rPr>
-          <w:bCs/>
-        </w:rPr>
-      </w:pPr>
-      <w:r>
-        <w:rPr>
-          <w:bCs/>
-          <w:noProof/>
-        </w:rPr>
         <w:drawing>
-          <wp:inline distT="0" distB="0" distL="0" distR="0" wp14:anchorId="5AF9EBE8" wp14:editId="7805DAC0">
-            <wp:extent cx="5943600" cy="1563370"/>
+          <wp:inline distT="0" distB="0" distL="0" distR="0" wp14:anchorId="3DD799A8" wp14:editId="74C7DD09">
+            <wp:extent cx="5943600" cy="1719580"/>
             <wp:effectExtent l="0" t="0" r="0" b="0"/>
-            <wp:docPr id="24" name="Picture 24"/>
+            <wp:docPr id="23" name="Picture 23"/>
             <wp:cNvGraphicFramePr>
               <a:graphicFrameLocks xmlns:a="http://schemas.openxmlformats.org/drawingml/2006/main" noChangeAspect="1"/>
             </wp:cNvGraphicFramePr>
@@ -8718,7 +8440,7 @@
                   <pic:spPr>
                     <a:xfrm>
                       <a:off x="0" y="0"/>
-                      <a:ext cx="5943600" cy="1563370"/>
+                      <a:ext cx="5943600" cy="1719580"/>
                     </a:xfrm>
                     <a:prstGeom prst="rect">
                       <a:avLst/>
@@ -8737,48 +8459,266 @@
           <w:bCs/>
         </w:rPr>
       </w:pPr>
-      <w:r>
-        <w:rPr>
-          <w:bCs/>
-        </w:rPr>
-        <w:t>You should see the above screen in the Terminal Window</w:t>
-      </w:r>
-    </w:p>
-    <w:p>
-      <w:pPr>
-        <w:pStyle w:val="Heading3"/>
-      </w:pPr>
-      <w:bookmarkStart w:id="31" w:name="_Toc214698530"/>
-      <w:r>
-        <w:t>Start Client:</w:t>
-      </w:r>
-      <w:bookmarkEnd w:id="31"/>
-    </w:p>
-    <w:p>
-      <w:pPr>
-        <w:rPr>
-          <w:bCs/>
-        </w:rPr>
-      </w:pPr>
-      <w:r>
-        <w:rPr>
-          <w:bCs/>
-        </w:rPr>
-        <w:t xml:space="preserve">In the client folder, we run the following command on </w:t>
-      </w:r>
+    </w:p>
+    <w:p>
+      <w:pPr>
+        <w:rPr>
+          <w:bCs/>
+        </w:rPr>
+      </w:pPr>
+    </w:p>
+    <w:p>
+      <w:pPr>
+        <w:rPr>
+          <w:bCs/>
+        </w:rPr>
+      </w:pPr>
+    </w:p>
+    <w:p>
+      <w:pPr>
+        <w:rPr>
+          <w:bCs/>
+        </w:rPr>
+      </w:pPr>
+    </w:p>
+    <w:p>
+      <w:pPr>
+        <w:rPr>
+          <w:bCs/>
+        </w:rPr>
+      </w:pPr>
+    </w:p>
+    <w:p>
+      <w:pPr>
+        <w:rPr>
+          <w:bCs/>
+        </w:rPr>
+      </w:pPr>
+    </w:p>
+    <w:p>
+      <w:pPr>
+        <w:rPr>
+          <w:bCs/>
+        </w:rPr>
+      </w:pPr>
+    </w:p>
+    <w:p>
+      <w:pPr>
+        <w:rPr>
+          <w:bCs/>
+        </w:rPr>
+      </w:pPr>
+    </w:p>
+    <w:p>
+      <w:pPr>
+        <w:rPr>
+          <w:bCs/>
+        </w:rPr>
+      </w:pPr>
+    </w:p>
+    <w:p>
+      <w:pPr>
+        <w:rPr>
+          <w:bCs/>
+        </w:rPr>
+      </w:pPr>
+    </w:p>
+    <w:p>
+      <w:pPr>
+        <w:rPr>
+          <w:bCs/>
+        </w:rPr>
+      </w:pPr>
+    </w:p>
+    <w:p>
+      <w:pPr>
+        <w:rPr>
+          <w:bCs/>
+        </w:rPr>
+      </w:pPr>
+    </w:p>
+    <w:p>
+      <w:pPr>
+        <w:rPr>
+          <w:bCs/>
+        </w:rPr>
+      </w:pPr>
+    </w:p>
+    <w:p>
+      <w:pPr>
+        <w:rPr>
+          <w:bCs/>
+        </w:rPr>
+      </w:pPr>
+    </w:p>
+    <w:p>
+      <w:pPr>
+        <w:rPr>
+          <w:bCs/>
+        </w:rPr>
+      </w:pPr>
+    </w:p>
+    <w:p>
+      <w:pPr>
+        <w:rPr>
+          <w:bCs/>
+        </w:rPr>
+      </w:pPr>
+    </w:p>
+    <w:p>
+      <w:pPr>
+        <w:rPr>
+          <w:bCs/>
+        </w:rPr>
+      </w:pPr>
+    </w:p>
+    <w:p>
+      <w:pPr>
+        <w:rPr>
+          <w:bCs/>
+        </w:rPr>
+      </w:pPr>
+    </w:p>
+    <w:p>
+      <w:pPr>
+        <w:pStyle w:val="Heading1"/>
+      </w:pPr>
+      <w:bookmarkStart w:id="27" w:name="_Toc214698526"/>
+      <w:r>
+        <w:lastRenderedPageBreak/>
+        <w:t>Detailed User Manual</w:t>
+      </w:r>
+      <w:bookmarkEnd w:id="27"/>
+    </w:p>
+    <w:p>
+      <w:pPr>
+        <w:rPr>
+          <w:bCs/>
+        </w:rPr>
+      </w:pPr>
+      <w:r>
+        <w:rPr>
+          <w:bCs/>
+        </w:rPr>
+        <w:t>This user manual will go into detail about how to install, run, and use the Secure Email System. We will cover all aspects from registration, login, sending emails, and viewing inbox messages.</w:t>
+      </w:r>
+    </w:p>
+    <w:p>
+      <w:pPr>
+        <w:pStyle w:val="Heading2"/>
+      </w:pPr>
+      <w:bookmarkStart w:id="28" w:name="_Toc214698527"/>
+      <w:r>
+        <w:t>System Requirements:</w:t>
+      </w:r>
+      <w:bookmarkEnd w:id="28"/>
+    </w:p>
+    <w:p>
+      <w:pPr>
+        <w:rPr>
+          <w:bCs/>
+        </w:rPr>
+      </w:pPr>
+      <w:r>
+        <w:rPr>
+          <w:bCs/>
+        </w:rPr>
+        <w:t>To run the system, you must have Python 3.x version installed. The required libraries are:</w:t>
+      </w:r>
+    </w:p>
+    <w:p>
+      <w:pPr>
+        <w:pStyle w:val="ListParagraph"/>
+        <w:numPr>
+          <w:ilvl w:val="0"/>
+          <w:numId w:val="16"/>
+        </w:numPr>
+        <w:rPr>
+          <w:bCs/>
+        </w:rPr>
+      </w:pPr>
+      <w:r>
+        <w:rPr>
+          <w:bCs/>
+        </w:rPr>
+        <w:t>Flask</w:t>
+      </w:r>
+    </w:p>
+    <w:p>
+      <w:pPr>
+        <w:pStyle w:val="ListParagraph"/>
+        <w:numPr>
+          <w:ilvl w:val="0"/>
+          <w:numId w:val="16"/>
+        </w:numPr>
+        <w:rPr>
+          <w:bCs/>
+        </w:rPr>
+      </w:pPr>
+      <w:r>
+        <w:rPr>
+          <w:bCs/>
+        </w:rPr>
+        <w:t>Requests</w:t>
+      </w:r>
+    </w:p>
+    <w:p>
+      <w:pPr>
+        <w:pStyle w:val="ListParagraph"/>
+        <w:numPr>
+          <w:ilvl w:val="0"/>
+          <w:numId w:val="16"/>
+        </w:numPr>
+        <w:rPr>
+          <w:bCs/>
+        </w:rPr>
+      </w:pPr>
       <w:proofErr w:type="spellStart"/>
       <w:r>
         <w:rPr>
           <w:bCs/>
         </w:rPr>
-        <w:t>cmd</w:t>
+        <w:t>Pycryptodome</w:t>
       </w:r>
       <w:proofErr w:type="spellEnd"/>
-      <w:r>
-        <w:rPr>
-          <w:bCs/>
-        </w:rPr>
-        <w:t>:</w:t>
+    </w:p>
+    <w:p>
+      <w:pPr>
+        <w:pStyle w:val="ListParagraph"/>
+        <w:numPr>
+          <w:ilvl w:val="0"/>
+          <w:numId w:val="16"/>
+        </w:numPr>
+        <w:rPr>
+          <w:bCs/>
+        </w:rPr>
+      </w:pPr>
+      <w:proofErr w:type="spellStart"/>
+      <w:r>
+        <w:rPr>
+          <w:bCs/>
+        </w:rPr>
+        <w:t>Tkinter</w:t>
+      </w:r>
+      <w:proofErr w:type="spellEnd"/>
+      <w:r>
+        <w:rPr>
+          <w:bCs/>
+        </w:rPr>
+        <w:t xml:space="preserve"> (included with python)</w:t>
+      </w:r>
+    </w:p>
+    <w:p>
+      <w:pPr>
+        <w:rPr>
+          <w:bCs/>
+        </w:rPr>
+      </w:pPr>
+      <w:r>
+        <w:rPr>
+          <w:bCs/>
+        </w:rPr>
+        <w:t>You may carry out the following commands to run these:</w:t>
       </w:r>
     </w:p>
     <w:p>
@@ -8795,7 +8735,101 @@
           <w:i/>
           <w:color w:val="FF0000"/>
         </w:rPr>
-        <w:t>python client.py</w:t>
+        <w:t>pip install flask</w:t>
+      </w:r>
+    </w:p>
+    <w:p>
+      <w:pPr>
+        <w:rPr>
+          <w:bCs/>
+          <w:i/>
+          <w:color w:val="FF0000"/>
+        </w:rPr>
+      </w:pPr>
+      <w:r>
+        <w:rPr>
+          <w:bCs/>
+          <w:i/>
+          <w:color w:val="FF0000"/>
+        </w:rPr>
+        <w:t>pip install requests</w:t>
+      </w:r>
+    </w:p>
+    <w:p>
+      <w:pPr>
+        <w:rPr>
+          <w:bCs/>
+          <w:i/>
+          <w:color w:val="FF0000"/>
+        </w:rPr>
+      </w:pPr>
+      <w:r>
+        <w:rPr>
+          <w:bCs/>
+          <w:i/>
+          <w:color w:val="FF0000"/>
+        </w:rPr>
+        <w:t xml:space="preserve">pip install </w:t>
+      </w:r>
+      <w:proofErr w:type="spellStart"/>
+      <w:r>
+        <w:rPr>
+          <w:bCs/>
+          <w:i/>
+          <w:color w:val="FF0000"/>
+        </w:rPr>
+        <w:t>pycryptodome</w:t>
+      </w:r>
+      <w:proofErr w:type="spellEnd"/>
+    </w:p>
+    <w:p>
+      <w:pPr>
+        <w:pStyle w:val="Heading2"/>
+      </w:pPr>
+      <w:bookmarkStart w:id="29" w:name="_Toc214698528"/>
+      <w:r>
+        <w:t>Running the System:</w:t>
+      </w:r>
+      <w:bookmarkEnd w:id="29"/>
+    </w:p>
+    <w:p>
+      <w:pPr>
+        <w:pStyle w:val="Heading3"/>
+      </w:pPr>
+      <w:bookmarkStart w:id="30" w:name="_Toc214698529"/>
+      <w:r>
+        <w:t>Start Server:</w:t>
+      </w:r>
+      <w:bookmarkEnd w:id="30"/>
+    </w:p>
+    <w:p>
+      <w:pPr>
+        <w:rPr>
+          <w:bCs/>
+        </w:rPr>
+      </w:pPr>
+      <w:r>
+        <w:rPr>
+          <w:bCs/>
+        </w:rPr>
+        <w:t>Inside the folder containing your files, run the following command:</w:t>
+      </w:r>
+    </w:p>
+    <w:p>
+      <w:pPr>
+        <w:rPr>
+          <w:bCs/>
+          <w:i/>
+          <w:color w:val="FF0000"/>
+        </w:rPr>
+      </w:pPr>
+      <w:r>
+        <w:rPr>
+          <w:bCs/>
+          <w:i/>
+          <w:color w:val="FF0000"/>
+        </w:rPr>
+        <w:t>python server.py</w:t>
       </w:r>
     </w:p>
     <w:p>
@@ -8809,12 +8843,11 @@
           <w:bCs/>
           <w:noProof/>
         </w:rPr>
-        <w:lastRenderedPageBreak/>
         <w:drawing>
-          <wp:inline distT="0" distB="0" distL="0" distR="0" wp14:anchorId="186F4545" wp14:editId="7FC12D85">
-            <wp:extent cx="4744112" cy="5058481"/>
-            <wp:effectExtent l="0" t="0" r="0" b="8890"/>
-            <wp:docPr id="25" name="Picture 25"/>
+          <wp:inline distT="0" distB="0" distL="0" distR="0" wp14:anchorId="5AF9EBE8" wp14:editId="7805DAC0">
+            <wp:extent cx="5943600" cy="1563370"/>
+            <wp:effectExtent l="0" t="0" r="0" b="0"/>
+            <wp:docPr id="24" name="Picture 24"/>
             <wp:cNvGraphicFramePr>
               <a:graphicFrameLocks xmlns:a="http://schemas.openxmlformats.org/drawingml/2006/main" noChangeAspect="1"/>
             </wp:cNvGraphicFramePr>
@@ -8834,7 +8867,7 @@
                   <pic:spPr>
                     <a:xfrm>
                       <a:off x="0" y="0"/>
-                      <a:ext cx="4744112" cy="5058481"/>
+                      <a:ext cx="5943600" cy="1563370"/>
                     </a:xfrm>
                     <a:prstGeom prst="rect">
                       <a:avLst/>
@@ -8857,30 +8890,61 @@
         <w:rPr>
           <w:bCs/>
         </w:rPr>
-        <w:t>You should see the above window as soon as you run the client.</w:t>
+        <w:t>You should see the above screen in the Terminal Window</w:t>
       </w:r>
     </w:p>
     <w:p>
       <w:pPr>
         <w:pStyle w:val="Heading3"/>
       </w:pPr>
-      <w:bookmarkStart w:id="32" w:name="_Toc214698531"/>
-      <w:r>
-        <w:t>Registration:</w:t>
-      </w:r>
-      <w:bookmarkEnd w:id="32"/>
-    </w:p>
-    <w:p>
-      <w:pPr>
-        <w:rPr>
-          <w:bCs/>
-        </w:rPr>
-      </w:pPr>
-      <w:r>
-        <w:rPr>
-          <w:bCs/>
-        </w:rPr>
-        <w:t>Click on ‘Register’</w:t>
+      <w:bookmarkStart w:id="31" w:name="_Toc214698530"/>
+      <w:r>
+        <w:t>Start Client:</w:t>
+      </w:r>
+      <w:bookmarkEnd w:id="31"/>
+    </w:p>
+    <w:p>
+      <w:pPr>
+        <w:rPr>
+          <w:bCs/>
+        </w:rPr>
+      </w:pPr>
+      <w:r>
+        <w:rPr>
+          <w:bCs/>
+        </w:rPr>
+        <w:t xml:space="preserve">In the client folder, we run the following command on </w:t>
+      </w:r>
+      <w:proofErr w:type="spellStart"/>
+      <w:r>
+        <w:rPr>
+          <w:bCs/>
+        </w:rPr>
+        <w:t>cmd</w:t>
+      </w:r>
+      <w:proofErr w:type="spellEnd"/>
+      <w:r>
+        <w:rPr>
+          <w:bCs/>
+        </w:rPr>
+        <w:t>:</w:t>
+      </w:r>
+    </w:p>
+    <w:p>
+      <w:pPr>
+        <w:rPr>
+          <w:bCs/>
+          <w:i/>
+          <w:color w:val="FF0000"/>
+        </w:rPr>
+      </w:pPr>
+      <w:r>
+        <w:rPr>
+          <w:bCs/>
+          <w:i/>
+          <w:color w:val="FF0000"/>
+        </w:rPr>
+        <w:t>python client.py</w:t>
       </w:r>
     </w:p>
     <w:p>
@@ -8896,10 +8960,10 @@
         </w:rPr>
         <w:lastRenderedPageBreak/>
         <w:drawing>
-          <wp:inline distT="0" distB="0" distL="0" distR="0" wp14:anchorId="25F253B7" wp14:editId="5C8261C7">
-            <wp:extent cx="4810796" cy="5048955"/>
-            <wp:effectExtent l="0" t="0" r="8890" b="0"/>
-            <wp:docPr id="26" name="Picture 26"/>
+          <wp:inline distT="0" distB="0" distL="0" distR="0" wp14:anchorId="186F4545" wp14:editId="7FC12D85">
+            <wp:extent cx="4744112" cy="5058481"/>
+            <wp:effectExtent l="0" t="0" r="0" b="8890"/>
+            <wp:docPr id="25" name="Picture 25"/>
             <wp:cNvGraphicFramePr>
               <a:graphicFrameLocks xmlns:a="http://schemas.openxmlformats.org/drawingml/2006/main" noChangeAspect="1"/>
             </wp:cNvGraphicFramePr>
@@ -8919,7 +8983,7 @@
                   <pic:spPr>
                     <a:xfrm>
                       <a:off x="0" y="0"/>
-                      <a:ext cx="4810796" cy="5048955"/>
+                      <a:ext cx="4744112" cy="5058481"/>
                     </a:xfrm>
                     <a:prstGeom prst="rect">
                       <a:avLst/>
@@ -8942,7 +9006,30 @@
         <w:rPr>
           <w:bCs/>
         </w:rPr>
-        <w:t>You will see the following page:</w:t>
+        <w:t>You should see the above window as soon as you run the client.</w:t>
+      </w:r>
+    </w:p>
+    <w:p>
+      <w:pPr>
+        <w:pStyle w:val="Heading3"/>
+      </w:pPr>
+      <w:bookmarkStart w:id="32" w:name="_Toc214698531"/>
+      <w:r>
+        <w:t>Registration:</w:t>
+      </w:r>
+      <w:bookmarkEnd w:id="32"/>
+    </w:p>
+    <w:p>
+      <w:pPr>
+        <w:rPr>
+          <w:bCs/>
+        </w:rPr>
+      </w:pPr>
+      <w:r>
+        <w:rPr>
+          <w:bCs/>
+        </w:rPr>
+        <w:t>Click on ‘Register’</w:t>
       </w:r>
     </w:p>
     <w:p>
@@ -8958,10 +9045,10 @@
         </w:rPr>
         <w:lastRenderedPageBreak/>
         <w:drawing>
-          <wp:inline distT="0" distB="0" distL="0" distR="0" wp14:anchorId="5E03382E" wp14:editId="3C8F13C7">
-            <wp:extent cx="4772691" cy="5068007"/>
+          <wp:inline distT="0" distB="0" distL="0" distR="0" wp14:anchorId="25F253B7" wp14:editId="5C8261C7">
+            <wp:extent cx="4810796" cy="5048955"/>
             <wp:effectExtent l="0" t="0" r="8890" b="0"/>
-            <wp:docPr id="27" name="Picture 27"/>
+            <wp:docPr id="26" name="Picture 26"/>
             <wp:cNvGraphicFramePr>
               <a:graphicFrameLocks xmlns:a="http://schemas.openxmlformats.org/drawingml/2006/main" noChangeAspect="1"/>
             </wp:cNvGraphicFramePr>
@@ -8981,7 +9068,7 @@
                   <pic:spPr>
                     <a:xfrm>
                       <a:off x="0" y="0"/>
-                      <a:ext cx="4772691" cy="5068007"/>
+                      <a:ext cx="4810796" cy="5048955"/>
                     </a:xfrm>
                     <a:prstGeom prst="rect">
                       <a:avLst/>
@@ -9004,7 +9091,7 @@
         <w:rPr>
           <w:bCs/>
         </w:rPr>
-        <w:t>Enter a username and password, and then click register.</w:t>
+        <w:t>You will see the following page:</w:t>
       </w:r>
     </w:p>
     <w:p>
@@ -9020,10 +9107,10 @@
         </w:rPr>
         <w:lastRenderedPageBreak/>
         <w:drawing>
-          <wp:inline distT="0" distB="0" distL="0" distR="0" wp14:anchorId="64436D82" wp14:editId="09CD0F30">
-            <wp:extent cx="4763165" cy="5039428"/>
-            <wp:effectExtent l="0" t="0" r="0" b="8890"/>
-            <wp:docPr id="28" name="Picture 28"/>
+          <wp:inline distT="0" distB="0" distL="0" distR="0" wp14:anchorId="5E03382E" wp14:editId="3C8F13C7">
+            <wp:extent cx="4772691" cy="5068007"/>
+            <wp:effectExtent l="0" t="0" r="8890" b="0"/>
+            <wp:docPr id="27" name="Picture 27"/>
             <wp:cNvGraphicFramePr>
               <a:graphicFrameLocks xmlns:a="http://schemas.openxmlformats.org/drawingml/2006/main" noChangeAspect="1"/>
             </wp:cNvGraphicFramePr>
@@ -9043,7 +9130,7 @@
                   <pic:spPr>
                     <a:xfrm>
                       <a:off x="0" y="0"/>
-                      <a:ext cx="4763165" cy="5039428"/>
+                      <a:ext cx="4772691" cy="5068007"/>
                     </a:xfrm>
                     <a:prstGeom prst="rect">
                       <a:avLst/>
@@ -9066,7 +9153,7 @@
         <w:rPr>
           <w:bCs/>
         </w:rPr>
-        <w:t>You will see a pop up indicating successful registration</w:t>
+        <w:t>Enter a username and password, and then click register.</w:t>
       </w:r>
     </w:p>
     <w:p>
@@ -9080,11 +9167,12 @@
           <w:bCs/>
           <w:noProof/>
         </w:rPr>
+        <w:lastRenderedPageBreak/>
         <w:drawing>
-          <wp:inline distT="0" distB="0" distL="0" distR="0" wp14:anchorId="53DCFD96" wp14:editId="5FF94CB1">
-            <wp:extent cx="2038635" cy="1428949"/>
-            <wp:effectExtent l="0" t="0" r="0" b="0"/>
-            <wp:docPr id="29" name="Picture 29"/>
+          <wp:inline distT="0" distB="0" distL="0" distR="0" wp14:anchorId="64436D82" wp14:editId="09CD0F30">
+            <wp:extent cx="4763165" cy="5039428"/>
+            <wp:effectExtent l="0" t="0" r="0" b="8890"/>
+            <wp:docPr id="28" name="Picture 28"/>
             <wp:cNvGraphicFramePr>
               <a:graphicFrameLocks xmlns:a="http://schemas.openxmlformats.org/drawingml/2006/main" noChangeAspect="1"/>
             </wp:cNvGraphicFramePr>
@@ -9104,6 +9192,67 @@
                   <pic:spPr>
                     <a:xfrm>
                       <a:off x="0" y="0"/>
+                      <a:ext cx="4763165" cy="5039428"/>
+                    </a:xfrm>
+                    <a:prstGeom prst="rect">
+                      <a:avLst/>
+                    </a:prstGeom>
+                  </pic:spPr>
+                </pic:pic>
+              </a:graphicData>
+            </a:graphic>
+          </wp:inline>
+        </w:drawing>
+      </w:r>
+    </w:p>
+    <w:p>
+      <w:pPr>
+        <w:rPr>
+          <w:bCs/>
+        </w:rPr>
+      </w:pPr>
+      <w:r>
+        <w:rPr>
+          <w:bCs/>
+        </w:rPr>
+        <w:t>You will see a pop up indicating successful registration</w:t>
+      </w:r>
+    </w:p>
+    <w:p>
+      <w:pPr>
+        <w:rPr>
+          <w:bCs/>
+        </w:rPr>
+      </w:pPr>
+      <w:r>
+        <w:rPr>
+          <w:bCs/>
+          <w:noProof/>
+        </w:rPr>
+        <w:drawing>
+          <wp:inline distT="0" distB="0" distL="0" distR="0" wp14:anchorId="53DCFD96" wp14:editId="5FF94CB1">
+            <wp:extent cx="2038635" cy="1428949"/>
+            <wp:effectExtent l="0" t="0" r="0" b="0"/>
+            <wp:docPr id="29" name="Picture 29"/>
+            <wp:cNvGraphicFramePr>
+              <a:graphicFrameLocks xmlns:a="http://schemas.openxmlformats.org/drawingml/2006/main" noChangeAspect="1"/>
+            </wp:cNvGraphicFramePr>
+            <a:graphic xmlns:a="http://schemas.openxmlformats.org/drawingml/2006/main">
+              <a:graphicData uri="http://schemas.openxmlformats.org/drawingml/2006/picture">
+                <pic:pic xmlns:pic="http://schemas.openxmlformats.org/drawingml/2006/picture">
+                  <pic:nvPicPr>
+                    <pic:cNvPr id="1" name=""/>
+                    <pic:cNvPicPr/>
+                  </pic:nvPicPr>
+                  <pic:blipFill>
+                    <a:blip r:embed="rId51"/>
+                    <a:stretch>
+                      <a:fillRect/>
+                    </a:stretch>
+                  </pic:blipFill>
+                  <pic:spPr>
+                    <a:xfrm>
+                      <a:off x="0" y="0"/>
                       <a:ext cx="2038635" cy="1428949"/>
                     </a:xfrm>
                     <a:prstGeom prst="rect">
@@ -9175,7 +9324,7 @@
                     <pic:cNvPicPr/>
                   </pic:nvPicPr>
                   <pic:blipFill rotWithShape="1">
-                    <a:blip r:embed="rId51"/>
+                    <a:blip r:embed="rId52"/>
                     <a:srcRect r="4171"/>
                     <a:stretch/>
                   </pic:blipFill>
@@ -9244,7 +9393,7 @@
                     <pic:cNvPicPr/>
                   </pic:nvPicPr>
                   <pic:blipFill>
-                    <a:blip r:embed="rId52"/>
+                    <a:blip r:embed="rId53"/>
                     <a:stretch>
                       <a:fillRect/>
                     </a:stretch>
@@ -9305,68 +9454,6 @@
             <wp:extent cx="4772691" cy="5077534"/>
             <wp:effectExtent l="0" t="0" r="8890" b="8890"/>
             <wp:docPr id="32" name="Picture 32"/>
-            <wp:cNvGraphicFramePr>
-              <a:graphicFrameLocks xmlns:a="http://schemas.openxmlformats.org/drawingml/2006/main" noChangeAspect="1"/>
-            </wp:cNvGraphicFramePr>
-            <a:graphic xmlns:a="http://schemas.openxmlformats.org/drawingml/2006/main">
-              <a:graphicData uri="http://schemas.openxmlformats.org/drawingml/2006/picture">
-                <pic:pic xmlns:pic="http://schemas.openxmlformats.org/drawingml/2006/picture">
-                  <pic:nvPicPr>
-                    <pic:cNvPr id="1" name=""/>
-                    <pic:cNvPicPr/>
-                  </pic:nvPicPr>
-                  <pic:blipFill>
-                    <a:blip r:embed="rId53"/>
-                    <a:stretch>
-                      <a:fillRect/>
-                    </a:stretch>
-                  </pic:blipFill>
-                  <pic:spPr>
-                    <a:xfrm>
-                      <a:off x="0" y="0"/>
-                      <a:ext cx="4772691" cy="5077534"/>
-                    </a:xfrm>
-                    <a:prstGeom prst="rect">
-                      <a:avLst/>
-                    </a:prstGeom>
-                  </pic:spPr>
-                </pic:pic>
-              </a:graphicData>
-            </a:graphic>
-          </wp:inline>
-        </w:drawing>
-      </w:r>
-    </w:p>
-    <w:p>
-      <w:pPr>
-        <w:rPr>
-          <w:bCs/>
-        </w:rPr>
-      </w:pPr>
-      <w:r>
-        <w:rPr>
-          <w:bCs/>
-        </w:rPr>
-        <w:t>Select ‘Send Email’ to send an email. It will take you to the following page.</w:t>
-      </w:r>
-    </w:p>
-    <w:p>
-      <w:pPr>
-        <w:rPr>
-          <w:bCs/>
-        </w:rPr>
-      </w:pPr>
-      <w:r>
-        <w:rPr>
-          <w:bCs/>
-          <w:noProof/>
-        </w:rPr>
-        <w:lastRenderedPageBreak/>
-        <w:drawing>
-          <wp:inline distT="0" distB="0" distL="0" distR="0" wp14:anchorId="7E12FF2C" wp14:editId="39D443E1">
-            <wp:extent cx="4763165" cy="5058481"/>
-            <wp:effectExtent l="0" t="0" r="0" b="8890"/>
-            <wp:docPr id="33" name="Picture 33"/>
             <wp:cNvGraphicFramePr>
               <a:graphicFrameLocks xmlns:a="http://schemas.openxmlformats.org/drawingml/2006/main" noChangeAspect="1"/>
             </wp:cNvGraphicFramePr>
@@ -9386,7 +9473,7 @@
                   <pic:spPr>
                     <a:xfrm>
                       <a:off x="0" y="0"/>
-                      <a:ext cx="4763165" cy="5058481"/>
+                      <a:ext cx="4772691" cy="5077534"/>
                     </a:xfrm>
                     <a:prstGeom prst="rect">
                       <a:avLst/>
@@ -9409,7 +9496,7 @@
         <w:rPr>
           <w:bCs/>
         </w:rPr>
-        <w:t>Fill in the required information and select send.</w:t>
+        <w:t>Select ‘Send Email’ to send an email. It will take you to the following page.</w:t>
       </w:r>
     </w:p>
     <w:p>
@@ -9425,10 +9512,10 @@
         </w:rPr>
         <w:lastRenderedPageBreak/>
         <w:drawing>
-          <wp:inline distT="0" distB="0" distL="0" distR="0" wp14:anchorId="0622C231" wp14:editId="7E80966E">
-            <wp:extent cx="4772691" cy="5048955"/>
-            <wp:effectExtent l="0" t="0" r="8890" b="0"/>
-            <wp:docPr id="36" name="Picture 36"/>
+          <wp:inline distT="0" distB="0" distL="0" distR="0" wp14:anchorId="7E12FF2C" wp14:editId="39D443E1">
+            <wp:extent cx="4763165" cy="5058481"/>
+            <wp:effectExtent l="0" t="0" r="0" b="8890"/>
+            <wp:docPr id="33" name="Picture 33"/>
             <wp:cNvGraphicFramePr>
               <a:graphicFrameLocks xmlns:a="http://schemas.openxmlformats.org/drawingml/2006/main" noChangeAspect="1"/>
             </wp:cNvGraphicFramePr>
@@ -9448,7 +9535,7 @@
                   <pic:spPr>
                     <a:xfrm>
                       <a:off x="0" y="0"/>
-                      <a:ext cx="4772691" cy="5048955"/>
+                      <a:ext cx="4763165" cy="5058481"/>
                     </a:xfrm>
                     <a:prstGeom prst="rect">
                       <a:avLst/>
@@ -9471,20 +9558,7 @@
         <w:rPr>
           <w:bCs/>
         </w:rPr>
-        <w:t>(demo2 was created in this session for the purpose of showing use case)</w:t>
-      </w:r>
-    </w:p>
-    <w:p>
-      <w:pPr>
-        <w:rPr>
-          <w:bCs/>
-        </w:rPr>
-      </w:pPr>
-      <w:r>
-        <w:rPr>
-          <w:bCs/>
-        </w:rPr>
-        <w:t>A pop up will show success</w:t>
+        <w:t>Fill in the required information and select send.</w:t>
       </w:r>
     </w:p>
     <w:p>
@@ -9498,11 +9572,12 @@
           <w:bCs/>
           <w:noProof/>
         </w:rPr>
+        <w:lastRenderedPageBreak/>
         <w:drawing>
-          <wp:inline distT="0" distB="0" distL="0" distR="0" wp14:anchorId="65C95A0B" wp14:editId="789054E6">
-            <wp:extent cx="1400370" cy="1428949"/>
-            <wp:effectExtent l="0" t="0" r="9525" b="0"/>
-            <wp:docPr id="37" name="Picture 37"/>
+          <wp:inline distT="0" distB="0" distL="0" distR="0" wp14:anchorId="0622C231" wp14:editId="7E80966E">
+            <wp:extent cx="4772691" cy="5048955"/>
+            <wp:effectExtent l="0" t="0" r="8890" b="0"/>
+            <wp:docPr id="36" name="Picture 36"/>
             <wp:cNvGraphicFramePr>
               <a:graphicFrameLocks xmlns:a="http://schemas.openxmlformats.org/drawingml/2006/main" noChangeAspect="1"/>
             </wp:cNvGraphicFramePr>
@@ -9522,7 +9597,7 @@
                   <pic:spPr>
                     <a:xfrm>
                       <a:off x="0" y="0"/>
-                      <a:ext cx="1400370" cy="1428949"/>
+                      <a:ext cx="4772691" cy="5048955"/>
                     </a:xfrm>
                     <a:prstGeom prst="rect">
                       <a:avLst/>
@@ -9541,29 +9616,24 @@
           <w:bCs/>
         </w:rPr>
       </w:pPr>
-    </w:p>
-    <w:p>
-      <w:pPr>
-        <w:pStyle w:val="Heading3"/>
-      </w:pPr>
-      <w:bookmarkStart w:id="35" w:name="_Toc214698534"/>
-      <w:r>
-        <w:lastRenderedPageBreak/>
-        <w:t>Viewing Inbox:</w:t>
-      </w:r>
-      <w:bookmarkEnd w:id="35"/>
-    </w:p>
-    <w:p>
-      <w:pPr>
-        <w:rPr>
-          <w:bCs/>
-        </w:rPr>
-      </w:pPr>
-      <w:r>
-        <w:rPr>
-          <w:bCs/>
-        </w:rPr>
-        <w:t>Login with the credentials of recipient’s user and password. On the dashboard, you will select ‘Inbox’</w:t>
+      <w:r>
+        <w:rPr>
+          <w:bCs/>
+        </w:rPr>
+        <w:t>(demo2 was created in this session for the purpose of showing use case)</w:t>
+      </w:r>
+    </w:p>
+    <w:p>
+      <w:pPr>
+        <w:rPr>
+          <w:bCs/>
+        </w:rPr>
+      </w:pPr>
+      <w:r>
+        <w:rPr>
+          <w:bCs/>
+        </w:rPr>
+        <w:t>A pop up will show success</w:t>
       </w:r>
     </w:p>
     <w:p>
@@ -9578,10 +9648,10 @@
           <w:noProof/>
         </w:rPr>
         <w:drawing>
-          <wp:inline distT="0" distB="0" distL="0" distR="0" wp14:anchorId="72AEB896" wp14:editId="33EC4D13">
-            <wp:extent cx="4772691" cy="5029902"/>
-            <wp:effectExtent l="0" t="0" r="8890" b="0"/>
-            <wp:docPr id="38" name="Picture 38"/>
+          <wp:inline distT="0" distB="0" distL="0" distR="0" wp14:anchorId="65C95A0B" wp14:editId="789054E6">
+            <wp:extent cx="1400370" cy="1428949"/>
+            <wp:effectExtent l="0" t="0" r="9525" b="0"/>
+            <wp:docPr id="37" name="Picture 37"/>
             <wp:cNvGraphicFramePr>
               <a:graphicFrameLocks xmlns:a="http://schemas.openxmlformats.org/drawingml/2006/main" noChangeAspect="1"/>
             </wp:cNvGraphicFramePr>
@@ -9601,7 +9671,7 @@
                   <pic:spPr>
                     <a:xfrm>
                       <a:off x="0" y="0"/>
-                      <a:ext cx="4772691" cy="5029902"/>
+                      <a:ext cx="1400370" cy="1428949"/>
                     </a:xfrm>
                     <a:prstGeom prst="rect">
                       <a:avLst/>
@@ -9620,11 +9690,29 @@
           <w:bCs/>
         </w:rPr>
       </w:pPr>
-      <w:r>
-        <w:rPr>
-          <w:bCs/>
-        </w:rPr>
-        <w:t>The inbox will show the received message</w:t>
+    </w:p>
+    <w:p>
+      <w:pPr>
+        <w:pStyle w:val="Heading3"/>
+      </w:pPr>
+      <w:bookmarkStart w:id="35" w:name="_Toc214698534"/>
+      <w:r>
+        <w:lastRenderedPageBreak/>
+        <w:t>Viewing Inbox:</w:t>
+      </w:r>
+      <w:bookmarkEnd w:id="35"/>
+    </w:p>
+    <w:p>
+      <w:pPr>
+        <w:rPr>
+          <w:bCs/>
+        </w:rPr>
+      </w:pPr>
+      <w:r>
+        <w:rPr>
+          <w:bCs/>
+        </w:rPr>
+        <w:t>Login with the credentials of recipient’s user and password. On the dashboard, you will select ‘Inbox’</w:t>
       </w:r>
     </w:p>
     <w:p>
@@ -9638,12 +9726,11 @@
           <w:bCs/>
           <w:noProof/>
         </w:rPr>
-        <w:lastRenderedPageBreak/>
         <w:drawing>
-          <wp:inline distT="0" distB="0" distL="0" distR="0" wp14:anchorId="136744C9" wp14:editId="7BC68452">
-            <wp:extent cx="4753638" cy="5039428"/>
-            <wp:effectExtent l="0" t="0" r="8890" b="8890"/>
-            <wp:docPr id="39" name="Picture 39"/>
+          <wp:inline distT="0" distB="0" distL="0" distR="0" wp14:anchorId="72AEB896" wp14:editId="33EC4D13">
+            <wp:extent cx="4772691" cy="5029902"/>
+            <wp:effectExtent l="0" t="0" r="8890" b="0"/>
+            <wp:docPr id="38" name="Picture 38"/>
             <wp:cNvGraphicFramePr>
               <a:graphicFrameLocks xmlns:a="http://schemas.openxmlformats.org/drawingml/2006/main" noChangeAspect="1"/>
             </wp:cNvGraphicFramePr>
@@ -9663,7 +9750,7 @@
                   <pic:spPr>
                     <a:xfrm>
                       <a:off x="0" y="0"/>
-                      <a:ext cx="4753638" cy="5039428"/>
+                      <a:ext cx="4772691" cy="5029902"/>
                     </a:xfrm>
                     <a:prstGeom prst="rect">
                       <a:avLst/>
@@ -9686,44 +9773,7 @@
         <w:rPr>
           <w:bCs/>
         </w:rPr>
-        <w:t xml:space="preserve">If the verification process was </w:t>
-      </w:r>
-      <w:proofErr w:type="gramStart"/>
-      <w:r>
-        <w:rPr>
-          <w:bCs/>
-        </w:rPr>
-        <w:t>successful</w:t>
-      </w:r>
-      <w:proofErr w:type="gramEnd"/>
-      <w:r>
-        <w:rPr>
-          <w:bCs/>
-        </w:rPr>
-        <w:t xml:space="preserve"> the Verification tag shows as true.</w:t>
-      </w:r>
-    </w:p>
-    <w:p>
-      <w:pPr>
-        <w:pStyle w:val="Heading3"/>
-      </w:pPr>
-      <w:bookmarkStart w:id="36" w:name="_Toc214698535"/>
-      <w:r>
-        <w:t>Logging out:</w:t>
-      </w:r>
-      <w:bookmarkEnd w:id="36"/>
-    </w:p>
-    <w:p>
-      <w:pPr>
-        <w:rPr>
-          <w:bCs/>
-        </w:rPr>
-      </w:pPr>
-      <w:r>
-        <w:rPr>
-          <w:bCs/>
-        </w:rPr>
-        <w:t>To log out, simply click ‘Back’ and then ‘Logout’</w:t>
+        <w:t>The inbox will show the received message</w:t>
       </w:r>
     </w:p>
     <w:p>
@@ -9739,10 +9789,10 @@
         </w:rPr>
         <w:lastRenderedPageBreak/>
         <w:drawing>
-          <wp:inline distT="0" distB="0" distL="0" distR="0" wp14:anchorId="7DAF91F8" wp14:editId="537FCD68">
-            <wp:extent cx="4763165" cy="5039428"/>
-            <wp:effectExtent l="0" t="0" r="0" b="8890"/>
-            <wp:docPr id="40" name="Picture 40"/>
+          <wp:inline distT="0" distB="0" distL="0" distR="0" wp14:anchorId="136744C9" wp14:editId="7BC68452">
+            <wp:extent cx="4753638" cy="5039428"/>
+            <wp:effectExtent l="0" t="0" r="8890" b="8890"/>
+            <wp:docPr id="39" name="Picture 39"/>
             <wp:cNvGraphicFramePr>
               <a:graphicFrameLocks xmlns:a="http://schemas.openxmlformats.org/drawingml/2006/main" noChangeAspect="1"/>
             </wp:cNvGraphicFramePr>
@@ -9762,6 +9812,105 @@
                   <pic:spPr>
                     <a:xfrm>
                       <a:off x="0" y="0"/>
+                      <a:ext cx="4753638" cy="5039428"/>
+                    </a:xfrm>
+                    <a:prstGeom prst="rect">
+                      <a:avLst/>
+                    </a:prstGeom>
+                  </pic:spPr>
+                </pic:pic>
+              </a:graphicData>
+            </a:graphic>
+          </wp:inline>
+        </w:drawing>
+      </w:r>
+    </w:p>
+    <w:p>
+      <w:pPr>
+        <w:rPr>
+          <w:bCs/>
+        </w:rPr>
+      </w:pPr>
+      <w:r>
+        <w:rPr>
+          <w:bCs/>
+        </w:rPr>
+        <w:t xml:space="preserve">If the verification process was </w:t>
+      </w:r>
+      <w:proofErr w:type="gramStart"/>
+      <w:r>
+        <w:rPr>
+          <w:bCs/>
+        </w:rPr>
+        <w:t>successful</w:t>
+      </w:r>
+      <w:proofErr w:type="gramEnd"/>
+      <w:r>
+        <w:rPr>
+          <w:bCs/>
+        </w:rPr>
+        <w:t xml:space="preserve"> the Verification tag shows as true.</w:t>
+      </w:r>
+    </w:p>
+    <w:p>
+      <w:pPr>
+        <w:pStyle w:val="Heading3"/>
+      </w:pPr>
+      <w:bookmarkStart w:id="36" w:name="_Toc214698535"/>
+      <w:r>
+        <w:t>Logging out:</w:t>
+      </w:r>
+      <w:bookmarkEnd w:id="36"/>
+    </w:p>
+    <w:p>
+      <w:pPr>
+        <w:rPr>
+          <w:bCs/>
+        </w:rPr>
+      </w:pPr>
+      <w:r>
+        <w:rPr>
+          <w:bCs/>
+        </w:rPr>
+        <w:t>To log out, simply click ‘Back’ and then ‘Logout’</w:t>
+      </w:r>
+    </w:p>
+    <w:p>
+      <w:pPr>
+        <w:rPr>
+          <w:bCs/>
+        </w:rPr>
+      </w:pPr>
+      <w:r>
+        <w:rPr>
+          <w:bCs/>
+          <w:noProof/>
+        </w:rPr>
+        <w:lastRenderedPageBreak/>
+        <w:drawing>
+          <wp:inline distT="0" distB="0" distL="0" distR="0" wp14:anchorId="7DAF91F8" wp14:editId="537FCD68">
+            <wp:extent cx="4763165" cy="5039428"/>
+            <wp:effectExtent l="0" t="0" r="0" b="8890"/>
+            <wp:docPr id="40" name="Picture 40"/>
+            <wp:cNvGraphicFramePr>
+              <a:graphicFrameLocks xmlns:a="http://schemas.openxmlformats.org/drawingml/2006/main" noChangeAspect="1"/>
+            </wp:cNvGraphicFramePr>
+            <a:graphic xmlns:a="http://schemas.openxmlformats.org/drawingml/2006/main">
+              <a:graphicData uri="http://schemas.openxmlformats.org/drawingml/2006/picture">
+                <pic:pic xmlns:pic="http://schemas.openxmlformats.org/drawingml/2006/picture">
+                  <pic:nvPicPr>
+                    <pic:cNvPr id="1" name=""/>
+                    <pic:cNvPicPr/>
+                  </pic:nvPicPr>
+                  <pic:blipFill>
+                    <a:blip r:embed="rId60"/>
+                    <a:stretch>
+                      <a:fillRect/>
+                    </a:stretch>
+                  </pic:blipFill>
+                  <pic:spPr>
+                    <a:xfrm>
+                      <a:off x="0" y="0"/>
                       <a:ext cx="4763165" cy="5039428"/>
                     </a:xfrm>
                     <a:prstGeom prst="rect">
@@ -10440,7 +10589,7 @@
     </w:p>
     <w:p/>
     <w:sectPr>
-      <w:footerReference w:type="default" r:id="rId60"/>
+      <w:footerReference w:type="default" r:id="rId61"/>
       <w:pgSz w:w="12240" w:h="15840"/>
       <w:pgMar w:top="1440" w:right="1440" w:bottom="1440" w:left="1440" w:header="720" w:footer="720" w:gutter="0"/>
       <w:cols w:space="720"/>
